--- a/П-41_Соловьев_АС_ПЗ-07.docx
+++ b/П-41_Соловьев_АС_ПЗ-07.docx
@@ -12347,7 +12347,7 @@
                 <w:i w:val="0"/>
                 <w:sz w:val="18"/>
               </w:rPr>
-              <w:t>2,60</w:t>
+              <w:t>2,65</w:t>
             </w:r>
           </w:p>
         </w:tc>

--- a/П-41_Соловьев_АС_ПЗ-07.docx
+++ b/П-41_Соловьев_АС_ПЗ-07.docx
@@ -114,6 +114,7 @@
       <w:pPr>
         <w:spacing w:line="360" w:lineRule="auto" w:before="0" w:after="80"/>
         <w:ind w:firstLine="709"/>
+        <w:jc w:val="both"/>
       </w:pPr>
       <w:r>
         <w:rPr>
@@ -138,6 +139,7 @@
       <w:pPr>
         <w:spacing w:line="360" w:lineRule="auto" w:before="0" w:after="80"/>
         <w:ind w:firstLine="709"/>
+        <w:jc w:val="both"/>
       </w:pPr>
       <w:r>
         <w:rPr>
@@ -162,6 +164,7 @@
       <w:pPr>
         <w:spacing w:line="360" w:lineRule="auto" w:before="0" w:after="80"/>
         <w:ind w:firstLine="709"/>
+        <w:jc w:val="both"/>
       </w:pPr>
       <w:r>
         <w:rPr>
@@ -231,7 +234,7 @@
                 <w:rFonts w:ascii="Times New Roman" w:hAnsi="Times New Roman" w:eastAsia="Times New Roman"/>
                 <w:b/>
                 <w:i w:val="0"/>
-                <w:sz w:val="18"/>
+                <w:sz w:val="20"/>
               </w:rPr>
               <w:t>Исполнитель / роль</w:t>
             </w:r>
@@ -259,7 +262,7 @@
                 <w:rFonts w:ascii="Times New Roman" w:hAnsi="Times New Roman" w:eastAsia="Times New Roman"/>
                 <w:b/>
                 <w:i w:val="0"/>
-                <w:sz w:val="18"/>
+                <w:sz w:val="20"/>
               </w:rPr>
               <w:t>Группа</w:t>
             </w:r>
@@ -287,7 +290,7 @@
                 <w:rFonts w:ascii="Times New Roman" w:hAnsi="Times New Roman" w:eastAsia="Times New Roman"/>
                 <w:b/>
                 <w:i w:val="0"/>
-                <w:sz w:val="18"/>
+                <w:sz w:val="20"/>
               </w:rPr>
               <w:t>Функция в общей работе</w:t>
             </w:r>
@@ -319,7 +322,7 @@
                 <w:rFonts w:ascii="Times New Roman" w:hAnsi="Times New Roman" w:eastAsia="Times New Roman"/>
                 <w:b w:val="0"/>
                 <w:i w:val="0"/>
-                <w:sz w:val="18"/>
+                <w:sz w:val="20"/>
               </w:rPr>
               <w:t>Соловьев А. С.</w:t>
             </w:r>
@@ -346,7 +349,7 @@
                 <w:rFonts w:ascii="Times New Roman" w:hAnsi="Times New Roman" w:eastAsia="Times New Roman"/>
                 <w:b w:val="0"/>
                 <w:i w:val="0"/>
-                <w:sz w:val="18"/>
+                <w:sz w:val="20"/>
               </w:rPr>
               <w:t>П-41</w:t>
             </w:r>
@@ -373,7 +376,7 @@
                 <w:rFonts w:ascii="Times New Roman" w:hAnsi="Times New Roman" w:eastAsia="Times New Roman"/>
                 <w:b w:val="0"/>
                 <w:i w:val="0"/>
-                <w:sz w:val="18"/>
+                <w:sz w:val="20"/>
               </w:rPr>
               <w:t>Координация рабочей версии отчёта; расчёты по заданию 1; формулирование выводов и подготовка к защите.</w:t>
             </w:r>
@@ -405,7 +408,7 @@
                 <w:rFonts w:ascii="Times New Roman" w:hAnsi="Times New Roman" w:eastAsia="Times New Roman"/>
                 <w:b w:val="0"/>
                 <w:i w:val="0"/>
-                <w:sz w:val="18"/>
+                <w:sz w:val="20"/>
               </w:rPr>
               <w:t>Аналитик сценариев</w:t>
             </w:r>
@@ -432,7 +435,7 @@
                 <w:rFonts w:ascii="Times New Roman" w:hAnsi="Times New Roman" w:eastAsia="Times New Roman"/>
                 <w:b w:val="0"/>
                 <w:i w:val="0"/>
-                <w:sz w:val="18"/>
+                <w:sz w:val="20"/>
               </w:rPr>
               <w:t>Уточняется на семинаре</w:t>
             </w:r>
@@ -459,7 +462,7 @@
                 <w:rFonts w:ascii="Times New Roman" w:hAnsi="Times New Roman" w:eastAsia="Times New Roman"/>
                 <w:b w:val="0"/>
                 <w:i w:val="0"/>
-                <w:sz w:val="18"/>
+                <w:sz w:val="20"/>
               </w:rPr>
               <w:t>Проверка предпосылок, факторов среды и согласованности трёх сценариев.</w:t>
             </w:r>
@@ -491,7 +494,7 @@
                 <w:rFonts w:ascii="Times New Roman" w:hAnsi="Times New Roman" w:eastAsia="Times New Roman"/>
                 <w:b w:val="0"/>
                 <w:i w:val="0"/>
-                <w:sz w:val="18"/>
+                <w:sz w:val="20"/>
               </w:rPr>
               <w:t>Финансовый аналитик</w:t>
             </w:r>
@@ -518,7 +521,7 @@
                 <w:rFonts w:ascii="Times New Roman" w:hAnsi="Times New Roman" w:eastAsia="Times New Roman"/>
                 <w:b w:val="0"/>
                 <w:i w:val="0"/>
-                <w:sz w:val="18"/>
+                <w:sz w:val="20"/>
               </w:rPr>
               <w:t>Уточняется на семинаре</w:t>
             </w:r>
@@ -545,7 +548,7 @@
                 <w:rFonts w:ascii="Times New Roman" w:hAnsi="Times New Roman" w:eastAsia="Times New Roman"/>
                 <w:b w:val="0"/>
                 <w:i w:val="0"/>
-                <w:sz w:val="18"/>
+                <w:sz w:val="20"/>
               </w:rPr>
               <w:t>Проверка формул, единиц измерения, расчётов и критериев выбора.</w:t>
             </w:r>
@@ -577,7 +580,7 @@
                 <w:rFonts w:ascii="Times New Roman" w:hAnsi="Times New Roman" w:eastAsia="Times New Roman"/>
                 <w:b w:val="0"/>
                 <w:i w:val="0"/>
-                <w:sz w:val="18"/>
+                <w:sz w:val="20"/>
               </w:rPr>
               <w:t>Докладчик / критик</w:t>
             </w:r>
@@ -604,7 +607,7 @@
                 <w:rFonts w:ascii="Times New Roman" w:hAnsi="Times New Roman" w:eastAsia="Times New Roman"/>
                 <w:b w:val="0"/>
                 <w:i w:val="0"/>
-                <w:sz w:val="18"/>
+                <w:sz w:val="20"/>
               </w:rPr>
               <w:t>Уточняется на семинаре</w:t>
             </w:r>
@@ -631,7 +634,7 @@
                 <w:rFonts w:ascii="Times New Roman" w:hAnsi="Times New Roman" w:eastAsia="Times New Roman"/>
                 <w:b w:val="0"/>
                 <w:i w:val="0"/>
-                <w:sz w:val="18"/>
+                <w:sz w:val="20"/>
               </w:rPr>
               <w:t>Представление решения; проверка логики причин, рисков и аргументов.</w:t>
             </w:r>
@@ -648,6 +651,7 @@
       <w:pPr>
         <w:spacing w:line="360" w:lineRule="auto" w:before="0" w:after="80"/>
         <w:ind w:firstLine="709"/>
+        <w:jc w:val="both"/>
       </w:pPr>
       <w:r>
         <w:rPr>
@@ -680,6 +684,7 @@
       <w:pPr>
         <w:spacing w:line="360" w:lineRule="auto" w:before="0" w:after="80"/>
         <w:ind w:firstLine="709"/>
+        <w:jc w:val="both"/>
       </w:pPr>
       <w:r>
         <w:rPr>
@@ -697,7 +702,7 @@
           <w:i w:val="0"/>
           <w:sz w:val="28"/>
         </w:rPr>
-        <w:t xml:space="preserve"> — описание будущего состояния объекта управления, составленное с учётом правдоподобных предположений. Для одной проблемы обычно составляют минимум три согласованных варианта: пессимистический, оптимистический и ожидаемый (наиболее вероятный) [1, с. 154]. Метод особенно уместен в стратегическом, долгосрочном решении, когда результат зависит от нескольких неопределённых внешних и внутренних факторов.</w:t>
+        <w:t xml:space="preserve"> - описание будущего состояния объекта управления, составленное с учётом правдоподобных предположений. Для одной проблемы обычно составляют минимум три согласованных варианта: пессимистический, оптимистический и ожидаемый (наиболее вероятный) [1, с. 154]. Метод особенно уместен в стратегическом, долгосрочном решении, когда результат зависит от нескольких неопределённых внешних и внутренних факторов.</w:t>
       </w:r>
     </w:p>
     <w:p>
@@ -757,7 +762,7 @@
                 <w:rFonts w:ascii="Times New Roman" w:hAnsi="Times New Roman" w:eastAsia="Times New Roman"/>
                 <w:b/>
                 <w:i w:val="0"/>
-                <w:sz w:val="18"/>
+                <w:sz w:val="20"/>
               </w:rPr>
               <w:t>Этап</w:t>
             </w:r>
@@ -785,7 +790,7 @@
                 <w:rFonts w:ascii="Times New Roman" w:hAnsi="Times New Roman" w:eastAsia="Times New Roman"/>
                 <w:b/>
                 <w:i w:val="0"/>
-                <w:sz w:val="18"/>
+                <w:sz w:val="20"/>
               </w:rPr>
               <w:t>Содержание</w:t>
             </w:r>
@@ -813,7 +818,7 @@
                 <w:rFonts w:ascii="Times New Roman" w:hAnsi="Times New Roman" w:eastAsia="Times New Roman"/>
                 <w:b/>
                 <w:i w:val="0"/>
-                <w:sz w:val="18"/>
+                <w:sz w:val="20"/>
               </w:rPr>
               <w:t>Результат для руководителя</w:t>
             </w:r>
@@ -845,7 +850,7 @@
                 <w:rFonts w:ascii="Times New Roman" w:hAnsi="Times New Roman" w:eastAsia="Times New Roman"/>
                 <w:b w:val="0"/>
                 <w:i w:val="0"/>
-                <w:sz w:val="18"/>
+                <w:sz w:val="20"/>
               </w:rPr>
               <w:t>1. Формулировка проблемы</w:t>
             </w:r>
@@ -872,7 +877,7 @@
                 <w:rFonts w:ascii="Times New Roman" w:hAnsi="Times New Roman" w:eastAsia="Times New Roman"/>
                 <w:b w:val="0"/>
                 <w:i w:val="0"/>
-                <w:sz w:val="18"/>
+                <w:sz w:val="20"/>
               </w:rPr>
               <w:t>Сбор и анализ информации; согласование сути задачи с участниками решения</w:t>
             </w:r>
@@ -899,7 +904,7 @@
                 <w:rFonts w:ascii="Times New Roman" w:hAnsi="Times New Roman" w:eastAsia="Times New Roman"/>
                 <w:b w:val="0"/>
                 <w:i w:val="0"/>
-                <w:sz w:val="18"/>
+                <w:sz w:val="20"/>
               </w:rPr>
               <w:t>Чёткая граница решения: что требуется изменить и к какому сроку</w:t>
             </w:r>
@@ -931,7 +936,7 @@
                 <w:rFonts w:ascii="Times New Roman" w:hAnsi="Times New Roman" w:eastAsia="Times New Roman"/>
                 <w:b w:val="0"/>
                 <w:i w:val="0"/>
-                <w:sz w:val="18"/>
+                <w:sz w:val="20"/>
               </w:rPr>
               <w:t>2. Определение и группировка сфер влияния</w:t>
             </w:r>
@@ -958,7 +963,7 @@
                 <w:rFonts w:ascii="Times New Roman" w:hAnsi="Times New Roman" w:eastAsia="Times New Roman"/>
                 <w:b w:val="0"/>
                 <w:i w:val="0"/>
-                <w:sz w:val="18"/>
+                <w:sz w:val="20"/>
               </w:rPr>
               <w:t>Выделение критических точек бизнеса и факторов, способных изменить будущее</w:t>
             </w:r>
@@ -985,7 +990,7 @@
                 <w:rFonts w:ascii="Times New Roman" w:hAnsi="Times New Roman" w:eastAsia="Times New Roman"/>
                 <w:b w:val="0"/>
                 <w:i w:val="0"/>
-                <w:sz w:val="18"/>
+                <w:sz w:val="20"/>
               </w:rPr>
               <w:t>Карта внешних и внутренних драйверов</w:t>
             </w:r>
@@ -1017,7 +1022,7 @@
                 <w:rFonts w:ascii="Times New Roman" w:hAnsi="Times New Roman" w:eastAsia="Times New Roman"/>
                 <w:b w:val="0"/>
                 <w:i w:val="0"/>
-                <w:sz w:val="18"/>
+                <w:sz w:val="20"/>
               </w:rPr>
               <w:t>3. Определение показателей будущего состояния</w:t>
             </w:r>
@@ -1044,7 +1049,7 @@
                 <w:rFonts w:ascii="Times New Roman" w:hAnsi="Times New Roman" w:eastAsia="Times New Roman"/>
                 <w:b w:val="0"/>
                 <w:i w:val="0"/>
-                <w:sz w:val="18"/>
+                <w:sz w:val="20"/>
               </w:rPr>
               <w:t>Выбор измеримых показателей без завышенных или противоречивых целей</w:t>
             </w:r>
@@ -1071,7 +1076,7 @@
                 <w:rFonts w:ascii="Times New Roman" w:hAnsi="Times New Roman" w:eastAsia="Times New Roman"/>
                 <w:b w:val="0"/>
                 <w:i w:val="0"/>
-                <w:sz w:val="18"/>
+                <w:sz w:val="20"/>
               </w:rPr>
               <w:t>Критерии, по которым можно сравнивать сценарии</w:t>
             </w:r>
@@ -1103,7 +1108,7 @@
                 <w:rFonts w:ascii="Times New Roman" w:hAnsi="Times New Roman" w:eastAsia="Times New Roman"/>
                 <w:b w:val="0"/>
                 <w:i w:val="0"/>
-                <w:sz w:val="18"/>
+                <w:sz w:val="20"/>
               </w:rPr>
               <w:t>4. Формирование и отбор наборов предположений</w:t>
             </w:r>
@@ -1130,7 +1135,7 @@
                 <w:rFonts w:ascii="Times New Roman" w:hAnsi="Times New Roman" w:eastAsia="Times New Roman"/>
                 <w:b w:val="0"/>
                 <w:i w:val="0"/>
-                <w:sz w:val="18"/>
+                <w:sz w:val="20"/>
               </w:rPr>
               <w:t>Согласование совместимых предположений; отбор трёх наиболее содержательных наборов</w:t>
             </w:r>
@@ -1157,7 +1162,7 @@
                 <w:rFonts w:ascii="Times New Roman" w:hAnsi="Times New Roman" w:eastAsia="Times New Roman"/>
                 <w:b w:val="0"/>
                 <w:i w:val="0"/>
-                <w:sz w:val="18"/>
+                <w:sz w:val="20"/>
               </w:rPr>
               <w:t>Пессимистический, наиболее вероятный и оптимистический сценарии</w:t>
             </w:r>
@@ -1189,7 +1194,7 @@
                 <w:rFonts w:ascii="Times New Roman" w:hAnsi="Times New Roman" w:eastAsia="Times New Roman"/>
                 <w:b w:val="0"/>
                 <w:i w:val="0"/>
-                <w:sz w:val="18"/>
+                <w:sz w:val="20"/>
               </w:rPr>
               <w:t>5. Сопоставление показателей и предположений</w:t>
             </w:r>
@@ -1216,7 +1221,7 @@
                 <w:rFonts w:ascii="Times New Roman" w:hAnsi="Times New Roman" w:eastAsia="Times New Roman"/>
                 <w:b w:val="0"/>
                 <w:i w:val="0"/>
-                <w:sz w:val="18"/>
+                <w:sz w:val="20"/>
               </w:rPr>
               <w:t>Проверка, достижимы ли заданные показатели при принятых предпосылках</w:t>
             </w:r>
@@ -1243,7 +1248,7 @@
                 <w:rFonts w:ascii="Times New Roman" w:hAnsi="Times New Roman" w:eastAsia="Times New Roman"/>
                 <w:b w:val="0"/>
                 <w:i w:val="0"/>
-                <w:sz w:val="18"/>
+                <w:sz w:val="20"/>
               </w:rPr>
               <w:t>Уточнённые целевые значения и выявленные противоречия</w:t>
             </w:r>
@@ -1275,7 +1280,7 @@
                 <w:rFonts w:ascii="Times New Roman" w:hAnsi="Times New Roman" w:eastAsia="Times New Roman"/>
                 <w:b w:val="0"/>
                 <w:i w:val="0"/>
-                <w:sz w:val="18"/>
+                <w:sz w:val="20"/>
               </w:rPr>
               <w:t>6. Введение разрушительных событий</w:t>
             </w:r>
@@ -1302,7 +1307,7 @@
                 <w:rFonts w:ascii="Times New Roman" w:hAnsi="Times New Roman" w:eastAsia="Times New Roman"/>
                 <w:b w:val="0"/>
                 <w:i w:val="0"/>
-                <w:sz w:val="18"/>
+                <w:sz w:val="20"/>
               </w:rPr>
               <w:t>Рассмотрение негативного или позитивного переломного момента</w:t>
             </w:r>
@@ -1329,7 +1334,7 @@
                 <w:rFonts w:ascii="Times New Roman" w:hAnsi="Times New Roman" w:eastAsia="Times New Roman"/>
                 <w:b w:val="0"/>
                 <w:i w:val="0"/>
-                <w:sz w:val="18"/>
+                <w:sz w:val="20"/>
               </w:rPr>
               <w:t>Резервные действия и чувствительность стратегии к шоку</w:t>
             </w:r>
@@ -1361,7 +1366,7 @@
                 <w:rFonts w:ascii="Times New Roman" w:hAnsi="Times New Roman" w:eastAsia="Times New Roman"/>
                 <w:b w:val="0"/>
                 <w:i w:val="0"/>
-                <w:sz w:val="18"/>
+                <w:sz w:val="20"/>
               </w:rPr>
               <w:t>7. Установление последствий</w:t>
             </w:r>
@@ -1388,7 +1393,7 @@
                 <w:rFonts w:ascii="Times New Roman" w:hAnsi="Times New Roman" w:eastAsia="Times New Roman"/>
                 <w:b w:val="0"/>
                 <w:i w:val="0"/>
-                <w:sz w:val="18"/>
+                <w:sz w:val="20"/>
               </w:rPr>
               <w:t>Сравнение стратегических проблем и альтернатив развития</w:t>
             </w:r>
@@ -1415,7 +1420,7 @@
                 <w:rFonts w:ascii="Times New Roman" w:hAnsi="Times New Roman" w:eastAsia="Times New Roman"/>
                 <w:b w:val="0"/>
                 <w:i w:val="0"/>
-                <w:sz w:val="18"/>
+                <w:sz w:val="20"/>
               </w:rPr>
               <w:t>Обоснованный выбор стратегии и условия её пересмотра</w:t>
             </w:r>
@@ -1432,6 +1437,7 @@
       <w:pPr>
         <w:spacing w:line="360" w:lineRule="auto" w:before="0" w:after="80"/>
         <w:ind w:firstLine="709"/>
+        <w:jc w:val="both"/>
       </w:pPr>
       <w:r>
         <w:rPr>
@@ -1463,6 +1469,7 @@
       <w:pPr>
         <w:spacing w:line="360" w:lineRule="auto" w:before="0" w:after="80"/>
         <w:ind w:firstLine="709"/>
+        <w:jc w:val="both"/>
       </w:pPr>
       <w:r>
         <w:rPr>
@@ -1515,7 +1522,7 @@
                 <w:rFonts w:ascii="Times New Roman" w:hAnsi="Times New Roman" w:eastAsia="Times New Roman"/>
                 <w:b/>
                 <w:i w:val="0"/>
-                <w:sz w:val="18"/>
+                <w:sz w:val="20"/>
               </w:rPr>
               <w:t>Тип принимающего решение</w:t>
             </w:r>
@@ -1543,7 +1550,7 @@
                 <w:rFonts w:ascii="Times New Roman" w:hAnsi="Times New Roman" w:eastAsia="Times New Roman"/>
                 <w:b/>
                 <w:i w:val="0"/>
-                <w:sz w:val="18"/>
+                <w:sz w:val="20"/>
               </w:rPr>
               <w:t>Правило выбора</w:t>
             </w:r>
@@ -1571,7 +1578,7 @@
                 <w:rFonts w:ascii="Times New Roman" w:hAnsi="Times New Roman" w:eastAsia="Times New Roman"/>
                 <w:b/>
                 <w:i w:val="0"/>
-                <w:sz w:val="18"/>
+                <w:sz w:val="20"/>
               </w:rPr>
               <w:t>Практический смысл</w:t>
             </w:r>
@@ -1603,7 +1610,7 @@
                 <w:rFonts w:ascii="Times New Roman" w:hAnsi="Times New Roman" w:eastAsia="Times New Roman"/>
                 <w:b/>
                 <w:i w:val="0"/>
-                <w:sz w:val="18"/>
+                <w:sz w:val="20"/>
               </w:rPr>
               <w:t>Консерватор</w:t>
             </w:r>
@@ -1630,16 +1637,16 @@
                 <w:rFonts w:ascii="Times New Roman" w:hAnsi="Times New Roman" w:eastAsia="Times New Roman"/>
                 <w:b w:val="0"/>
                 <w:i w:val="0"/>
-                <w:sz w:val="18"/>
+                <w:sz w:val="20"/>
               </w:rPr>
               <w:t xml:space="preserve">Выбрать альтернативу с наилучшим худшим результатом: </w:t>
             </w:r>
             <w:r>
               <w:rPr>
-                <w:rFonts w:ascii="Courier New" w:hAnsi="Courier New" w:eastAsia="Courier New"/>
+                <w:rFonts w:ascii="Times New Roman" w:hAnsi="Times New Roman" w:eastAsia="Times New Roman"/>
                 <w:b w:val="0"/>
-                <w:i w:val="0"/>
-                <w:sz w:val="18"/>
+                <w:i/>
+                <w:sz w:val="20"/>
               </w:rPr>
               <w:t>max min(Π)</w:t>
             </w:r>
@@ -1666,7 +1673,7 @@
                 <w:rFonts w:ascii="Times New Roman" w:hAnsi="Times New Roman" w:eastAsia="Times New Roman"/>
                 <w:b w:val="0"/>
                 <w:i w:val="0"/>
-                <w:sz w:val="18"/>
+                <w:sz w:val="20"/>
               </w:rPr>
               <w:t>Сначала защитить организацию от наиболее тяжёлого последствия; критерий Вальда (maximin).</w:t>
             </w:r>
@@ -1698,7 +1705,7 @@
                 <w:rFonts w:ascii="Times New Roman" w:hAnsi="Times New Roman" w:eastAsia="Times New Roman"/>
                 <w:b/>
                 <w:i w:val="0"/>
-                <w:sz w:val="18"/>
+                <w:sz w:val="20"/>
               </w:rPr>
               <w:t>Рационалист</w:t>
             </w:r>
@@ -1725,16 +1732,16 @@
                 <w:rFonts w:ascii="Times New Roman" w:hAnsi="Times New Roman" w:eastAsia="Times New Roman"/>
                 <w:b w:val="0"/>
                 <w:i w:val="0"/>
-                <w:sz w:val="18"/>
+                <w:sz w:val="20"/>
               </w:rPr>
               <w:t xml:space="preserve">Выбрать максимум показателя в наиболее вероятном сценарии: </w:t>
             </w:r>
             <w:r>
               <w:rPr>
-                <w:rFonts w:ascii="Courier New" w:hAnsi="Courier New" w:eastAsia="Courier New"/>
+                <w:rFonts w:ascii="Times New Roman" w:hAnsi="Times New Roman" w:eastAsia="Times New Roman"/>
                 <w:b w:val="0"/>
-                <w:i w:val="0"/>
-                <w:sz w:val="18"/>
+                <w:i/>
+                <w:sz w:val="20"/>
               </w:rPr>
               <w:t>max(Π_нв)</w:t>
             </w:r>
@@ -1761,7 +1768,7 @@
                 <w:rFonts w:ascii="Times New Roman" w:hAnsi="Times New Roman" w:eastAsia="Times New Roman"/>
                 <w:b w:val="0"/>
                 <w:i w:val="0"/>
-                <w:sz w:val="18"/>
+                <w:sz w:val="20"/>
               </w:rPr>
               <w:t>Опираться на обоснованную базовую гипотезу, но сохранять план реакции на отклонения.</w:t>
             </w:r>
@@ -1793,7 +1800,7 @@
                 <w:rFonts w:ascii="Times New Roman" w:hAnsi="Times New Roman" w:eastAsia="Times New Roman"/>
                 <w:b/>
                 <w:i w:val="0"/>
-                <w:sz w:val="18"/>
+                <w:sz w:val="20"/>
               </w:rPr>
               <w:t>Авантюрист</w:t>
             </w:r>
@@ -1820,16 +1827,16 @@
                 <w:rFonts w:ascii="Times New Roman" w:hAnsi="Times New Roman" w:eastAsia="Times New Roman"/>
                 <w:b w:val="0"/>
                 <w:i w:val="0"/>
-                <w:sz w:val="18"/>
+                <w:sz w:val="20"/>
               </w:rPr>
               <w:t xml:space="preserve">Выбрать альтернативу с наибольшим возможным выигрышем: </w:t>
             </w:r>
             <w:r>
               <w:rPr>
-                <w:rFonts w:ascii="Courier New" w:hAnsi="Courier New" w:eastAsia="Courier New"/>
+                <w:rFonts w:ascii="Times New Roman" w:hAnsi="Times New Roman" w:eastAsia="Times New Roman"/>
                 <w:b w:val="0"/>
-                <w:i w:val="0"/>
-                <w:sz w:val="18"/>
+                <w:i/>
+                <w:sz w:val="20"/>
               </w:rPr>
               <w:t>max max(Π)</w:t>
             </w:r>
@@ -1856,7 +1863,7 @@
                 <w:rFonts w:ascii="Times New Roman" w:hAnsi="Times New Roman" w:eastAsia="Times New Roman"/>
                 <w:b w:val="0"/>
                 <w:i w:val="0"/>
-                <w:sz w:val="18"/>
+                <w:sz w:val="20"/>
               </w:rPr>
               <w:t>Стремиться к максимуму в благоприятной среде, принимая высокий риск потери.</w:t>
             </w:r>
@@ -1873,6 +1880,7 @@
       <w:pPr>
         <w:spacing w:line="360" w:lineRule="auto" w:before="0" w:after="80"/>
         <w:ind w:firstLine="709"/>
+        <w:jc w:val="both"/>
       </w:pPr>
       <w:r>
         <w:rPr>
@@ -1899,7 +1907,7 @@
           <w:i w:val="0"/>
           <w:sz w:val="28"/>
         </w:rPr>
-        <w:t xml:space="preserve"> — долгосрочное направление развития фирмы, а </w:t>
+        <w:t xml:space="preserve"> - долгосрочное направление развития фирмы, а </w:t>
       </w:r>
       <w:r>
         <w:rPr>
@@ -1917,7 +1925,7 @@
           <w:i w:val="0"/>
           <w:sz w:val="28"/>
         </w:rPr>
-        <w:t xml:space="preserve"> — конкретные краткосрочные действия, которыми стратегия реализуется. Критерий не заменяет управленческого суждения: он делает понятным, какой именно показатель стал основанием выбора.</w:t>
+        <w:t xml:space="preserve"> - конкретные краткосрочные действия, которыми стратегия реализуется. Критерий не заменяет управленческого суждения: он делает понятным, какой именно показатель стал основанием выбора.</w:t>
       </w:r>
     </w:p>
     <w:p>
@@ -1957,6 +1965,7 @@
       <w:pPr>
         <w:spacing w:line="360" w:lineRule="auto" w:before="0" w:after="80"/>
         <w:ind w:firstLine="709"/>
+        <w:jc w:val="both"/>
       </w:pPr>
       <w:r>
         <w:rPr>
@@ -1970,9 +1979,19 @@
     </w:p>
     <w:p>
       <w:pPr>
-        <w:pStyle w:val="ListBullet"/>
-        <w:spacing w:line="324" w:lineRule="auto" w:before="0" w:after="40"/>
+        <w:spacing w:line="360" w:lineRule="auto" w:before="0" w:after="80"/>
+        <w:ind w:left="709" w:hanging="312"/>
+        <w:jc w:val="both"/>
       </w:pPr>
+      <w:r>
+        <w:rPr>
+          <w:rFonts w:ascii="Times New Roman" w:hAnsi="Times New Roman" w:eastAsia="Times New Roman"/>
+          <w:b w:val="0"/>
+          <w:i w:val="0"/>
+          <w:sz w:val="28"/>
+        </w:rPr>
+        <w:t xml:space="preserve">• </w:t>
+      </w:r>
       <w:r>
         <w:rPr>
           <w:rFonts w:ascii="Times New Roman" w:hAnsi="Times New Roman" w:eastAsia="Times New Roman"/>
@@ -1989,14 +2008,24 @@
           <w:i w:val="0"/>
           <w:sz w:val="28"/>
         </w:rPr>
-        <w:t xml:space="preserve"> — расширить тематику газеты: добавить информационные материалы, телепрограммы, гороскопы, прогнозы погоды, кроссворды и т. п.;</w:t>
+        <w:t>: расширить тематику газеты: добавить информационные материалы, телепрограммы, гороскопы, прогнозы погоды, кроссворды и т. п.;</w:t>
       </w:r>
     </w:p>
     <w:p>
       <w:pPr>
-        <w:pStyle w:val="ListBullet"/>
-        <w:spacing w:line="324" w:lineRule="auto" w:before="0" w:after="40"/>
+        <w:spacing w:line="360" w:lineRule="auto" w:before="0" w:after="80"/>
+        <w:ind w:left="709" w:hanging="312"/>
+        <w:jc w:val="both"/>
       </w:pPr>
+      <w:r>
+        <w:rPr>
+          <w:rFonts w:ascii="Times New Roman" w:hAnsi="Times New Roman" w:eastAsia="Times New Roman"/>
+          <w:b w:val="0"/>
+          <w:i w:val="0"/>
+          <w:sz w:val="28"/>
+        </w:rPr>
+        <w:t xml:space="preserve">• </w:t>
+      </w:r>
       <w:r>
         <w:rPr>
           <w:rFonts w:ascii="Times New Roman" w:hAnsi="Times New Roman" w:eastAsia="Times New Roman"/>
@@ -2013,14 +2042,24 @@
           <w:i w:val="0"/>
           <w:sz w:val="28"/>
         </w:rPr>
-        <w:t xml:space="preserve"> — объединиться с конкурирующим изданием, практически не публикующим рекламу;</w:t>
+        <w:t>: объединиться с конкурирующим изданием, практически не публикующим рекламу;</w:t>
       </w:r>
     </w:p>
     <w:p>
       <w:pPr>
-        <w:pStyle w:val="ListBullet"/>
-        <w:spacing w:line="324" w:lineRule="auto" w:before="0" w:after="40"/>
+        <w:spacing w:line="360" w:lineRule="auto" w:before="0" w:after="80"/>
+        <w:ind w:left="709" w:hanging="312"/>
+        <w:jc w:val="both"/>
       </w:pPr>
+      <w:r>
+        <w:rPr>
+          <w:rFonts w:ascii="Times New Roman" w:hAnsi="Times New Roman" w:eastAsia="Times New Roman"/>
+          <w:b w:val="0"/>
+          <w:i w:val="0"/>
+          <w:sz w:val="28"/>
+        </w:rPr>
+        <w:t xml:space="preserve">• </w:t>
+      </w:r>
       <w:r>
         <w:rPr>
           <w:rFonts w:ascii="Times New Roman" w:hAnsi="Times New Roman" w:eastAsia="Times New Roman"/>
@@ -2037,13 +2076,14 @@
           <w:i w:val="0"/>
           <w:sz w:val="28"/>
         </w:rPr>
-        <w:t xml:space="preserve"> — создать рекламное агентство, для которого газета станет информационным вестником.</w:t>
+        <w:t>: создать рекламное агентство, для которого газета станет информационным вестником.</w:t>
       </w:r>
     </w:p>
     <w:p>
       <w:pPr>
         <w:spacing w:line="360" w:lineRule="auto" w:before="0" w:after="80"/>
         <w:ind w:firstLine="709"/>
+        <w:jc w:val="both"/>
       </w:pPr>
       <w:r>
         <w:rPr>
@@ -2120,6 +2160,7 @@
       <w:pPr>
         <w:spacing w:line="360" w:lineRule="auto" w:before="0" w:after="80"/>
         <w:ind w:firstLine="709"/>
+        <w:jc w:val="both"/>
       </w:pPr>
       <w:r>
         <w:rPr>
@@ -2132,9 +2173,9 @@
       </w:r>
       <w:r>
         <w:rPr>
-          <w:rFonts w:ascii="Courier New" w:hAnsi="Courier New" w:eastAsia="Courier New"/>
+          <w:rFonts w:ascii="Times New Roman" w:hAnsi="Times New Roman" w:eastAsia="Times New Roman"/>
           <w:b w:val="0"/>
-          <w:i w:val="0"/>
+          <w:i/>
           <w:sz w:val="28"/>
         </w:rPr>
         <w:t>P1</w:t>
@@ -2146,13 +2187,13 @@
           <w:i w:val="0"/>
           <w:sz w:val="28"/>
         </w:rPr>
-        <w:t xml:space="preserve"> — вероятность осуществления варианта; </w:t>
+        <w:t xml:space="preserve"> - вероятность осуществления варианта; </w:t>
       </w:r>
       <w:r>
         <w:rPr>
-          <w:rFonts w:ascii="Courier New" w:hAnsi="Courier New" w:eastAsia="Courier New"/>
+          <w:rFonts w:ascii="Times New Roman" w:hAnsi="Times New Roman" w:eastAsia="Times New Roman"/>
           <w:b w:val="0"/>
-          <w:i w:val="0"/>
+          <w:i/>
           <w:sz w:val="28"/>
         </w:rPr>
         <w:t>P2</w:t>
@@ -2164,13 +2205,13 @@
           <w:i w:val="0"/>
           <w:sz w:val="28"/>
         </w:rPr>
-        <w:t xml:space="preserve"> — вероятность коммерческого успеха при его осуществлении; </w:t>
+        <w:t xml:space="preserve"> - вероятность коммерческого успеха при его осуществлении; </w:t>
       </w:r>
       <w:r>
         <w:rPr>
-          <w:rFonts w:ascii="Courier New" w:hAnsi="Courier New" w:eastAsia="Courier New"/>
+          <w:rFonts w:ascii="Times New Roman" w:hAnsi="Times New Roman" w:eastAsia="Times New Roman"/>
           <w:b w:val="0"/>
-          <w:i w:val="0"/>
+          <w:i/>
           <w:sz w:val="28"/>
         </w:rPr>
         <w:t>N</w:t>
@@ -2182,13 +2223,13 @@
           <w:i w:val="0"/>
           <w:sz w:val="28"/>
         </w:rPr>
-        <w:t xml:space="preserve"> — годовой объём продаж, шт.; </w:t>
+        <w:t xml:space="preserve"> - годовой объём продаж, шт.; </w:t>
       </w:r>
       <w:r>
         <w:rPr>
-          <w:rFonts w:ascii="Courier New" w:hAnsi="Courier New" w:eastAsia="Courier New"/>
+          <w:rFonts w:ascii="Times New Roman" w:hAnsi="Times New Roman" w:eastAsia="Times New Roman"/>
           <w:b w:val="0"/>
-          <w:i w:val="0"/>
+          <w:i/>
           <w:sz w:val="28"/>
         </w:rPr>
         <w:t>Ц</w:t>
@@ -2200,13 +2241,13 @@
           <w:i w:val="0"/>
           <w:sz w:val="28"/>
         </w:rPr>
-        <w:t xml:space="preserve"> — цена единицы продукции, руб.; </w:t>
+        <w:t xml:space="preserve"> - цена единицы продукции, руб.; </w:t>
       </w:r>
       <w:r>
         <w:rPr>
-          <w:rFonts w:ascii="Courier New" w:hAnsi="Courier New" w:eastAsia="Courier New"/>
+          <w:rFonts w:ascii="Times New Roman" w:hAnsi="Times New Roman" w:eastAsia="Times New Roman"/>
           <w:b w:val="0"/>
-          <w:i w:val="0"/>
+          <w:i/>
           <w:sz w:val="28"/>
         </w:rPr>
         <w:t>M</w:t>
@@ -2218,13 +2259,13 @@
           <w:i w:val="0"/>
           <w:sz w:val="28"/>
         </w:rPr>
-        <w:t xml:space="preserve"> — период устойчивого сбыта, мес.; </w:t>
+        <w:t xml:space="preserve"> - период устойчивого сбыта, мес.; </w:t>
       </w:r>
       <w:r>
         <w:rPr>
-          <w:rFonts w:ascii="Courier New" w:hAnsi="Courier New" w:eastAsia="Courier New"/>
+          <w:rFonts w:ascii="Times New Roman" w:hAnsi="Times New Roman" w:eastAsia="Times New Roman"/>
           <w:b w:val="0"/>
-          <w:i w:val="0"/>
+          <w:i/>
           <w:sz w:val="28"/>
         </w:rPr>
         <w:t>S</w:t>
@@ -2236,13 +2277,13 @@
           <w:i w:val="0"/>
           <w:sz w:val="28"/>
         </w:rPr>
-        <w:t xml:space="preserve"> — себестоимость единицы продукции, руб.; </w:t>
+        <w:t xml:space="preserve"> - себестоимость единицы продукции, руб.; </w:t>
       </w:r>
       <w:r>
         <w:rPr>
-          <w:rFonts w:ascii="Courier New" w:hAnsi="Courier New" w:eastAsia="Courier New"/>
+          <w:rFonts w:ascii="Times New Roman" w:hAnsi="Times New Roman" w:eastAsia="Times New Roman"/>
           <w:b w:val="0"/>
-          <w:i w:val="0"/>
+          <w:i/>
           <w:sz w:val="28"/>
         </w:rPr>
         <w:t>З</w:t>
@@ -2254,13 +2295,13 @@
           <w:i w:val="0"/>
           <w:sz w:val="28"/>
         </w:rPr>
-        <w:t xml:space="preserve"> — затраты на продвижение на рынок, руб. Индексы </w:t>
+        <w:t xml:space="preserve"> - затраты на продвижение на рынок, руб. Индексы </w:t>
       </w:r>
       <w:r>
         <w:rPr>
-          <w:rFonts w:ascii="Courier New" w:hAnsi="Courier New" w:eastAsia="Courier New"/>
+          <w:rFonts w:ascii="Times New Roman" w:hAnsi="Times New Roman" w:eastAsia="Times New Roman"/>
           <w:b w:val="0"/>
-          <w:i w:val="0"/>
+          <w:i/>
           <w:sz w:val="28"/>
         </w:rPr>
         <w:t>пес</w:t>
@@ -2276,9 +2317,9 @@
       </w:r>
       <w:r>
         <w:rPr>
-          <w:rFonts w:ascii="Courier New" w:hAnsi="Courier New" w:eastAsia="Courier New"/>
+          <w:rFonts w:ascii="Times New Roman" w:hAnsi="Times New Roman" w:eastAsia="Times New Roman"/>
           <w:b w:val="0"/>
-          <w:i w:val="0"/>
+          <w:i/>
           <w:sz w:val="28"/>
         </w:rPr>
         <w:t>нв</w:t>
@@ -2294,9 +2335,9 @@
       </w:r>
       <w:r>
         <w:rPr>
-          <w:rFonts w:ascii="Courier New" w:hAnsi="Courier New" w:eastAsia="Courier New"/>
+          <w:rFonts w:ascii="Times New Roman" w:hAnsi="Times New Roman" w:eastAsia="Times New Roman"/>
           <w:b w:val="0"/>
-          <w:i w:val="0"/>
+          <w:i/>
           <w:sz w:val="28"/>
         </w:rPr>
         <w:t>опт</w:t>
@@ -2315,6 +2356,7 @@
       <w:pPr>
         <w:spacing w:line="360" w:lineRule="auto" w:before="0" w:after="80"/>
         <w:ind w:firstLine="709"/>
+        <w:jc w:val="both"/>
       </w:pPr>
       <w:r>
         <w:rPr>
@@ -2371,7 +2413,7 @@
                 <w:rFonts w:ascii="Times New Roman" w:hAnsi="Times New Roman" w:eastAsia="Times New Roman"/>
                 <w:b/>
                 <w:i w:val="0"/>
-                <w:sz w:val="18"/>
+                <w:sz w:val="20"/>
               </w:rPr>
               <w:t>Вариант</w:t>
             </w:r>
@@ -2399,7 +2441,7 @@
                 <w:rFonts w:ascii="Times New Roman" w:hAnsi="Times New Roman" w:eastAsia="Times New Roman"/>
                 <w:b/>
                 <w:i w:val="0"/>
-                <w:sz w:val="18"/>
+                <w:sz w:val="20"/>
               </w:rPr>
               <w:t>P1пес</w:t>
             </w:r>
@@ -2427,7 +2469,7 @@
                 <w:rFonts w:ascii="Times New Roman" w:hAnsi="Times New Roman" w:eastAsia="Times New Roman"/>
                 <w:b/>
                 <w:i w:val="0"/>
-                <w:sz w:val="18"/>
+                <w:sz w:val="20"/>
               </w:rPr>
               <w:t>P1нв</w:t>
             </w:r>
@@ -2455,7 +2497,7 @@
                 <w:rFonts w:ascii="Times New Roman" w:hAnsi="Times New Roman" w:eastAsia="Times New Roman"/>
                 <w:b/>
                 <w:i w:val="0"/>
-                <w:sz w:val="18"/>
+                <w:sz w:val="20"/>
               </w:rPr>
               <w:t>P1опт</w:t>
             </w:r>
@@ -2483,7 +2525,7 @@
                 <w:rFonts w:ascii="Times New Roman" w:hAnsi="Times New Roman" w:eastAsia="Times New Roman"/>
                 <w:b/>
                 <w:i w:val="0"/>
-                <w:sz w:val="18"/>
+                <w:sz w:val="20"/>
               </w:rPr>
               <w:t>P2пес</w:t>
             </w:r>
@@ -2511,7 +2553,7 @@
                 <w:rFonts w:ascii="Times New Roman" w:hAnsi="Times New Roman" w:eastAsia="Times New Roman"/>
                 <w:b/>
                 <w:i w:val="0"/>
-                <w:sz w:val="18"/>
+                <w:sz w:val="20"/>
               </w:rPr>
               <w:t>P2нв</w:t>
             </w:r>
@@ -2539,7 +2581,7 @@
                 <w:rFonts w:ascii="Times New Roman" w:hAnsi="Times New Roman" w:eastAsia="Times New Roman"/>
                 <w:b/>
                 <w:i w:val="0"/>
-                <w:sz w:val="18"/>
+                <w:sz w:val="20"/>
               </w:rPr>
               <w:t>P2опт</w:t>
             </w:r>
@@ -2571,7 +2613,7 @@
                 <w:rFonts w:ascii="Times New Roman" w:hAnsi="Times New Roman" w:eastAsia="Times New Roman"/>
                 <w:b w:val="0"/>
                 <w:i w:val="0"/>
-                <w:sz w:val="18"/>
+                <w:sz w:val="20"/>
               </w:rPr>
               <w:t>1. Расширение тематики</w:t>
             </w:r>
@@ -2598,7 +2640,7 @@
                 <w:rFonts w:ascii="Times New Roman" w:hAnsi="Times New Roman" w:eastAsia="Times New Roman"/>
                 <w:b w:val="0"/>
                 <w:i w:val="0"/>
-                <w:sz w:val="18"/>
+                <w:sz w:val="20"/>
               </w:rPr>
               <w:t>0,5</w:t>
             </w:r>
@@ -2625,7 +2667,7 @@
                 <w:rFonts w:ascii="Times New Roman" w:hAnsi="Times New Roman" w:eastAsia="Times New Roman"/>
                 <w:b w:val="0"/>
                 <w:i w:val="0"/>
-                <w:sz w:val="18"/>
+                <w:sz w:val="20"/>
               </w:rPr>
               <w:t>0,6</w:t>
             </w:r>
@@ -2652,7 +2694,7 @@
                 <w:rFonts w:ascii="Times New Roman" w:hAnsi="Times New Roman" w:eastAsia="Times New Roman"/>
                 <w:b w:val="0"/>
                 <w:i w:val="0"/>
-                <w:sz w:val="18"/>
+                <w:sz w:val="20"/>
               </w:rPr>
               <w:t>0,9</w:t>
             </w:r>
@@ -2679,7 +2721,7 @@
                 <w:rFonts w:ascii="Times New Roman" w:hAnsi="Times New Roman" w:eastAsia="Times New Roman"/>
                 <w:b w:val="0"/>
                 <w:i w:val="0"/>
-                <w:sz w:val="18"/>
+                <w:sz w:val="20"/>
               </w:rPr>
               <w:t>0,4</w:t>
             </w:r>
@@ -2706,7 +2748,7 @@
                 <w:rFonts w:ascii="Times New Roman" w:hAnsi="Times New Roman" w:eastAsia="Times New Roman"/>
                 <w:b w:val="0"/>
                 <w:i w:val="0"/>
-                <w:sz w:val="18"/>
+                <w:sz w:val="20"/>
               </w:rPr>
               <w:t>0,6</w:t>
             </w:r>
@@ -2733,7 +2775,7 @@
                 <w:rFonts w:ascii="Times New Roman" w:hAnsi="Times New Roman" w:eastAsia="Times New Roman"/>
                 <w:b w:val="0"/>
                 <w:i w:val="0"/>
-                <w:sz w:val="18"/>
+                <w:sz w:val="20"/>
               </w:rPr>
               <w:t>0,7</w:t>
             </w:r>
@@ -2765,7 +2807,7 @@
                 <w:rFonts w:ascii="Times New Roman" w:hAnsi="Times New Roman" w:eastAsia="Times New Roman"/>
                 <w:b w:val="0"/>
                 <w:i w:val="0"/>
-                <w:sz w:val="18"/>
+                <w:sz w:val="20"/>
               </w:rPr>
               <w:t>2. Объединение с изданием</w:t>
             </w:r>
@@ -2792,7 +2834,7 @@
                 <w:rFonts w:ascii="Times New Roman" w:hAnsi="Times New Roman" w:eastAsia="Times New Roman"/>
                 <w:b w:val="0"/>
                 <w:i w:val="0"/>
-                <w:sz w:val="18"/>
+                <w:sz w:val="20"/>
               </w:rPr>
               <w:t>0,2</w:t>
             </w:r>
@@ -2819,7 +2861,7 @@
                 <w:rFonts w:ascii="Times New Roman" w:hAnsi="Times New Roman" w:eastAsia="Times New Roman"/>
                 <w:b w:val="0"/>
                 <w:i w:val="0"/>
-                <w:sz w:val="18"/>
+                <w:sz w:val="20"/>
               </w:rPr>
               <w:t>0,3</w:t>
             </w:r>
@@ -2846,7 +2888,7 @@
                 <w:rFonts w:ascii="Times New Roman" w:hAnsi="Times New Roman" w:eastAsia="Times New Roman"/>
                 <w:b w:val="0"/>
                 <w:i w:val="0"/>
-                <w:sz w:val="18"/>
+                <w:sz w:val="20"/>
               </w:rPr>
               <w:t>0,5</w:t>
             </w:r>
@@ -2873,7 +2915,7 @@
                 <w:rFonts w:ascii="Times New Roman" w:hAnsi="Times New Roman" w:eastAsia="Times New Roman"/>
                 <w:b w:val="0"/>
                 <w:i w:val="0"/>
-                <w:sz w:val="18"/>
+                <w:sz w:val="20"/>
               </w:rPr>
               <w:t>0,2</w:t>
             </w:r>
@@ -2900,7 +2942,7 @@
                 <w:rFonts w:ascii="Times New Roman" w:hAnsi="Times New Roman" w:eastAsia="Times New Roman"/>
                 <w:b w:val="0"/>
                 <w:i w:val="0"/>
-                <w:sz w:val="18"/>
+                <w:sz w:val="20"/>
               </w:rPr>
               <w:t>0,3</w:t>
             </w:r>
@@ -2927,7 +2969,7 @@
                 <w:rFonts w:ascii="Times New Roman" w:hAnsi="Times New Roman" w:eastAsia="Times New Roman"/>
                 <w:b w:val="0"/>
                 <w:i w:val="0"/>
-                <w:sz w:val="18"/>
+                <w:sz w:val="20"/>
               </w:rPr>
               <w:t>0,6</w:t>
             </w:r>
@@ -2959,7 +3001,7 @@
                 <w:rFonts w:ascii="Times New Roman" w:hAnsi="Times New Roman" w:eastAsia="Times New Roman"/>
                 <w:b w:val="0"/>
                 <w:i w:val="0"/>
-                <w:sz w:val="18"/>
+                <w:sz w:val="20"/>
               </w:rPr>
               <w:t>3. Рекламное агентство</w:t>
             </w:r>
@@ -2986,7 +3028,7 @@
                 <w:rFonts w:ascii="Times New Roman" w:hAnsi="Times New Roman" w:eastAsia="Times New Roman"/>
                 <w:b w:val="0"/>
                 <w:i w:val="0"/>
-                <w:sz w:val="18"/>
+                <w:sz w:val="20"/>
               </w:rPr>
               <w:t>0,3</w:t>
             </w:r>
@@ -3013,7 +3055,7 @@
                 <w:rFonts w:ascii="Times New Roman" w:hAnsi="Times New Roman" w:eastAsia="Times New Roman"/>
                 <w:b w:val="0"/>
                 <w:i w:val="0"/>
-                <w:sz w:val="18"/>
+                <w:sz w:val="20"/>
               </w:rPr>
               <w:t>0,5</w:t>
             </w:r>
@@ -3040,7 +3082,7 @@
                 <w:rFonts w:ascii="Times New Roman" w:hAnsi="Times New Roman" w:eastAsia="Times New Roman"/>
                 <w:b w:val="0"/>
                 <w:i w:val="0"/>
-                <w:sz w:val="18"/>
+                <w:sz w:val="20"/>
               </w:rPr>
               <w:t>0,7</w:t>
             </w:r>
@@ -3067,7 +3109,7 @@
                 <w:rFonts w:ascii="Times New Roman" w:hAnsi="Times New Roman" w:eastAsia="Times New Roman"/>
                 <w:b w:val="0"/>
                 <w:i w:val="0"/>
-                <w:sz w:val="18"/>
+                <w:sz w:val="20"/>
               </w:rPr>
               <w:t>0,5</w:t>
             </w:r>
@@ -3094,7 +3136,7 @@
                 <w:rFonts w:ascii="Times New Roman" w:hAnsi="Times New Roman" w:eastAsia="Times New Roman"/>
                 <w:b w:val="0"/>
                 <w:i w:val="0"/>
-                <w:sz w:val="18"/>
+                <w:sz w:val="20"/>
               </w:rPr>
               <w:t>0,7</w:t>
             </w:r>
@@ -3121,7 +3163,7 @@
                 <w:rFonts w:ascii="Times New Roman" w:hAnsi="Times New Roman" w:eastAsia="Times New Roman"/>
                 <w:b w:val="0"/>
                 <w:i w:val="0"/>
-                <w:sz w:val="18"/>
+                <w:sz w:val="20"/>
               </w:rPr>
               <w:t>0,9</w:t>
             </w:r>
@@ -3138,6 +3180,7 @@
       <w:pPr>
         <w:spacing w:line="360" w:lineRule="auto" w:before="0" w:after="80"/>
         <w:ind w:firstLine="709"/>
+        <w:jc w:val="both"/>
       </w:pPr>
       <w:r>
         <w:rPr>
@@ -3194,7 +3237,7 @@
                 <w:rFonts w:ascii="Times New Roman" w:hAnsi="Times New Roman" w:eastAsia="Times New Roman"/>
                 <w:b/>
                 <w:i w:val="0"/>
-                <w:sz w:val="18"/>
+                <w:sz w:val="20"/>
               </w:rPr>
               <w:t>Вариант</w:t>
             </w:r>
@@ -3222,7 +3265,7 @@
                 <w:rFonts w:ascii="Times New Roman" w:hAnsi="Times New Roman" w:eastAsia="Times New Roman"/>
                 <w:b/>
                 <w:i w:val="0"/>
-                <w:sz w:val="18"/>
+                <w:sz w:val="20"/>
               </w:rPr>
               <w:t>Nпес, шт.</w:t>
             </w:r>
@@ -3250,7 +3293,7 @@
                 <w:rFonts w:ascii="Times New Roman" w:hAnsi="Times New Roman" w:eastAsia="Times New Roman"/>
                 <w:b/>
                 <w:i w:val="0"/>
-                <w:sz w:val="18"/>
+                <w:sz w:val="20"/>
               </w:rPr>
               <w:t>Nнв, шт.</w:t>
             </w:r>
@@ -3278,7 +3321,7 @@
                 <w:rFonts w:ascii="Times New Roman" w:hAnsi="Times New Roman" w:eastAsia="Times New Roman"/>
                 <w:b/>
                 <w:i w:val="0"/>
-                <w:sz w:val="18"/>
+                <w:sz w:val="20"/>
               </w:rPr>
               <w:t>Nопт, шт.</w:t>
             </w:r>
@@ -3306,7 +3349,7 @@
                 <w:rFonts w:ascii="Times New Roman" w:hAnsi="Times New Roman" w:eastAsia="Times New Roman"/>
                 <w:b/>
                 <w:i w:val="0"/>
-                <w:sz w:val="18"/>
+                <w:sz w:val="20"/>
               </w:rPr>
               <w:t>Ц, руб.</w:t>
             </w:r>
@@ -3334,7 +3377,7 @@
                 <w:rFonts w:ascii="Times New Roman" w:hAnsi="Times New Roman" w:eastAsia="Times New Roman"/>
                 <w:b/>
                 <w:i w:val="0"/>
-                <w:sz w:val="18"/>
+                <w:sz w:val="20"/>
               </w:rPr>
               <w:t>S, руб.</w:t>
             </w:r>
@@ -3362,7 +3405,7 @@
                 <w:rFonts w:ascii="Times New Roman" w:hAnsi="Times New Roman" w:eastAsia="Times New Roman"/>
                 <w:b/>
                 <w:i w:val="0"/>
-                <w:sz w:val="18"/>
+                <w:sz w:val="20"/>
               </w:rPr>
               <w:t>З, руб.</w:t>
             </w:r>
@@ -3394,7 +3437,7 @@
                 <w:rFonts w:ascii="Times New Roman" w:hAnsi="Times New Roman" w:eastAsia="Times New Roman"/>
                 <w:b w:val="0"/>
                 <w:i w:val="0"/>
-                <w:sz w:val="18"/>
+                <w:sz w:val="20"/>
               </w:rPr>
               <w:t>1. Расширение тематики</w:t>
             </w:r>
@@ -3421,7 +3464,7 @@
                 <w:rFonts w:ascii="Times New Roman" w:hAnsi="Times New Roman" w:eastAsia="Times New Roman"/>
                 <w:b w:val="0"/>
                 <w:i w:val="0"/>
-                <w:sz w:val="18"/>
+                <w:sz w:val="20"/>
               </w:rPr>
               <w:t>100 000</w:t>
             </w:r>
@@ -3448,7 +3491,7 @@
                 <w:rFonts w:ascii="Times New Roman" w:hAnsi="Times New Roman" w:eastAsia="Times New Roman"/>
                 <w:b w:val="0"/>
                 <w:i w:val="0"/>
-                <w:sz w:val="18"/>
+                <w:sz w:val="20"/>
               </w:rPr>
               <w:t>150 000</w:t>
             </w:r>
@@ -3475,7 +3518,7 @@
                 <w:rFonts w:ascii="Times New Roman" w:hAnsi="Times New Roman" w:eastAsia="Times New Roman"/>
                 <w:b w:val="0"/>
                 <w:i w:val="0"/>
-                <w:sz w:val="18"/>
+                <w:sz w:val="20"/>
               </w:rPr>
               <w:t>200 000</w:t>
             </w:r>
@@ -3502,7 +3545,7 @@
                 <w:rFonts w:ascii="Times New Roman" w:hAnsi="Times New Roman" w:eastAsia="Times New Roman"/>
                 <w:b w:val="0"/>
                 <w:i w:val="0"/>
-                <w:sz w:val="18"/>
+                <w:sz w:val="20"/>
               </w:rPr>
               <w:t>6</w:t>
             </w:r>
@@ -3529,7 +3572,7 @@
                 <w:rFonts w:ascii="Times New Roman" w:hAnsi="Times New Roman" w:eastAsia="Times New Roman"/>
                 <w:b w:val="0"/>
                 <w:i w:val="0"/>
-                <w:sz w:val="18"/>
+                <w:sz w:val="20"/>
               </w:rPr>
               <w:t>5</w:t>
             </w:r>
@@ -3556,7 +3599,7 @@
                 <w:rFonts w:ascii="Times New Roman" w:hAnsi="Times New Roman" w:eastAsia="Times New Roman"/>
                 <w:b w:val="0"/>
                 <w:i w:val="0"/>
-                <w:sz w:val="18"/>
+                <w:sz w:val="20"/>
               </w:rPr>
               <w:t>128 000</w:t>
             </w:r>
@@ -3588,7 +3631,7 @@
                 <w:rFonts w:ascii="Times New Roman" w:hAnsi="Times New Roman" w:eastAsia="Times New Roman"/>
                 <w:b w:val="0"/>
                 <w:i w:val="0"/>
-                <w:sz w:val="18"/>
+                <w:sz w:val="20"/>
               </w:rPr>
               <w:t>2. Объединение с изданием</w:t>
             </w:r>
@@ -3615,7 +3658,7 @@
                 <w:rFonts w:ascii="Times New Roman" w:hAnsi="Times New Roman" w:eastAsia="Times New Roman"/>
                 <w:b w:val="0"/>
                 <w:i w:val="0"/>
-                <w:sz w:val="18"/>
+                <w:sz w:val="20"/>
               </w:rPr>
               <w:t>50 000</w:t>
             </w:r>
@@ -3642,7 +3685,7 @@
                 <w:rFonts w:ascii="Times New Roman" w:hAnsi="Times New Roman" w:eastAsia="Times New Roman"/>
                 <w:b w:val="0"/>
                 <w:i w:val="0"/>
-                <w:sz w:val="18"/>
+                <w:sz w:val="20"/>
               </w:rPr>
               <w:t>100 000</w:t>
             </w:r>
@@ -3669,7 +3712,7 @@
                 <w:rFonts w:ascii="Times New Roman" w:hAnsi="Times New Roman" w:eastAsia="Times New Roman"/>
                 <w:b w:val="0"/>
                 <w:i w:val="0"/>
-                <w:sz w:val="18"/>
+                <w:sz w:val="20"/>
               </w:rPr>
               <w:t>120 000</w:t>
             </w:r>
@@ -3696,7 +3739,7 @@
                 <w:rFonts w:ascii="Times New Roman" w:hAnsi="Times New Roman" w:eastAsia="Times New Roman"/>
                 <w:b w:val="0"/>
                 <w:i w:val="0"/>
-                <w:sz w:val="18"/>
+                <w:sz w:val="20"/>
               </w:rPr>
               <w:t>7</w:t>
             </w:r>
@@ -3723,7 +3766,7 @@
                 <w:rFonts w:ascii="Times New Roman" w:hAnsi="Times New Roman" w:eastAsia="Times New Roman"/>
                 <w:b w:val="0"/>
                 <w:i w:val="0"/>
-                <w:sz w:val="18"/>
+                <w:sz w:val="20"/>
               </w:rPr>
               <w:t>6</w:t>
             </w:r>
@@ -3750,7 +3793,7 @@
                 <w:rFonts w:ascii="Times New Roman" w:hAnsi="Times New Roman" w:eastAsia="Times New Roman"/>
                 <w:b w:val="0"/>
                 <w:i w:val="0"/>
-                <w:sz w:val="18"/>
+                <w:sz w:val="20"/>
               </w:rPr>
               <w:t>96 000</w:t>
             </w:r>
@@ -3782,7 +3825,7 @@
                 <w:rFonts w:ascii="Times New Roman" w:hAnsi="Times New Roman" w:eastAsia="Times New Roman"/>
                 <w:b w:val="0"/>
                 <w:i w:val="0"/>
-                <w:sz w:val="18"/>
+                <w:sz w:val="20"/>
               </w:rPr>
               <w:t>3. Рекламное агентство</w:t>
             </w:r>
@@ -3809,7 +3852,7 @@
                 <w:rFonts w:ascii="Times New Roman" w:hAnsi="Times New Roman" w:eastAsia="Times New Roman"/>
                 <w:b w:val="0"/>
                 <w:i w:val="0"/>
-                <w:sz w:val="18"/>
+                <w:sz w:val="20"/>
               </w:rPr>
               <w:t>140 000</w:t>
             </w:r>
@@ -3836,7 +3879,7 @@
                 <w:rFonts w:ascii="Times New Roman" w:hAnsi="Times New Roman" w:eastAsia="Times New Roman"/>
                 <w:b w:val="0"/>
                 <w:i w:val="0"/>
-                <w:sz w:val="18"/>
+                <w:sz w:val="20"/>
               </w:rPr>
               <w:t>160 000</w:t>
             </w:r>
@@ -3863,7 +3906,7 @@
                 <w:rFonts w:ascii="Times New Roman" w:hAnsi="Times New Roman" w:eastAsia="Times New Roman"/>
                 <w:b w:val="0"/>
                 <w:i w:val="0"/>
-                <w:sz w:val="18"/>
+                <w:sz w:val="20"/>
               </w:rPr>
               <w:t>200 000</w:t>
             </w:r>
@@ -3890,7 +3933,7 @@
                 <w:rFonts w:ascii="Times New Roman" w:hAnsi="Times New Roman" w:eastAsia="Times New Roman"/>
                 <w:b w:val="0"/>
                 <w:i w:val="0"/>
-                <w:sz w:val="18"/>
+                <w:sz w:val="20"/>
               </w:rPr>
               <w:t>4</w:t>
             </w:r>
@@ -3917,7 +3960,7 @@
                 <w:rFonts w:ascii="Times New Roman" w:hAnsi="Times New Roman" w:eastAsia="Times New Roman"/>
                 <w:b w:val="0"/>
                 <w:i w:val="0"/>
-                <w:sz w:val="18"/>
+                <w:sz w:val="20"/>
               </w:rPr>
               <w:t>3</w:t>
             </w:r>
@@ -3944,7 +3987,7 @@
                 <w:rFonts w:ascii="Times New Roman" w:hAnsi="Times New Roman" w:eastAsia="Times New Roman"/>
                 <w:b w:val="0"/>
                 <w:i w:val="0"/>
-                <w:sz w:val="18"/>
+                <w:sz w:val="20"/>
               </w:rPr>
               <w:t>150 000</w:t>
             </w:r>
@@ -3999,7 +4042,7 @@
                 <w:rFonts w:ascii="Times New Roman" w:hAnsi="Times New Roman" w:eastAsia="Times New Roman"/>
                 <w:b/>
                 <w:i w:val="0"/>
-                <w:sz w:val="18"/>
+                <w:sz w:val="20"/>
               </w:rPr>
               <w:t>Вариант</w:t>
             </w:r>
@@ -4027,7 +4070,7 @@
                 <w:rFonts w:ascii="Times New Roman" w:hAnsi="Times New Roman" w:eastAsia="Times New Roman"/>
                 <w:b/>
                 <w:i w:val="0"/>
-                <w:sz w:val="18"/>
+                <w:sz w:val="20"/>
               </w:rPr>
               <w:t>Mпес, мес.</w:t>
             </w:r>
@@ -4055,7 +4098,7 @@
                 <w:rFonts w:ascii="Times New Roman" w:hAnsi="Times New Roman" w:eastAsia="Times New Roman"/>
                 <w:b/>
                 <w:i w:val="0"/>
-                <w:sz w:val="18"/>
+                <w:sz w:val="20"/>
               </w:rPr>
               <w:t>Mнв, мес.</w:t>
             </w:r>
@@ -4083,7 +4126,7 @@
                 <w:rFonts w:ascii="Times New Roman" w:hAnsi="Times New Roman" w:eastAsia="Times New Roman"/>
                 <w:b/>
                 <w:i w:val="0"/>
-                <w:sz w:val="18"/>
+                <w:sz w:val="20"/>
               </w:rPr>
               <w:t>Mопт, мес.</w:t>
             </w:r>
@@ -4115,7 +4158,7 @@
                 <w:rFonts w:ascii="Times New Roman" w:hAnsi="Times New Roman" w:eastAsia="Times New Roman"/>
                 <w:b w:val="0"/>
                 <w:i w:val="0"/>
-                <w:sz w:val="18"/>
+                <w:sz w:val="20"/>
               </w:rPr>
               <w:t>1. Расширение тематики</w:t>
             </w:r>
@@ -4142,7 +4185,7 @@
                 <w:rFonts w:ascii="Times New Roman" w:hAnsi="Times New Roman" w:eastAsia="Times New Roman"/>
                 <w:b w:val="0"/>
                 <w:i w:val="0"/>
-                <w:sz w:val="18"/>
+                <w:sz w:val="20"/>
               </w:rPr>
               <w:t>6</w:t>
             </w:r>
@@ -4169,7 +4212,7 @@
                 <w:rFonts w:ascii="Times New Roman" w:hAnsi="Times New Roman" w:eastAsia="Times New Roman"/>
                 <w:b w:val="0"/>
                 <w:i w:val="0"/>
-                <w:sz w:val="18"/>
+                <w:sz w:val="20"/>
               </w:rPr>
               <w:t>12</w:t>
             </w:r>
@@ -4196,7 +4239,7 @@
                 <w:rFonts w:ascii="Times New Roman" w:hAnsi="Times New Roman" w:eastAsia="Times New Roman"/>
                 <w:b w:val="0"/>
                 <w:i w:val="0"/>
-                <w:sz w:val="18"/>
+                <w:sz w:val="20"/>
               </w:rPr>
               <w:t>18</w:t>
             </w:r>
@@ -4228,7 +4271,7 @@
                 <w:rFonts w:ascii="Times New Roman" w:hAnsi="Times New Roman" w:eastAsia="Times New Roman"/>
                 <w:b w:val="0"/>
                 <w:i w:val="0"/>
-                <w:sz w:val="18"/>
+                <w:sz w:val="20"/>
               </w:rPr>
               <w:t>2. Объединение с изданием</w:t>
             </w:r>
@@ -4255,7 +4298,7 @@
                 <w:rFonts w:ascii="Times New Roman" w:hAnsi="Times New Roman" w:eastAsia="Times New Roman"/>
                 <w:b w:val="0"/>
                 <w:i w:val="0"/>
-                <w:sz w:val="18"/>
+                <w:sz w:val="20"/>
               </w:rPr>
               <w:t>4</w:t>
             </w:r>
@@ -4282,7 +4325,7 @@
                 <w:rFonts w:ascii="Times New Roman" w:hAnsi="Times New Roman" w:eastAsia="Times New Roman"/>
                 <w:b w:val="0"/>
                 <w:i w:val="0"/>
-                <w:sz w:val="18"/>
+                <w:sz w:val="20"/>
               </w:rPr>
               <w:t>8</w:t>
             </w:r>
@@ -4309,7 +4352,7 @@
                 <w:rFonts w:ascii="Times New Roman" w:hAnsi="Times New Roman" w:eastAsia="Times New Roman"/>
                 <w:b w:val="0"/>
                 <w:i w:val="0"/>
-                <w:sz w:val="18"/>
+                <w:sz w:val="20"/>
               </w:rPr>
               <w:t>12</w:t>
             </w:r>
@@ -4341,7 +4384,7 @@
                 <w:rFonts w:ascii="Times New Roman" w:hAnsi="Times New Roman" w:eastAsia="Times New Roman"/>
                 <w:b w:val="0"/>
                 <w:i w:val="0"/>
-                <w:sz w:val="18"/>
+                <w:sz w:val="20"/>
               </w:rPr>
               <w:t>3. Рекламное агентство</w:t>
             </w:r>
@@ -4368,7 +4411,7 @@
                 <w:rFonts w:ascii="Times New Roman" w:hAnsi="Times New Roman" w:eastAsia="Times New Roman"/>
                 <w:b w:val="0"/>
                 <w:i w:val="0"/>
-                <w:sz w:val="18"/>
+                <w:sz w:val="20"/>
               </w:rPr>
               <w:t>8</w:t>
             </w:r>
@@ -4395,7 +4438,7 @@
                 <w:rFonts w:ascii="Times New Roman" w:hAnsi="Times New Roman" w:eastAsia="Times New Roman"/>
                 <w:b w:val="0"/>
                 <w:i w:val="0"/>
-                <w:sz w:val="18"/>
+                <w:sz w:val="20"/>
               </w:rPr>
               <w:t>14</w:t>
             </w:r>
@@ -4422,7 +4465,7 @@
                 <w:rFonts w:ascii="Times New Roman" w:hAnsi="Times New Roman" w:eastAsia="Times New Roman"/>
                 <w:b w:val="0"/>
                 <w:i w:val="0"/>
-                <w:sz w:val="18"/>
+                <w:sz w:val="20"/>
               </w:rPr>
               <w:t>20</w:t>
             </w:r>
@@ -4455,6 +4498,7 @@
       <w:pPr>
         <w:spacing w:line="360" w:lineRule="auto" w:before="0" w:after="80"/>
         <w:ind w:firstLine="709"/>
+        <w:jc w:val="both"/>
       </w:pPr>
       <w:r>
         <w:rPr>
@@ -4467,9 +4511,9 @@
       </w:r>
       <w:r>
         <w:rPr>
-          <w:rFonts w:ascii="Courier New" w:hAnsi="Courier New" w:eastAsia="Courier New"/>
+          <w:rFonts w:ascii="Times New Roman" w:hAnsi="Times New Roman" w:eastAsia="Times New Roman"/>
           <w:b w:val="0"/>
-          <w:i w:val="0"/>
+          <w:i/>
           <w:sz w:val="28"/>
         </w:rPr>
         <w:t>N</w:t>
@@ -4481,7 +4525,7 @@
           <w:i w:val="0"/>
           <w:sz w:val="28"/>
         </w:rPr>
-        <w:t xml:space="preserve"> — </w:t>
+        <w:t xml:space="preserve"> - </w:t>
       </w:r>
       <w:r>
         <w:rPr>
@@ -4503,9 +4547,9 @@
       </w:r>
       <w:r>
         <w:rPr>
-          <w:rFonts w:ascii="Courier New" w:hAnsi="Courier New" w:eastAsia="Courier New"/>
+          <w:rFonts w:ascii="Times New Roman" w:hAnsi="Times New Roman" w:eastAsia="Times New Roman"/>
           <w:b w:val="0"/>
-          <w:i w:val="0"/>
+          <w:i/>
           <w:sz w:val="28"/>
         </w:rPr>
         <w:t>M</w:t>
@@ -4524,6 +4568,7 @@
       <w:pPr>
         <w:spacing w:line="360" w:lineRule="auto" w:before="0" w:after="80"/>
         <w:ind w:firstLine="709"/>
+        <w:jc w:val="both"/>
       </w:pPr>
       <w:r>
         <w:rPr>
@@ -4545,9 +4590,9 @@
       </w:r>
       <w:r>
         <w:rPr>
-          <w:rFonts w:ascii="Courier New" w:hAnsi="Courier New" w:eastAsia="Courier New"/>
+          <w:rFonts w:ascii="Times New Roman" w:hAnsi="Times New Roman" w:eastAsia="Times New Roman"/>
           <w:b w:val="0"/>
-          <w:i w:val="0"/>
+          <w:i/>
           <w:sz w:val="28"/>
         </w:rPr>
         <w:t>Q</w:t>
@@ -4559,13 +4604,13 @@
           <w:i w:val="0"/>
           <w:sz w:val="28"/>
         </w:rPr>
-        <w:t xml:space="preserve"> — объём продаж за период устойчивого сбыта, </w:t>
+        <w:t xml:space="preserve"> - объём продаж за период устойчивого сбыта, </w:t>
       </w:r>
       <w:r>
         <w:rPr>
-          <w:rFonts w:ascii="Courier New" w:hAnsi="Courier New" w:eastAsia="Courier New"/>
+          <w:rFonts w:ascii="Times New Roman" w:hAnsi="Times New Roman" w:eastAsia="Times New Roman"/>
           <w:b w:val="0"/>
-          <w:i w:val="0"/>
+          <w:i/>
           <w:sz w:val="28"/>
         </w:rPr>
         <w:t>i</w:t>
@@ -4577,13 +4622,13 @@
           <w:i w:val="0"/>
           <w:sz w:val="28"/>
         </w:rPr>
-        <w:t xml:space="preserve"> — вариант, </w:t>
+        <w:t xml:space="preserve"> - вариант, </w:t>
       </w:r>
       <w:r>
         <w:rPr>
-          <w:rFonts w:ascii="Courier New" w:hAnsi="Courier New" w:eastAsia="Courier New"/>
+          <w:rFonts w:ascii="Times New Roman" w:hAnsi="Times New Roman" w:eastAsia="Times New Roman"/>
           <w:b w:val="0"/>
-          <w:i w:val="0"/>
+          <w:i/>
           <w:sz w:val="28"/>
         </w:rPr>
         <w:t>s</w:t>
@@ -4595,13 +4640,14 @@
           <w:i w:val="0"/>
           <w:sz w:val="28"/>
         </w:rPr>
-        <w:t xml:space="preserve"> — сценарий.</w:t>
+        <w:t xml:space="preserve"> - сценарий.</w:t>
       </w:r>
     </w:p>
     <w:p>
       <w:pPr>
         <w:spacing w:line="360" w:lineRule="auto" w:before="0" w:after="80"/>
         <w:ind w:firstLine="709"/>
+        <w:jc w:val="both"/>
       </w:pPr>
       <w:r>
         <w:rPr>
@@ -4617,6 +4663,7 @@
       <w:pPr>
         <w:spacing w:line="360" w:lineRule="auto" w:before="0" w:after="80"/>
         <w:ind w:firstLine="709"/>
+        <w:jc w:val="both"/>
       </w:pPr>
       <w:r>
         <w:rPr>
@@ -4632,6 +4679,7 @@
       <w:pPr>
         <w:spacing w:line="360" w:lineRule="auto" w:before="0" w:after="80"/>
         <w:ind w:firstLine="709"/>
+        <w:jc w:val="both"/>
       </w:pPr>
       <w:r>
         <w:rPr>
@@ -4681,6 +4729,7 @@
       <w:pPr>
         <w:spacing w:line="360" w:lineRule="auto" w:before="0" w:after="80"/>
         <w:ind w:firstLine="709"/>
+        <w:jc w:val="both"/>
       </w:pPr>
       <w:r>
         <w:rPr>
@@ -4693,9 +4742,9 @@
       </w:r>
       <w:r>
         <w:rPr>
-          <w:rFonts w:ascii="Courier New" w:hAnsi="Courier New" w:eastAsia="Courier New"/>
+          <w:rFonts w:ascii="Times New Roman" w:hAnsi="Times New Roman" w:eastAsia="Times New Roman"/>
           <w:b w:val="0"/>
-          <w:i w:val="0"/>
+          <w:i/>
           <w:sz w:val="28"/>
         </w:rPr>
         <w:t>P1 × P2</w:t>
@@ -4711,9 +4760,9 @@
       </w:r>
       <w:r>
         <w:rPr>
-          <w:rFonts w:ascii="Courier New" w:hAnsi="Courier New" w:eastAsia="Courier New"/>
+          <w:rFonts w:ascii="Times New Roman" w:hAnsi="Times New Roman" w:eastAsia="Times New Roman"/>
           <w:b w:val="0"/>
-          <w:i w:val="0"/>
+          <w:i/>
           <w:sz w:val="28"/>
         </w:rPr>
         <w:t>З</w:t>
@@ -4746,8 +4795,25 @@
     </w:p>
     <w:p>
       <w:pPr>
+        <w:keepNext/>
+        <w:spacing w:before="160" w:after="120"/>
+        <w:ind w:firstLine="0"/>
+        <w:jc w:val="left"/>
+      </w:pPr>
+      <w:r>
+        <w:rPr>
+          <w:rFonts w:ascii="Times New Roman" w:hAnsi="Times New Roman" w:eastAsia="Times New Roman"/>
+          <w:b/>
+          <w:sz w:val="26"/>
+        </w:rPr>
+        <w:t>Вариант 1: расширение тематики</w:t>
+      </w:r>
+    </w:p>
+    <w:p>
+      <w:pPr>
         <w:spacing w:line="360" w:lineRule="auto" w:before="0" w:after="80"/>
-        <w:ind w:firstLine="709"/>
+        <w:ind w:left="709" w:hanging="312"/>
+        <w:jc w:val="both"/>
       </w:pPr>
       <w:r>
         <w:rPr>
@@ -4756,13 +4822,23 @@
           <w:i w:val="0"/>
           <w:sz w:val="28"/>
         </w:rPr>
-        <w:t>#### Вариант 1 — расширение тематики</w:t>
+        <w:t xml:space="preserve">• Пессимистический сценарий: </w:t>
+      </w:r>
+      <w:r>
+        <w:rPr>
+          <w:rFonts w:ascii="Times New Roman" w:hAnsi="Times New Roman" w:eastAsia="Times New Roman"/>
+          <w:b w:val="0"/>
+          <w:i/>
+          <w:sz w:val="28"/>
+        </w:rPr>
+        <w:t>Q = 100 000 × 6 / 12 = 50 000 шт.; p = 0,5 × 0,4 = 0,20; Π = 0,20 × [50 000 × (6 − 5) − 128 000] = −15 600 руб.</w:t>
       </w:r>
     </w:p>
     <w:p>
       <w:pPr>
-        <w:pStyle w:val="ListBullet"/>
-        <w:spacing w:line="324" w:lineRule="auto" w:before="0" w:after="40"/>
+        <w:spacing w:line="360" w:lineRule="auto" w:before="0" w:after="80"/>
+        <w:ind w:left="709" w:hanging="312"/>
+        <w:jc w:val="both"/>
       </w:pPr>
       <w:r>
         <w:rPr>
@@ -4771,22 +4847,23 @@
           <w:i w:val="0"/>
           <w:sz w:val="28"/>
         </w:rPr>
-        <w:t xml:space="preserve">Пессимистический сценарий: </w:t>
+        <w:t xml:space="preserve">• Наиболее вероятный сценарий: </w:t>
       </w:r>
       <w:r>
         <w:rPr>
-          <w:rFonts w:ascii="Courier New" w:hAnsi="Courier New" w:eastAsia="Courier New"/>
+          <w:rFonts w:ascii="Times New Roman" w:hAnsi="Times New Roman" w:eastAsia="Times New Roman"/>
           <w:b w:val="0"/>
-          <w:i w:val="0"/>
+          <w:i/>
           <w:sz w:val="28"/>
         </w:rPr>
-        <w:t>Q = 100 000 × 6 / 12 = 50 000 шт.; p = 0,5 × 0,4 = 0,20; Π = 0,20 × [50 000 × (6 − 5) − 128 000] = −15 600 руб.</w:t>
+        <w:t>Q = 150 000 × 12 / 12 = 150 000 шт.; p = 0,6 × 0,6 = 0,36; Π = 0,36 × [150 000 × 1 − 128 000] = 7 920 руб.</w:t>
       </w:r>
     </w:p>
     <w:p>
       <w:pPr>
-        <w:pStyle w:val="ListBullet"/>
-        <w:spacing w:line="324" w:lineRule="auto" w:before="0" w:after="40"/>
+        <w:spacing w:line="360" w:lineRule="auto" w:before="0" w:after="80"/>
+        <w:ind w:left="709" w:hanging="312"/>
+        <w:jc w:val="both"/>
       </w:pPr>
       <w:r>
         <w:rPr>
@@ -4795,22 +4872,39 @@
           <w:i w:val="0"/>
           <w:sz w:val="28"/>
         </w:rPr>
-        <w:t xml:space="preserve">Наиболее вероятный сценарий: </w:t>
+        <w:t xml:space="preserve">• Оптимистический сценарий: </w:t>
       </w:r>
       <w:r>
         <w:rPr>
-          <w:rFonts w:ascii="Courier New" w:hAnsi="Courier New" w:eastAsia="Courier New"/>
+          <w:rFonts w:ascii="Times New Roman" w:hAnsi="Times New Roman" w:eastAsia="Times New Roman"/>
           <w:b w:val="0"/>
-          <w:i w:val="0"/>
+          <w:i/>
           <w:sz w:val="28"/>
         </w:rPr>
-        <w:t>Q = 150 000 × 12 / 12 = 150 000 шт.; p = 0,6 × 0,6 = 0,36; Π = 0,36 × [150 000 × 1 − 128 000] = 7 920 руб.</w:t>
+        <w:t>Q = 200 000 × 18 / 12 = 300 000 шт.; p = 0,9 × 0,7 = 0,63; Π = 0,63 × [300 000 × 1 − 128 000] = 108 360 руб.</w:t>
       </w:r>
     </w:p>
     <w:p>
       <w:pPr>
-        <w:pStyle w:val="ListBullet"/>
-        <w:spacing w:line="324" w:lineRule="auto" w:before="0" w:after="40"/>
+        <w:keepNext/>
+        <w:spacing w:before="160" w:after="120"/>
+        <w:ind w:firstLine="0"/>
+        <w:jc w:val="left"/>
+      </w:pPr>
+      <w:r>
+        <w:rPr>
+          <w:rFonts w:ascii="Times New Roman" w:hAnsi="Times New Roman" w:eastAsia="Times New Roman"/>
+          <w:b/>
+          <w:sz w:val="26"/>
+        </w:rPr>
+        <w:t>Вариант 2: объединение с конкурирующим изданием</w:t>
+      </w:r>
+    </w:p>
+    <w:p>
+      <w:pPr>
+        <w:spacing w:line="360" w:lineRule="auto" w:before="0" w:after="80"/>
+        <w:ind w:left="709" w:hanging="312"/>
+        <w:jc w:val="both"/>
       </w:pPr>
       <w:r>
         <w:rPr>
@@ -4819,22 +4913,23 @@
           <w:i w:val="0"/>
           <w:sz w:val="28"/>
         </w:rPr>
-        <w:t xml:space="preserve">Оптимистический сценарий: </w:t>
+        <w:t xml:space="preserve">• Пессимистический сценарий: </w:t>
       </w:r>
       <w:r>
         <w:rPr>
-          <w:rFonts w:ascii="Courier New" w:hAnsi="Courier New" w:eastAsia="Courier New"/>
+          <w:rFonts w:ascii="Times New Roman" w:hAnsi="Times New Roman" w:eastAsia="Times New Roman"/>
           <w:b w:val="0"/>
-          <w:i w:val="0"/>
+          <w:i/>
           <w:sz w:val="28"/>
         </w:rPr>
-        <w:t>Q = 200 000 × 18 / 12 = 300 000 шт.; p = 0,9 × 0,7 = 0,63; Π = 0,63 × [300 000 × 1 − 128 000] = 108 360 руб.</w:t>
+        <w:t>Q = 50 000 × 4 / 12 = 16 666,67 шт.; p = 0,2 × 0,2 = 0,04; Π = 0,04 × [16 666,67 × (7 − 6) − 96 000] = −3 173,33 руб.</w:t>
       </w:r>
     </w:p>
     <w:p>
       <w:pPr>
         <w:spacing w:line="360" w:lineRule="auto" w:before="0" w:after="80"/>
-        <w:ind w:firstLine="709"/>
+        <w:ind w:left="709" w:hanging="312"/>
+        <w:jc w:val="both"/>
       </w:pPr>
       <w:r>
         <w:rPr>
@@ -4843,13 +4938,23 @@
           <w:i w:val="0"/>
           <w:sz w:val="28"/>
         </w:rPr>
-        <w:t>#### Вариант 2 — объединение с конкурирующим изданием</w:t>
+        <w:t xml:space="preserve">• Наиболее вероятный сценарий: </w:t>
+      </w:r>
+      <w:r>
+        <w:rPr>
+          <w:rFonts w:ascii="Times New Roman" w:hAnsi="Times New Roman" w:eastAsia="Times New Roman"/>
+          <w:b w:val="0"/>
+          <w:i/>
+          <w:sz w:val="28"/>
+        </w:rPr>
+        <w:t>Q = 100 000 × 8 / 12 = 66 666,67 шт.; p = 0,3 × 0,3 = 0,09; Π = 0,09 × [66 666,67 × 1 − 96 000] = −2 640 руб.</w:t>
       </w:r>
     </w:p>
     <w:p>
       <w:pPr>
-        <w:pStyle w:val="ListBullet"/>
-        <w:spacing w:line="324" w:lineRule="auto" w:before="0" w:after="40"/>
+        <w:spacing w:line="360" w:lineRule="auto" w:before="0" w:after="80"/>
+        <w:ind w:left="709" w:hanging="312"/>
+        <w:jc w:val="both"/>
       </w:pPr>
       <w:r>
         <w:rPr>
@@ -4858,22 +4963,39 @@
           <w:i w:val="0"/>
           <w:sz w:val="28"/>
         </w:rPr>
-        <w:t xml:space="preserve">Пессимистический сценарий: </w:t>
+        <w:t xml:space="preserve">• Оптимистический сценарий: </w:t>
       </w:r>
       <w:r>
         <w:rPr>
-          <w:rFonts w:ascii="Courier New" w:hAnsi="Courier New" w:eastAsia="Courier New"/>
+          <w:rFonts w:ascii="Times New Roman" w:hAnsi="Times New Roman" w:eastAsia="Times New Roman"/>
           <w:b w:val="0"/>
-          <w:i w:val="0"/>
+          <w:i/>
           <w:sz w:val="28"/>
         </w:rPr>
-        <w:t>Q = 50 000 × 4 / 12 = 16 666,67 шт.; p = 0,2 × 0,2 = 0,04; Π = 0,04 × [16 666,67 × (7 − 6) − 96 000] = −3 173,33 руб.</w:t>
+        <w:t>Q = 120 000 × 12 / 12 = 120 000 шт.; p = 0,5 × 0,6 = 0,30; Π = 0,30 × [120 000 × 1 − 96 000] = 7 200 руб.</w:t>
       </w:r>
     </w:p>
     <w:p>
       <w:pPr>
-        <w:pStyle w:val="ListBullet"/>
-        <w:spacing w:line="324" w:lineRule="auto" w:before="0" w:after="40"/>
+        <w:keepNext/>
+        <w:spacing w:before="160" w:after="120"/>
+        <w:ind w:firstLine="0"/>
+        <w:jc w:val="left"/>
+      </w:pPr>
+      <w:r>
+        <w:rPr>
+          <w:rFonts w:ascii="Times New Roman" w:hAnsi="Times New Roman" w:eastAsia="Times New Roman"/>
+          <w:b/>
+          <w:sz w:val="26"/>
+        </w:rPr>
+        <w:t>Вариант 3: создание рекламного агентства</w:t>
+      </w:r>
+    </w:p>
+    <w:p>
+      <w:pPr>
+        <w:spacing w:line="360" w:lineRule="auto" w:before="0" w:after="80"/>
+        <w:ind w:left="709" w:hanging="312"/>
+        <w:jc w:val="both"/>
       </w:pPr>
       <w:r>
         <w:rPr>
@@ -4882,22 +5004,23 @@
           <w:i w:val="0"/>
           <w:sz w:val="28"/>
         </w:rPr>
-        <w:t xml:space="preserve">Наиболее вероятный сценарий: </w:t>
+        <w:t xml:space="preserve">• Пессимистический сценарий: </w:t>
       </w:r>
       <w:r>
         <w:rPr>
-          <w:rFonts w:ascii="Courier New" w:hAnsi="Courier New" w:eastAsia="Courier New"/>
+          <w:rFonts w:ascii="Times New Roman" w:hAnsi="Times New Roman" w:eastAsia="Times New Roman"/>
           <w:b w:val="0"/>
-          <w:i w:val="0"/>
+          <w:i/>
           <w:sz w:val="28"/>
         </w:rPr>
-        <w:t>Q = 100 000 × 8 / 12 = 66 666,67 шт.; p = 0,3 × 0,3 = 0,09; Π = 0,09 × [66 666,67 × 1 − 96 000] = −2 640 руб.</w:t>
+        <w:t>Q = 140 000 × 8 / 12 = 93 333,33 шт.; p = 0,3 × 0,5 = 0,15; Π = 0,15 × [93 333,33 × (4 − 3) − 150 000] = −8 500 руб.</w:t>
       </w:r>
     </w:p>
     <w:p>
       <w:pPr>
-        <w:pStyle w:val="ListBullet"/>
-        <w:spacing w:line="324" w:lineRule="auto" w:before="0" w:after="40"/>
+        <w:spacing w:line="360" w:lineRule="auto" w:before="0" w:after="80"/>
+        <w:ind w:left="709" w:hanging="312"/>
+        <w:jc w:val="both"/>
       </w:pPr>
       <w:r>
         <w:rPr>
@@ -4906,22 +5029,23 @@
           <w:i w:val="0"/>
           <w:sz w:val="28"/>
         </w:rPr>
-        <w:t xml:space="preserve">Оптимистический сценарий: </w:t>
+        <w:t xml:space="preserve">• Наиболее вероятный сценарий: </w:t>
       </w:r>
       <w:r>
         <w:rPr>
-          <w:rFonts w:ascii="Courier New" w:hAnsi="Courier New" w:eastAsia="Courier New"/>
+          <w:rFonts w:ascii="Times New Roman" w:hAnsi="Times New Roman" w:eastAsia="Times New Roman"/>
           <w:b w:val="0"/>
-          <w:i w:val="0"/>
+          <w:i/>
           <w:sz w:val="28"/>
         </w:rPr>
-        <w:t>Q = 120 000 × 12 / 12 = 120 000 шт.; p = 0,5 × 0,6 = 0,30; Π = 0,30 × [120 000 × 1 − 96 000] = 7 200 руб.</w:t>
+        <w:t>Q = 160 000 × 14 / 12 = 186 666,67 шт.; p = 0,5 × 0,7 = 0,35; Π = 0,35 × [186 666,67 × 1 − 150 000] = 12 833,33 руб.</w:t>
       </w:r>
     </w:p>
     <w:p>
       <w:pPr>
         <w:spacing w:line="360" w:lineRule="auto" w:before="0" w:after="80"/>
-        <w:ind w:firstLine="709"/>
+        <w:ind w:left="709" w:hanging="312"/>
+        <w:jc w:val="both"/>
       </w:pPr>
       <w:r>
         <w:rPr>
@@ -4930,76 +5054,13 @@
           <w:i w:val="0"/>
           <w:sz w:val="28"/>
         </w:rPr>
-        <w:t>#### Вариант 3 — создание рекламного агентства</w:t>
+        <w:t xml:space="preserve">• Оптимистический сценарий: </w:t>
       </w:r>
-    </w:p>
-    <w:p>
-      <w:pPr>
-        <w:pStyle w:val="ListBullet"/>
-        <w:spacing w:line="324" w:lineRule="auto" w:before="0" w:after="40"/>
-      </w:pPr>
       <w:r>
         <w:rPr>
           <w:rFonts w:ascii="Times New Roman" w:hAnsi="Times New Roman" w:eastAsia="Times New Roman"/>
           <w:b w:val="0"/>
-          <w:i w:val="0"/>
-          <w:sz w:val="28"/>
-        </w:rPr>
-        <w:t xml:space="preserve">Пессимистический сценарий: </w:t>
-      </w:r>
-      <w:r>
-        <w:rPr>
-          <w:rFonts w:ascii="Courier New" w:hAnsi="Courier New" w:eastAsia="Courier New"/>
-          <w:b w:val="0"/>
-          <w:i w:val="0"/>
-          <w:sz w:val="28"/>
-        </w:rPr>
-        <w:t>Q = 140 000 × 8 / 12 = 93 333,33 шт.; p = 0,3 × 0,5 = 0,15; Π = 0,15 × [93 333,33 × (4 − 3) − 150 000] = −8 500 руб.</w:t>
-      </w:r>
-    </w:p>
-    <w:p>
-      <w:pPr>
-        <w:pStyle w:val="ListBullet"/>
-        <w:spacing w:line="324" w:lineRule="auto" w:before="0" w:after="40"/>
-      </w:pPr>
-      <w:r>
-        <w:rPr>
-          <w:rFonts w:ascii="Times New Roman" w:hAnsi="Times New Roman" w:eastAsia="Times New Roman"/>
-          <w:b w:val="0"/>
-          <w:i w:val="0"/>
-          <w:sz w:val="28"/>
-        </w:rPr>
-        <w:t xml:space="preserve">Наиболее вероятный сценарий: </w:t>
-      </w:r>
-      <w:r>
-        <w:rPr>
-          <w:rFonts w:ascii="Courier New" w:hAnsi="Courier New" w:eastAsia="Courier New"/>
-          <w:b w:val="0"/>
-          <w:i w:val="0"/>
-          <w:sz w:val="28"/>
-        </w:rPr>
-        <w:t>Q = 160 000 × 14 / 12 = 186 666,67 шт.; p = 0,5 × 0,7 = 0,35; Π = 0,35 × [186 666,67 × 1 − 150 000] = 12 833,33 руб.</w:t>
-      </w:r>
-    </w:p>
-    <w:p>
-      <w:pPr>
-        <w:pStyle w:val="ListBullet"/>
-        <w:spacing w:line="324" w:lineRule="auto" w:before="0" w:after="40"/>
-      </w:pPr>
-      <w:r>
-        <w:rPr>
-          <w:rFonts w:ascii="Times New Roman" w:hAnsi="Times New Roman" w:eastAsia="Times New Roman"/>
-          <w:b w:val="0"/>
-          <w:i w:val="0"/>
-          <w:sz w:val="28"/>
-        </w:rPr>
-        <w:t xml:space="preserve">Оптимистический сценарий: </w:t>
-      </w:r>
-      <w:r>
-        <w:rPr>
-          <w:rFonts w:ascii="Courier New" w:hAnsi="Courier New" w:eastAsia="Courier New"/>
-          <w:b w:val="0"/>
-          <w:i w:val="0"/>
+          <w:i/>
           <w:sz w:val="28"/>
         </w:rPr>
         <w:t>Q = 200 000 × 20 / 12 = 333 333,33 шт.; p = 0,7 × 0,9 = 0,63; Π = 0,63 × [333 333,33 × 1 − 150 000] = 115 500 руб.</w:t>
@@ -5065,7 +5126,7 @@
                 <w:rFonts w:ascii="Times New Roman" w:hAnsi="Times New Roman" w:eastAsia="Times New Roman"/>
                 <w:b/>
                 <w:i w:val="0"/>
-                <w:sz w:val="18"/>
+                <w:sz w:val="20"/>
               </w:rPr>
               <w:t>Вариант развития</w:t>
             </w:r>
@@ -5093,7 +5154,7 @@
                 <w:rFonts w:ascii="Times New Roman" w:hAnsi="Times New Roman" w:eastAsia="Times New Roman"/>
                 <w:b/>
                 <w:i w:val="0"/>
-                <w:sz w:val="18"/>
+                <w:sz w:val="20"/>
               </w:rPr>
               <w:t>Πпес, руб.</w:t>
             </w:r>
@@ -5121,7 +5182,7 @@
                 <w:rFonts w:ascii="Times New Roman" w:hAnsi="Times New Roman" w:eastAsia="Times New Roman"/>
                 <w:b/>
                 <w:i w:val="0"/>
-                <w:sz w:val="18"/>
+                <w:sz w:val="20"/>
               </w:rPr>
               <w:t>Πнв, руб.</w:t>
             </w:r>
@@ -5149,7 +5210,7 @@
                 <w:rFonts w:ascii="Times New Roman" w:hAnsi="Times New Roman" w:eastAsia="Times New Roman"/>
                 <w:b/>
                 <w:i w:val="0"/>
-                <w:sz w:val="18"/>
+                <w:sz w:val="20"/>
               </w:rPr>
               <w:t>Πопт, руб.</w:t>
             </w:r>
@@ -5177,16 +5238,16 @@
                 <w:rFonts w:ascii="Times New Roman" w:hAnsi="Times New Roman" w:eastAsia="Times New Roman"/>
                 <w:b/>
                 <w:i w:val="0"/>
-                <w:sz w:val="18"/>
+                <w:sz w:val="20"/>
               </w:rPr>
               <w:t xml:space="preserve">Худший результат </w:t>
             </w:r>
             <w:r>
               <w:rPr>
-                <w:rFonts w:ascii="Courier New" w:hAnsi="Courier New" w:eastAsia="Courier New"/>
+                <w:rFonts w:ascii="Times New Roman" w:hAnsi="Times New Roman" w:eastAsia="Times New Roman"/>
                 <w:b/>
-                <w:i w:val="0"/>
-                <w:sz w:val="18"/>
+                <w:i/>
+                <w:sz w:val="20"/>
               </w:rPr>
               <w:t>min Π</w:t>
             </w:r>
@@ -5214,16 +5275,16 @@
                 <w:rFonts w:ascii="Times New Roman" w:hAnsi="Times New Roman" w:eastAsia="Times New Roman"/>
                 <w:b/>
                 <w:i w:val="0"/>
-                <w:sz w:val="18"/>
+                <w:sz w:val="20"/>
               </w:rPr>
               <w:t xml:space="preserve">Лучший результат </w:t>
             </w:r>
             <w:r>
               <w:rPr>
-                <w:rFonts w:ascii="Courier New" w:hAnsi="Courier New" w:eastAsia="Courier New"/>
+                <w:rFonts w:ascii="Times New Roman" w:hAnsi="Times New Roman" w:eastAsia="Times New Roman"/>
                 <w:b/>
-                <w:i w:val="0"/>
-                <w:sz w:val="18"/>
+                <w:i/>
+                <w:sz w:val="20"/>
               </w:rPr>
               <w:t>max Π</w:t>
             </w:r>
@@ -5255,7 +5316,7 @@
                 <w:rFonts w:ascii="Times New Roman" w:hAnsi="Times New Roman" w:eastAsia="Times New Roman"/>
                 <w:b w:val="0"/>
                 <w:i w:val="0"/>
-                <w:sz w:val="18"/>
+                <w:sz w:val="20"/>
               </w:rPr>
               <w:t>1. Расширение тематики</w:t>
             </w:r>
@@ -5282,7 +5343,7 @@
                 <w:rFonts w:ascii="Times New Roman" w:hAnsi="Times New Roman" w:eastAsia="Times New Roman"/>
                 <w:b w:val="0"/>
                 <w:i w:val="0"/>
-                <w:sz w:val="18"/>
+                <w:sz w:val="20"/>
               </w:rPr>
               <w:t>−15 600,00</w:t>
             </w:r>
@@ -5309,7 +5370,7 @@
                 <w:rFonts w:ascii="Times New Roman" w:hAnsi="Times New Roman" w:eastAsia="Times New Roman"/>
                 <w:b w:val="0"/>
                 <w:i w:val="0"/>
-                <w:sz w:val="18"/>
+                <w:sz w:val="20"/>
               </w:rPr>
               <w:t>7 920,00</w:t>
             </w:r>
@@ -5336,7 +5397,7 @@
                 <w:rFonts w:ascii="Times New Roman" w:hAnsi="Times New Roman" w:eastAsia="Times New Roman"/>
                 <w:b w:val="0"/>
                 <w:i w:val="0"/>
-                <w:sz w:val="18"/>
+                <w:sz w:val="20"/>
               </w:rPr>
               <w:t>108 360,00</w:t>
             </w:r>
@@ -5363,7 +5424,7 @@
                 <w:rFonts w:ascii="Times New Roman" w:hAnsi="Times New Roman" w:eastAsia="Times New Roman"/>
                 <w:b w:val="0"/>
                 <w:i w:val="0"/>
-                <w:sz w:val="18"/>
+                <w:sz w:val="20"/>
               </w:rPr>
               <w:t>−15 600,00</w:t>
             </w:r>
@@ -5390,7 +5451,7 @@
                 <w:rFonts w:ascii="Times New Roman" w:hAnsi="Times New Roman" w:eastAsia="Times New Roman"/>
                 <w:b w:val="0"/>
                 <w:i w:val="0"/>
-                <w:sz w:val="18"/>
+                <w:sz w:val="20"/>
               </w:rPr>
               <w:t>108 360,00</w:t>
             </w:r>
@@ -5422,7 +5483,7 @@
                 <w:rFonts w:ascii="Times New Roman" w:hAnsi="Times New Roman" w:eastAsia="Times New Roman"/>
                 <w:b w:val="0"/>
                 <w:i w:val="0"/>
-                <w:sz w:val="18"/>
+                <w:sz w:val="20"/>
               </w:rPr>
               <w:t>2. Объединение с изданием</w:t>
             </w:r>
@@ -5449,7 +5510,7 @@
                 <w:rFonts w:ascii="Times New Roman" w:hAnsi="Times New Roman" w:eastAsia="Times New Roman"/>
                 <w:b/>
                 <w:i w:val="0"/>
-                <w:sz w:val="18"/>
+                <w:sz w:val="20"/>
               </w:rPr>
               <w:t>−3 173,33</w:t>
             </w:r>
@@ -5476,7 +5537,7 @@
                 <w:rFonts w:ascii="Times New Roman" w:hAnsi="Times New Roman" w:eastAsia="Times New Roman"/>
                 <w:b w:val="0"/>
                 <w:i w:val="0"/>
-                <w:sz w:val="18"/>
+                <w:sz w:val="20"/>
               </w:rPr>
               <w:t>−2 640,00</w:t>
             </w:r>
@@ -5503,7 +5564,7 @@
                 <w:rFonts w:ascii="Times New Roman" w:hAnsi="Times New Roman" w:eastAsia="Times New Roman"/>
                 <w:b w:val="0"/>
                 <w:i w:val="0"/>
-                <w:sz w:val="18"/>
+                <w:sz w:val="20"/>
               </w:rPr>
               <w:t>7 200,00</w:t>
             </w:r>
@@ -5530,7 +5591,7 @@
                 <w:rFonts w:ascii="Times New Roman" w:hAnsi="Times New Roman" w:eastAsia="Times New Roman"/>
                 <w:b/>
                 <w:i w:val="0"/>
-                <w:sz w:val="18"/>
+                <w:sz w:val="20"/>
               </w:rPr>
               <w:t>−3 173,33</w:t>
             </w:r>
@@ -5557,7 +5618,7 @@
                 <w:rFonts w:ascii="Times New Roman" w:hAnsi="Times New Roman" w:eastAsia="Times New Roman"/>
                 <w:b w:val="0"/>
                 <w:i w:val="0"/>
-                <w:sz w:val="18"/>
+                <w:sz w:val="20"/>
               </w:rPr>
               <w:t>7 200,00</w:t>
             </w:r>
@@ -5589,7 +5650,7 @@
                 <w:rFonts w:ascii="Times New Roman" w:hAnsi="Times New Roman" w:eastAsia="Times New Roman"/>
                 <w:b/>
                 <w:i w:val="0"/>
-                <w:sz w:val="18"/>
+                <w:sz w:val="20"/>
               </w:rPr>
               <w:t>3. Рекламное агентство</w:t>
             </w:r>
@@ -5616,7 +5677,7 @@
                 <w:rFonts w:ascii="Times New Roman" w:hAnsi="Times New Roman" w:eastAsia="Times New Roman"/>
                 <w:b w:val="0"/>
                 <w:i w:val="0"/>
-                <w:sz w:val="18"/>
+                <w:sz w:val="20"/>
               </w:rPr>
               <w:t>−8 500,00</w:t>
             </w:r>
@@ -5643,7 +5704,7 @@
                 <w:rFonts w:ascii="Times New Roman" w:hAnsi="Times New Roman" w:eastAsia="Times New Roman"/>
                 <w:b/>
                 <w:i w:val="0"/>
-                <w:sz w:val="18"/>
+                <w:sz w:val="20"/>
               </w:rPr>
               <w:t>12 833,33</w:t>
             </w:r>
@@ -5670,7 +5731,7 @@
                 <w:rFonts w:ascii="Times New Roman" w:hAnsi="Times New Roman" w:eastAsia="Times New Roman"/>
                 <w:b/>
                 <w:i w:val="0"/>
-                <w:sz w:val="18"/>
+                <w:sz w:val="20"/>
               </w:rPr>
               <w:t>115 500,00</w:t>
             </w:r>
@@ -5697,7 +5758,7 @@
                 <w:rFonts w:ascii="Times New Roman" w:hAnsi="Times New Roman" w:eastAsia="Times New Roman"/>
                 <w:b w:val="0"/>
                 <w:i w:val="0"/>
-                <w:sz w:val="18"/>
+                <w:sz w:val="20"/>
               </w:rPr>
               <w:t>−8 500,00</w:t>
             </w:r>
@@ -5724,7 +5785,7 @@
                 <w:rFonts w:ascii="Times New Roman" w:hAnsi="Times New Roman" w:eastAsia="Times New Roman"/>
                 <w:b/>
                 <w:i w:val="0"/>
-                <w:sz w:val="18"/>
+                <w:sz w:val="20"/>
               </w:rPr>
               <w:t>115 500,00</w:t>
             </w:r>
@@ -5778,7 +5839,7 @@
                 <w:rFonts w:ascii="Times New Roman" w:hAnsi="Times New Roman" w:eastAsia="Times New Roman"/>
                 <w:b/>
                 <w:i w:val="0"/>
-                <w:sz w:val="18"/>
+                <w:sz w:val="20"/>
               </w:rPr>
               <w:t>Критерий / политика</w:t>
             </w:r>
@@ -5806,7 +5867,7 @@
                 <w:rFonts w:ascii="Times New Roman" w:hAnsi="Times New Roman" w:eastAsia="Times New Roman"/>
                 <w:b/>
                 <w:i w:val="0"/>
-                <w:sz w:val="18"/>
+                <w:sz w:val="20"/>
               </w:rPr>
               <w:t>Расчётное основание</w:t>
             </w:r>
@@ -5834,7 +5895,7 @@
                 <w:rFonts w:ascii="Times New Roman" w:hAnsi="Times New Roman" w:eastAsia="Times New Roman"/>
                 <w:b/>
                 <w:i w:val="0"/>
-                <w:sz w:val="18"/>
+                <w:sz w:val="20"/>
               </w:rPr>
               <w:t>Выбор</w:t>
             </w:r>
@@ -5866,7 +5927,7 @@
                 <w:rFonts w:ascii="Times New Roman" w:hAnsi="Times New Roman" w:eastAsia="Times New Roman"/>
                 <w:b w:val="0"/>
                 <w:i w:val="0"/>
-                <w:sz w:val="18"/>
+                <w:sz w:val="20"/>
               </w:rPr>
               <w:t>Консерватор (maximin)</w:t>
             </w:r>
@@ -5890,10 +5951,10 @@
             </w:pPr>
             <w:r>
               <w:rPr>
-                <w:rFonts w:ascii="Courier New" w:hAnsi="Courier New" w:eastAsia="Courier New"/>
+                <w:rFonts w:ascii="Times New Roman" w:hAnsi="Times New Roman" w:eastAsia="Times New Roman"/>
                 <w:b w:val="0"/>
-                <w:i w:val="0"/>
-                <w:sz w:val="18"/>
+                <w:i/>
+                <w:sz w:val="20"/>
               </w:rPr>
               <w:t>max(−15 600; −3 173,33; −8 500) = −3 173,33 руб.</w:t>
             </w:r>
@@ -5920,7 +5981,7 @@
                 <w:rFonts w:ascii="Times New Roman" w:hAnsi="Times New Roman" w:eastAsia="Times New Roman"/>
                 <w:b/>
                 <w:i w:val="0"/>
-                <w:sz w:val="18"/>
+                <w:sz w:val="20"/>
               </w:rPr>
               <w:t>Вариант 2</w:t>
             </w:r>
@@ -5929,7 +5990,7 @@
                 <w:rFonts w:ascii="Times New Roman" w:hAnsi="Times New Roman" w:eastAsia="Times New Roman"/>
                 <w:b w:val="0"/>
                 <w:i w:val="0"/>
-                <w:sz w:val="18"/>
+                <w:sz w:val="20"/>
               </w:rPr>
               <w:t>: его худший результат наименее неблагоприятен.</w:t>
             </w:r>
@@ -5961,7 +6022,7 @@
                 <w:rFonts w:ascii="Times New Roman" w:hAnsi="Times New Roman" w:eastAsia="Times New Roman"/>
                 <w:b w:val="0"/>
                 <w:i w:val="0"/>
-                <w:sz w:val="18"/>
+                <w:sz w:val="20"/>
               </w:rPr>
               <w:t>Рационалист</w:t>
             </w:r>
@@ -5985,10 +6046,10 @@
             </w:pPr>
             <w:r>
               <w:rPr>
-                <w:rFonts w:ascii="Courier New" w:hAnsi="Courier New" w:eastAsia="Courier New"/>
+                <w:rFonts w:ascii="Times New Roman" w:hAnsi="Times New Roman" w:eastAsia="Times New Roman"/>
                 <w:b w:val="0"/>
-                <w:i w:val="0"/>
-                <w:sz w:val="18"/>
+                <w:i/>
+                <w:sz w:val="20"/>
               </w:rPr>
               <w:t>max(7 920; −2 640; 12 833,33) = 12 833,33 руб.</w:t>
             </w:r>
@@ -6015,7 +6076,7 @@
                 <w:rFonts w:ascii="Times New Roman" w:hAnsi="Times New Roman" w:eastAsia="Times New Roman"/>
                 <w:b/>
                 <w:i w:val="0"/>
-                <w:sz w:val="18"/>
+                <w:sz w:val="20"/>
               </w:rPr>
               <w:t>Вариант 3</w:t>
             </w:r>
@@ -6024,7 +6085,7 @@
                 <w:rFonts w:ascii="Times New Roman" w:hAnsi="Times New Roman" w:eastAsia="Times New Roman"/>
                 <w:b w:val="0"/>
                 <w:i w:val="0"/>
-                <w:sz w:val="18"/>
+                <w:sz w:val="20"/>
               </w:rPr>
               <w:t>: максимальный результат в наиболее вероятном сценарии.</w:t>
             </w:r>
@@ -6056,7 +6117,7 @@
                 <w:rFonts w:ascii="Times New Roman" w:hAnsi="Times New Roman" w:eastAsia="Times New Roman"/>
                 <w:b w:val="0"/>
                 <w:i w:val="0"/>
-                <w:sz w:val="18"/>
+                <w:sz w:val="20"/>
               </w:rPr>
               <w:t>Авантюрист (maximax)</w:t>
             </w:r>
@@ -6080,10 +6141,10 @@
             </w:pPr>
             <w:r>
               <w:rPr>
-                <w:rFonts w:ascii="Courier New" w:hAnsi="Courier New" w:eastAsia="Courier New"/>
+                <w:rFonts w:ascii="Times New Roman" w:hAnsi="Times New Roman" w:eastAsia="Times New Roman"/>
                 <w:b w:val="0"/>
-                <w:i w:val="0"/>
-                <w:sz w:val="18"/>
+                <w:i/>
+                <w:sz w:val="20"/>
               </w:rPr>
               <w:t>max(108 360; 7 200; 115 500) = 115 500 руб.</w:t>
             </w:r>
@@ -6110,7 +6171,7 @@
                 <w:rFonts w:ascii="Times New Roman" w:hAnsi="Times New Roman" w:eastAsia="Times New Roman"/>
                 <w:b/>
                 <w:i w:val="0"/>
-                <w:sz w:val="18"/>
+                <w:sz w:val="20"/>
               </w:rPr>
               <w:t>Вариант 3</w:t>
             </w:r>
@@ -6119,7 +6180,7 @@
                 <w:rFonts w:ascii="Times New Roman" w:hAnsi="Times New Roman" w:eastAsia="Times New Roman"/>
                 <w:b w:val="0"/>
                 <w:i w:val="0"/>
-                <w:sz w:val="18"/>
+                <w:sz w:val="20"/>
               </w:rPr>
               <w:t>: наибольший потенциальный выигрыш.</w:t>
             </w:r>
@@ -6145,13 +6206,14 @@
           <w:b/>
           <w:sz w:val="26"/>
         </w:rPr>
-        <w:t>ВЫБОР ГРУППЫ: ВАРИАНТ 3 — СОЗДАНИЕ РЕКЛАМНОГО АГЕНТСТВА</w:t>
+        <w:t>ВЫБОР ГРУППЫ: ВАРИАНТ 3 - СОЗДАНИЕ РЕКЛАМНОГО АГЕНТСТВА</w:t>
       </w:r>
     </w:p>
     <w:p>
       <w:pPr>
         <w:spacing w:line="360" w:lineRule="auto" w:before="0" w:after="80"/>
         <w:ind w:firstLine="709"/>
+        <w:jc w:val="both"/>
       </w:pPr>
       <w:r>
         <w:rPr>
@@ -6160,7 +6222,7 @@
           <w:i w:val="0"/>
           <w:sz w:val="28"/>
         </w:rPr>
-        <w:t>Основание выбора — критерий рационалиста:</w:t>
+        <w:t>Основание выбора - критерий рационалиста:</w:t>
       </w:r>
       <w:r>
         <w:rPr>
@@ -6173,9 +6235,9 @@
       </w:r>
       <w:r>
         <w:rPr>
-          <w:rFonts w:ascii="Courier New" w:hAnsi="Courier New" w:eastAsia="Courier New"/>
+          <w:rFonts w:ascii="Times New Roman" w:hAnsi="Times New Roman" w:eastAsia="Times New Roman"/>
           <w:b w:val="0"/>
-          <w:i w:val="0"/>
+          <w:i/>
           <w:sz w:val="28"/>
         </w:rPr>
         <w:t>12 833,33 руб.</w:t>
@@ -6191,9 +6253,9 @@
       </w:r>
       <w:r>
         <w:rPr>
-          <w:rFonts w:ascii="Courier New" w:hAnsi="Courier New" w:eastAsia="Courier New"/>
+          <w:rFonts w:ascii="Times New Roman" w:hAnsi="Times New Roman" w:eastAsia="Times New Roman"/>
           <w:b w:val="0"/>
-          <w:i w:val="0"/>
+          <w:i/>
           <w:sz w:val="28"/>
         </w:rPr>
         <w:t>4 913,33 руб.</w:t>
@@ -6209,9 +6271,9 @@
       </w:r>
       <w:r>
         <w:rPr>
-          <w:rFonts w:ascii="Courier New" w:hAnsi="Courier New" w:eastAsia="Courier New"/>
+          <w:rFonts w:ascii="Times New Roman" w:hAnsi="Times New Roman" w:eastAsia="Times New Roman"/>
           <w:b w:val="0"/>
-          <w:i w:val="0"/>
+          <w:i/>
           <w:sz w:val="28"/>
         </w:rPr>
         <w:t>15 473,33 руб.</w:t>
@@ -6227,9 +6289,9 @@
       </w:r>
       <w:r>
         <w:rPr>
-          <w:rFonts w:ascii="Courier New" w:hAnsi="Courier New" w:eastAsia="Courier New"/>
+          <w:rFonts w:ascii="Times New Roman" w:hAnsi="Times New Roman" w:eastAsia="Times New Roman"/>
           <w:b w:val="0"/>
-          <w:i w:val="0"/>
+          <w:i/>
           <w:sz w:val="28"/>
         </w:rPr>
         <w:t>115 500 руб.</w:t>
@@ -6245,9 +6307,9 @@
       </w:r>
       <w:r>
         <w:rPr>
-          <w:rFonts w:ascii="Courier New" w:hAnsi="Courier New" w:eastAsia="Courier New"/>
+          <w:rFonts w:ascii="Times New Roman" w:hAnsi="Times New Roman" w:eastAsia="Times New Roman"/>
           <w:b w:val="0"/>
-          <w:i w:val="0"/>
+          <w:i/>
           <w:sz w:val="28"/>
         </w:rPr>
         <w:t>−8 500 руб.</w:t>
@@ -6259,13 +6321,13 @@
           <w:i w:val="0"/>
           <w:sz w:val="28"/>
         </w:rPr>
-        <w:t xml:space="preserve">), поэтому запуск должен быть поэтапным — с предварительным подтверждением спроса рекламодателей и лимитом затрат </w:t>
+        <w:t xml:space="preserve">), поэтому запуск должен быть поэтапным - с предварительным подтверждением спроса рекламодателей и лимитом затрат </w:t>
       </w:r>
       <w:r>
         <w:rPr>
-          <w:rFonts w:ascii="Courier New" w:hAnsi="Courier New" w:eastAsia="Courier New"/>
+          <w:rFonts w:ascii="Times New Roman" w:hAnsi="Times New Roman" w:eastAsia="Times New Roman"/>
           <w:b w:val="0"/>
-          <w:i w:val="0"/>
+          <w:i/>
           <w:sz w:val="28"/>
         </w:rPr>
         <w:t>З</w:t>
@@ -6300,6 +6362,7 @@
       <w:pPr>
         <w:spacing w:line="360" w:lineRule="auto" w:before="0" w:after="80"/>
         <w:ind w:firstLine="709"/>
+        <w:jc w:val="both"/>
       </w:pPr>
       <w:r>
         <w:rPr>
@@ -6312,9 +6375,9 @@
       </w:r>
       <w:r>
         <w:rPr>
-          <w:rFonts w:ascii="Courier New" w:hAnsi="Courier New" w:eastAsia="Courier New"/>
+          <w:rFonts w:ascii="Times New Roman" w:hAnsi="Times New Roman" w:eastAsia="Times New Roman"/>
           <w:b w:val="0"/>
-          <w:i w:val="0"/>
+          <w:i/>
           <w:sz w:val="28"/>
         </w:rPr>
         <w:t>Рпес</w:t>
@@ -6330,9 +6393,9 @@
       </w:r>
       <w:r>
         <w:rPr>
-          <w:rFonts w:ascii="Courier New" w:hAnsi="Courier New" w:eastAsia="Courier New"/>
+          <w:rFonts w:ascii="Times New Roman" w:hAnsi="Times New Roman" w:eastAsia="Times New Roman"/>
           <w:b w:val="0"/>
-          <w:i w:val="0"/>
+          <w:i/>
           <w:sz w:val="28"/>
         </w:rPr>
         <w:t>Рнв</w:t>
@@ -6348,9 +6411,9 @@
       </w:r>
       <w:r>
         <w:rPr>
-          <w:rFonts w:ascii="Courier New" w:hAnsi="Courier New" w:eastAsia="Courier New"/>
+          <w:rFonts w:ascii="Times New Roman" w:hAnsi="Times New Roman" w:eastAsia="Times New Roman"/>
           <w:b w:val="0"/>
-          <w:i w:val="0"/>
+          <w:i/>
           <w:sz w:val="28"/>
         </w:rPr>
         <w:t>Ропт</w:t>
@@ -6384,9 +6447,9 @@
       </w:r>
       <w:r>
         <w:rPr>
-          <w:rFonts w:ascii="Courier New" w:hAnsi="Courier New" w:eastAsia="Courier New"/>
+          <w:rFonts w:ascii="Times New Roman" w:hAnsi="Times New Roman" w:eastAsia="Times New Roman"/>
           <w:b w:val="0"/>
-          <w:i w:val="0"/>
+          <w:i/>
           <w:sz w:val="28"/>
         </w:rPr>
         <w:t>150 000 руб.</w:t>
@@ -6402,9 +6465,9 @@
       </w:r>
       <w:r>
         <w:rPr>
-          <w:rFonts w:ascii="Courier New" w:hAnsi="Courier New" w:eastAsia="Courier New"/>
+          <w:rFonts w:ascii="Times New Roman" w:hAnsi="Times New Roman" w:eastAsia="Times New Roman"/>
           <w:b w:val="0"/>
-          <w:i w:val="0"/>
+          <w:i/>
           <w:sz w:val="28"/>
         </w:rPr>
         <w:t>96 000 руб.</w:t>
@@ -6423,6 +6486,7 @@
       <w:pPr>
         <w:spacing w:line="360" w:lineRule="auto" w:before="0" w:after="80"/>
         <w:ind w:firstLine="709"/>
+        <w:jc w:val="both"/>
       </w:pPr>
       <w:r>
         <w:rPr>
@@ -6447,6 +6511,7 @@
       <w:pPr>
         <w:spacing w:line="360" w:lineRule="auto" w:before="0" w:after="80"/>
         <w:ind w:firstLine="709"/>
+        <w:jc w:val="both"/>
       </w:pPr>
       <w:r>
         <w:rPr>
@@ -6462,6 +6527,7 @@
       <w:pPr>
         <w:spacing w:line="360" w:lineRule="auto" w:before="0" w:after="80"/>
         <w:ind w:firstLine="709"/>
+        <w:jc w:val="both"/>
       </w:pPr>
       <w:r>
         <w:rPr>
@@ -6486,6 +6552,7 @@
       <w:pPr>
         <w:spacing w:line="360" w:lineRule="auto" w:before="0" w:after="80"/>
         <w:ind w:firstLine="709"/>
+        <w:jc w:val="both"/>
       </w:pPr>
       <w:r>
         <w:rPr>
@@ -6501,6 +6568,7 @@
       <w:pPr>
         <w:spacing w:line="360" w:lineRule="auto" w:before="0" w:after="80"/>
         <w:ind w:firstLine="709"/>
+        <w:jc w:val="both"/>
       </w:pPr>
       <w:r>
         <w:rPr>
@@ -6550,6 +6618,7 @@
       <w:pPr>
         <w:spacing w:line="360" w:lineRule="auto" w:before="0" w:after="80"/>
         <w:ind w:firstLine="709"/>
+        <w:jc w:val="both"/>
       </w:pPr>
       <w:r>
         <w:rPr>
@@ -6640,7 +6709,7 @@
                 <w:rFonts w:ascii="Times New Roman" w:hAnsi="Times New Roman" w:eastAsia="Times New Roman"/>
                 <w:b/>
                 <w:i w:val="0"/>
-                <w:sz w:val="18"/>
+                <w:sz w:val="20"/>
               </w:rPr>
               <w:t>Вариант развития</w:t>
             </w:r>
@@ -6668,7 +6737,7 @@
                 <w:rFonts w:ascii="Times New Roman" w:hAnsi="Times New Roman" w:eastAsia="Times New Roman"/>
                 <w:b/>
                 <w:i w:val="0"/>
-                <w:sz w:val="18"/>
+                <w:sz w:val="20"/>
               </w:rPr>
               <w:t>Rпес, %</w:t>
             </w:r>
@@ -6696,7 +6765,7 @@
                 <w:rFonts w:ascii="Times New Roman" w:hAnsi="Times New Roman" w:eastAsia="Times New Roman"/>
                 <w:b/>
                 <w:i w:val="0"/>
-                <w:sz w:val="18"/>
+                <w:sz w:val="20"/>
               </w:rPr>
               <w:t>Rнв, %</w:t>
             </w:r>
@@ -6724,7 +6793,7 @@
                 <w:rFonts w:ascii="Times New Roman" w:hAnsi="Times New Roman" w:eastAsia="Times New Roman"/>
                 <w:b/>
                 <w:i w:val="0"/>
-                <w:sz w:val="18"/>
+                <w:sz w:val="20"/>
               </w:rPr>
               <w:t>Rопт, %</w:t>
             </w:r>
@@ -6752,7 +6821,7 @@
                 <w:rFonts w:ascii="Times New Roman" w:hAnsi="Times New Roman" w:eastAsia="Times New Roman"/>
                 <w:b/>
                 <w:i w:val="0"/>
-                <w:sz w:val="18"/>
+                <w:sz w:val="20"/>
               </w:rPr>
               <w:t>Rож пес, %</w:t>
             </w:r>
@@ -6780,7 +6849,7 @@
                 <w:rFonts w:ascii="Times New Roman" w:hAnsi="Times New Roman" w:eastAsia="Times New Roman"/>
                 <w:b/>
                 <w:i w:val="0"/>
-                <w:sz w:val="18"/>
+                <w:sz w:val="20"/>
               </w:rPr>
               <w:t>Rож нв, %</w:t>
             </w:r>
@@ -6808,7 +6877,7 @@
                 <w:rFonts w:ascii="Times New Roman" w:hAnsi="Times New Roman" w:eastAsia="Times New Roman"/>
                 <w:b/>
                 <w:i w:val="0"/>
-                <w:sz w:val="18"/>
+                <w:sz w:val="20"/>
               </w:rPr>
               <w:t>Rож опт, %</w:t>
             </w:r>
@@ -6840,7 +6909,7 @@
                 <w:rFonts w:ascii="Times New Roman" w:hAnsi="Times New Roman" w:eastAsia="Times New Roman"/>
                 <w:b w:val="0"/>
                 <w:i w:val="0"/>
-                <w:sz w:val="18"/>
+                <w:sz w:val="20"/>
               </w:rPr>
               <w:t>1. Расширение тематики</w:t>
             </w:r>
@@ -6867,7 +6936,7 @@
                 <w:rFonts w:ascii="Times New Roman" w:hAnsi="Times New Roman" w:eastAsia="Times New Roman"/>
                 <w:b w:val="0"/>
                 <w:i w:val="0"/>
-                <w:sz w:val="18"/>
+                <w:sz w:val="20"/>
               </w:rPr>
               <w:t>−20,63</w:t>
             </w:r>
@@ -6894,7 +6963,7 @@
                 <w:rFonts w:ascii="Times New Roman" w:hAnsi="Times New Roman" w:eastAsia="Times New Roman"/>
                 <w:b w:val="0"/>
                 <w:i w:val="0"/>
-                <w:sz w:val="18"/>
+                <w:sz w:val="20"/>
               </w:rPr>
               <w:t>2,51</w:t>
             </w:r>
@@ -6921,7 +6990,7 @@
                 <w:rFonts w:ascii="Times New Roman" w:hAnsi="Times New Roman" w:eastAsia="Times New Roman"/>
                 <w:b w:val="0"/>
                 <w:i w:val="0"/>
-                <w:sz w:val="18"/>
+                <w:sz w:val="20"/>
               </w:rPr>
               <w:t>10,57</w:t>
             </w:r>
@@ -6948,7 +7017,7 @@
                 <w:rFonts w:ascii="Times New Roman" w:hAnsi="Times New Roman" w:eastAsia="Times New Roman"/>
                 <w:b w:val="0"/>
                 <w:i w:val="0"/>
-                <w:sz w:val="18"/>
+                <w:sz w:val="20"/>
               </w:rPr>
               <w:t>−4,13</w:t>
             </w:r>
@@ -6975,7 +7044,7 @@
                 <w:rFonts w:ascii="Times New Roman" w:hAnsi="Times New Roman" w:eastAsia="Times New Roman"/>
                 <w:b w:val="0"/>
                 <w:i w:val="0"/>
-                <w:sz w:val="18"/>
+                <w:sz w:val="20"/>
               </w:rPr>
               <w:t>0,90</w:t>
             </w:r>
@@ -7002,7 +7071,7 @@
                 <w:rFonts w:ascii="Times New Roman" w:hAnsi="Times New Roman" w:eastAsia="Times New Roman"/>
                 <w:b w:val="0"/>
                 <w:i w:val="0"/>
-                <w:sz w:val="18"/>
+                <w:sz w:val="20"/>
               </w:rPr>
               <w:t>6,66</w:t>
             </w:r>
@@ -7034,7 +7103,7 @@
                 <w:rFonts w:ascii="Times New Roman" w:hAnsi="Times New Roman" w:eastAsia="Times New Roman"/>
                 <w:b w:val="0"/>
                 <w:i w:val="0"/>
-                <w:sz w:val="18"/>
+                <w:sz w:val="20"/>
               </w:rPr>
               <w:t>2. Объединение с изданием</w:t>
             </w:r>
@@ -7061,7 +7130,7 @@
                 <w:rFonts w:ascii="Times New Roman" w:hAnsi="Times New Roman" w:eastAsia="Times New Roman"/>
                 <w:b w:val="0"/>
                 <w:i w:val="0"/>
-                <w:sz w:val="18"/>
+                <w:sz w:val="20"/>
               </w:rPr>
               <w:t>−40,48</w:t>
             </w:r>
@@ -7088,7 +7157,7 @@
                 <w:rFonts w:ascii="Times New Roman" w:hAnsi="Times New Roman" w:eastAsia="Times New Roman"/>
                 <w:b w:val="0"/>
                 <w:i w:val="0"/>
-                <w:sz w:val="18"/>
+                <w:sz w:val="20"/>
               </w:rPr>
               <w:t>−5,91</w:t>
             </w:r>
@@ -7115,7 +7184,7 @@
                 <w:rFonts w:ascii="Times New Roman" w:hAnsi="Times New Roman" w:eastAsia="Times New Roman"/>
                 <w:b w:val="0"/>
                 <w:i w:val="0"/>
-                <w:sz w:val="18"/>
+                <w:sz w:val="20"/>
               </w:rPr>
               <w:t>2,94</w:t>
             </w:r>
@@ -7142,7 +7211,7 @@
                 <w:rFonts w:ascii="Times New Roman" w:hAnsi="Times New Roman" w:eastAsia="Times New Roman"/>
                 <w:b w:val="0"/>
                 <w:i w:val="0"/>
-                <w:sz w:val="18"/>
+                <w:sz w:val="20"/>
               </w:rPr>
               <w:t>−1,62</w:t>
             </w:r>
@@ -7169,7 +7238,7 @@
                 <w:rFonts w:ascii="Times New Roman" w:hAnsi="Times New Roman" w:eastAsia="Times New Roman"/>
                 <w:b w:val="0"/>
                 <w:i w:val="0"/>
-                <w:sz w:val="18"/>
+                <w:sz w:val="20"/>
               </w:rPr>
               <w:t>−0,53</w:t>
             </w:r>
@@ -7196,7 +7265,7 @@
                 <w:rFonts w:ascii="Times New Roman" w:hAnsi="Times New Roman" w:eastAsia="Times New Roman"/>
                 <w:b w:val="0"/>
                 <w:i w:val="0"/>
-                <w:sz w:val="18"/>
+                <w:sz w:val="20"/>
               </w:rPr>
               <w:t>0,88</w:t>
             </w:r>
@@ -7228,7 +7297,7 @@
                 <w:rFonts w:ascii="Times New Roman" w:hAnsi="Times New Roman" w:eastAsia="Times New Roman"/>
                 <w:b/>
                 <w:i w:val="0"/>
-                <w:sz w:val="18"/>
+                <w:sz w:val="20"/>
               </w:rPr>
               <w:t>3. Рекламное агентство</w:t>
             </w:r>
@@ -7255,7 +7324,7 @@
                 <w:rFonts w:ascii="Times New Roman" w:hAnsi="Times New Roman" w:eastAsia="Times New Roman"/>
                 <w:b/>
                 <w:i w:val="0"/>
-                <w:sz w:val="18"/>
+                <w:sz w:val="20"/>
               </w:rPr>
               <w:t>−13,18</w:t>
             </w:r>
@@ -7282,7 +7351,7 @@
                 <w:rFonts w:ascii="Times New Roman" w:hAnsi="Times New Roman" w:eastAsia="Times New Roman"/>
                 <w:b/>
                 <w:i w:val="0"/>
-                <w:sz w:val="18"/>
+                <w:sz w:val="20"/>
               </w:rPr>
               <w:t>5,16</w:t>
             </w:r>
@@ -7309,7 +7378,7 @@
                 <w:rFonts w:ascii="Times New Roman" w:hAnsi="Times New Roman" w:eastAsia="Times New Roman"/>
                 <w:b/>
                 <w:i w:val="0"/>
-                <w:sz w:val="18"/>
+                <w:sz w:val="20"/>
               </w:rPr>
               <w:t>15,94</w:t>
             </w:r>
@@ -7336,7 +7405,7 @@
                 <w:rFonts w:ascii="Times New Roman" w:hAnsi="Times New Roman" w:eastAsia="Times New Roman"/>
                 <w:b/>
                 <w:i w:val="0"/>
-                <w:sz w:val="18"/>
+                <w:sz w:val="20"/>
               </w:rPr>
               <w:t>−1,98</w:t>
             </w:r>
@@ -7363,7 +7432,7 @@
                 <w:rFonts w:ascii="Times New Roman" w:hAnsi="Times New Roman" w:eastAsia="Times New Roman"/>
                 <w:b/>
                 <w:i w:val="0"/>
-                <w:sz w:val="18"/>
+                <w:sz w:val="20"/>
               </w:rPr>
               <w:t>1,81</w:t>
             </w:r>
@@ -7390,7 +7459,7 @@
                 <w:rFonts w:ascii="Times New Roman" w:hAnsi="Times New Roman" w:eastAsia="Times New Roman"/>
                 <w:b/>
                 <w:i w:val="0"/>
-                <w:sz w:val="18"/>
+                <w:sz w:val="20"/>
               </w:rPr>
               <w:t>10,04</w:t>
             </w:r>
@@ -7407,6 +7476,7 @@
       <w:pPr>
         <w:spacing w:line="360" w:lineRule="auto" w:before="0" w:after="80"/>
         <w:ind w:firstLine="709"/>
+        <w:jc w:val="both"/>
       </w:pPr>
       <w:r>
         <w:rPr>
@@ -7419,9 +7489,9 @@
       </w:r>
       <w:r>
         <w:rPr>
-          <w:rFonts w:ascii="Courier New" w:hAnsi="Courier New" w:eastAsia="Courier New"/>
+          <w:rFonts w:ascii="Times New Roman" w:hAnsi="Times New Roman" w:eastAsia="Times New Roman"/>
           <w:b w:val="0"/>
-          <w:i w:val="0"/>
+          <w:i/>
           <w:sz w:val="28"/>
         </w:rPr>
         <w:t>−13,18 %</w:t>
@@ -7437,9 +7507,9 @@
       </w:r>
       <w:r>
         <w:rPr>
-          <w:rFonts w:ascii="Courier New" w:hAnsi="Courier New" w:eastAsia="Courier New"/>
+          <w:rFonts w:ascii="Times New Roman" w:hAnsi="Times New Roman" w:eastAsia="Times New Roman"/>
           <w:b w:val="0"/>
-          <w:i w:val="0"/>
+          <w:i/>
           <w:sz w:val="28"/>
         </w:rPr>
         <w:t>−20,63 %</w:t>
@@ -7455,9 +7525,9 @@
       </w:r>
       <w:r>
         <w:rPr>
-          <w:rFonts w:ascii="Courier New" w:hAnsi="Courier New" w:eastAsia="Courier New"/>
+          <w:rFonts w:ascii="Times New Roman" w:hAnsi="Times New Roman" w:eastAsia="Times New Roman"/>
           <w:b w:val="0"/>
-          <w:i w:val="0"/>
+          <w:i/>
           <w:sz w:val="28"/>
         </w:rPr>
         <w:t>−40,48 %</w:t>
@@ -7469,7 +7539,7 @@
           <w:i w:val="0"/>
           <w:sz w:val="28"/>
         </w:rPr>
-        <w:t>). Преимущество варианта 2 по критерию консерватора объяснялось только малым масштабом операции: его абсолютный убыток невелик, но каждый вложенный рубль окупается хуже всех. Таким образом, по абсолютной прибыли «осторожным» выглядит вариант 2, а по рентабельности затрат — вариант 3, что и подтверждает выбор группы.</w:t>
+        <w:t>). Преимущество варианта 2 по критерию консерватора объяснялось только малым масштабом операции: его абсолютный убыток невелик, но каждый вложенный рубль окупается хуже всех. Таким образом, по абсолютной прибыли «осторожным» выглядит вариант 2, а по рентабельности затрат - вариант 3, что и подтверждает выбор группы.</w:t>
       </w:r>
     </w:p>
     <w:p>
@@ -7492,6 +7562,7 @@
       <w:pPr>
         <w:spacing w:line="360" w:lineRule="auto" w:before="0" w:after="80"/>
         <w:ind w:firstLine="709"/>
+        <w:jc w:val="both"/>
       </w:pPr>
       <w:r>
         <w:rPr>
@@ -7516,6 +7587,7 @@
       <w:pPr>
         <w:spacing w:line="360" w:lineRule="auto" w:before="0" w:after="80"/>
         <w:ind w:firstLine="709"/>
+        <w:jc w:val="both"/>
       </w:pPr>
       <w:r>
         <w:rPr>
@@ -7529,8 +7601,9 @@
     </w:p>
     <w:p>
       <w:pPr>
-        <w:pStyle w:val="ListNumber"/>
-        <w:spacing w:line="324" w:lineRule="auto" w:before="0" w:after="40"/>
+        <w:spacing w:line="360" w:lineRule="auto" w:before="0" w:after="80"/>
+        <w:ind w:left="709" w:hanging="369"/>
+        <w:jc w:val="both"/>
       </w:pPr>
       <w:r>
         <w:rPr>
@@ -7539,13 +7612,14 @@
           <w:i w:val="0"/>
           <w:sz w:val="28"/>
         </w:rPr>
-        <w:t>провести интервью с действующими и потенциальными рекламодателями и собрать предварительные заявки;</w:t>
+        <w:t>1. провести интервью с действующими и потенциальными рекламодателями и собрать предварительные заявки;</w:t>
       </w:r>
     </w:p>
     <w:p>
       <w:pPr>
-        <w:pStyle w:val="ListNumber"/>
-        <w:spacing w:line="324" w:lineRule="auto" w:before="0" w:after="40"/>
+        <w:spacing w:line="360" w:lineRule="auto" w:before="0" w:after="80"/>
+        <w:ind w:left="709" w:hanging="369"/>
+        <w:jc w:val="both"/>
       </w:pPr>
       <w:r>
         <w:rPr>
@@ -7554,13 +7628,14 @@
           <w:i w:val="0"/>
           <w:sz w:val="28"/>
         </w:rPr>
-        <w:t>сформировать минимальный пакет услуг и пилотную команду без немедленного масштабного увеличения постоянных расходов;</w:t>
+        <w:t>2. сформировать минимальный пакет услуг и пилотную команду без немедленного масштабного увеличения постоянных расходов;</w:t>
       </w:r>
     </w:p>
     <w:p>
       <w:pPr>
-        <w:pStyle w:val="ListNumber"/>
-        <w:spacing w:line="324" w:lineRule="auto" w:before="0" w:after="40"/>
+        <w:spacing w:line="360" w:lineRule="auto" w:before="0" w:after="80"/>
+        <w:ind w:left="709" w:hanging="369"/>
+        <w:jc w:val="both"/>
       </w:pPr>
       <w:r>
         <w:rPr>
@@ -7569,13 +7644,13 @@
           <w:i w:val="0"/>
           <w:sz w:val="28"/>
         </w:rPr>
-        <w:t xml:space="preserve">установить порог запуска: покрытие не менее установленной доли затрат </w:t>
+        <w:t xml:space="preserve">3. установить порог запуска: покрытие не менее установленной доли затрат </w:t>
       </w:r>
       <w:r>
         <w:rPr>
-          <w:rFonts w:ascii="Courier New" w:hAnsi="Courier New" w:eastAsia="Courier New"/>
+          <w:rFonts w:ascii="Times New Roman" w:hAnsi="Times New Roman" w:eastAsia="Times New Roman"/>
           <w:b w:val="0"/>
-          <w:i w:val="0"/>
+          <w:i/>
           <w:sz w:val="28"/>
         </w:rPr>
         <w:t>З</w:t>
@@ -7592,8 +7667,9 @@
     </w:p>
     <w:p>
       <w:pPr>
-        <w:pStyle w:val="ListNumber"/>
-        <w:spacing w:line="324" w:lineRule="auto" w:before="0" w:after="40"/>
+        <w:spacing w:line="360" w:lineRule="auto" w:before="0" w:after="80"/>
+        <w:ind w:left="709" w:hanging="369"/>
+        <w:jc w:val="both"/>
       </w:pPr>
       <w:r>
         <w:rPr>
@@ -7602,13 +7678,14 @@
           <w:i w:val="0"/>
           <w:sz w:val="28"/>
         </w:rPr>
-        <w:t>через три месяца проверить фактические продажи, валовую маржу, стоимость привлечения клиента и выполнение сроков;</w:t>
+        <w:t>4. через три месяца проверить фактические продажи, валовую маржу, стоимость привлечения клиента и выполнение сроков;</w:t>
       </w:r>
     </w:p>
     <w:p>
       <w:pPr>
-        <w:pStyle w:val="ListNumber"/>
-        <w:spacing w:line="324" w:lineRule="auto" w:before="0" w:after="40"/>
+        <w:spacing w:line="360" w:lineRule="auto" w:before="0" w:after="80"/>
+        <w:ind w:left="709" w:hanging="369"/>
+        <w:jc w:val="both"/>
       </w:pPr>
       <w:r>
         <w:rPr>
@@ -7617,7 +7694,7 @@
           <w:i w:val="0"/>
           <w:sz w:val="28"/>
         </w:rPr>
-        <w:t>при реализации пессимистических сигналов сократить пилот до прибыльных услуг, пересмотреть каналы продвижения и не переходить ко второй фазе инвестиций.</w:t>
+        <w:t>5. при реализации пессимистических сигналов сократить пилот до прибыльных услуг, пересмотреть каналы продвижения и не переходить ко второй фазе инвестиций.</w:t>
       </w:r>
     </w:p>
     <w:p>
@@ -7657,6 +7734,7 @@
       <w:pPr>
         <w:spacing w:line="360" w:lineRule="auto" w:before="0" w:after="80"/>
         <w:ind w:firstLine="709"/>
+        <w:jc w:val="both"/>
       </w:pPr>
       <w:r>
         <w:rPr>
@@ -7672,6 +7750,7 @@
       <w:pPr>
         <w:spacing w:line="360" w:lineRule="auto" w:before="0" w:after="80"/>
         <w:ind w:firstLine="709"/>
+        <w:jc w:val="both"/>
       </w:pPr>
       <w:r>
         <w:rPr>
@@ -7680,7 +7759,7 @@
           <w:i w:val="0"/>
           <w:sz w:val="28"/>
         </w:rPr>
-        <w:t xml:space="preserve">В условии отсутствуют цифры, поэтому нельзя честно ранжировать предложения по финансовому эффекту. Корректный результат задания — логически связанные </w:t>
+        <w:t xml:space="preserve">В условии отсутствуют цифры, поэтому нельзя честно ранжировать предложения по финансовому эффекту. Корректный результат задания - логически связанные </w:t>
       </w:r>
       <w:r>
         <w:rPr>
@@ -7759,7 +7838,7 @@
                 <w:rFonts w:ascii="Times New Roman" w:hAnsi="Times New Roman" w:eastAsia="Times New Roman"/>
                 <w:b/>
                 <w:i w:val="0"/>
-                <w:sz w:val="18"/>
+                <w:sz w:val="20"/>
               </w:rPr>
               <w:t>Предложение</w:t>
             </w:r>
@@ -7787,7 +7866,7 @@
                 <w:rFonts w:ascii="Times New Roman" w:hAnsi="Times New Roman" w:eastAsia="Times New Roman"/>
                 <w:b/>
                 <w:i w:val="0"/>
-                <w:sz w:val="18"/>
+                <w:sz w:val="20"/>
               </w:rPr>
               <w:t>Какую проблему оно может сигнализировать</w:t>
             </w:r>
@@ -7815,7 +7894,7 @@
                 <w:rFonts w:ascii="Times New Roman" w:hAnsi="Times New Roman" w:eastAsia="Times New Roman"/>
                 <w:b/>
                 <w:i w:val="0"/>
-                <w:sz w:val="18"/>
+                <w:sz w:val="20"/>
               </w:rPr>
               <w:t>Логичное предположение о причине</w:t>
             </w:r>
@@ -7843,7 +7922,7 @@
                 <w:rFonts w:ascii="Times New Roman" w:hAnsi="Times New Roman" w:eastAsia="Times New Roman"/>
                 <w:b/>
                 <w:i w:val="0"/>
-                <w:sz w:val="18"/>
+                <w:sz w:val="20"/>
               </w:rPr>
               <w:t>Какие данные нужны для проверки</w:t>
             </w:r>
@@ -7875,7 +7954,7 @@
                 <w:rFonts w:ascii="Times New Roman" w:hAnsi="Times New Roman" w:eastAsia="Times New Roman"/>
                 <w:b w:val="0"/>
                 <w:i w:val="0"/>
-                <w:sz w:val="18"/>
+                <w:sz w:val="20"/>
               </w:rPr>
               <w:t>Расширить ассортимент</w:t>
             </w:r>
@@ -7902,7 +7981,7 @@
                 <w:rFonts w:ascii="Times New Roman" w:hAnsi="Times New Roman" w:eastAsia="Times New Roman"/>
                 <w:b w:val="0"/>
                 <w:i w:val="0"/>
-                <w:sz w:val="18"/>
+                <w:sz w:val="20"/>
               </w:rPr>
               <w:t>Продажи не растут, предложение не соответствует сегментам спроса или сезонности</w:t>
             </w:r>
@@ -7929,7 +8008,7 @@
                 <w:rFonts w:ascii="Times New Roman" w:hAnsi="Times New Roman" w:eastAsia="Times New Roman"/>
                 <w:b w:val="0"/>
                 <w:i w:val="0"/>
-                <w:sz w:val="18"/>
+                <w:sz w:val="20"/>
               </w:rPr>
               <w:t>Ассортимент однообразен, часть товаров устарела, конкурент предлагает более удобные форматы и вкусы</w:t>
             </w:r>
@@ -7956,7 +8035,7 @@
                 <w:rFonts w:ascii="Times New Roman" w:hAnsi="Times New Roman" w:eastAsia="Times New Roman"/>
                 <w:b w:val="0"/>
                 <w:i w:val="0"/>
-                <w:sz w:val="18"/>
+                <w:sz w:val="20"/>
               </w:rPr>
               <w:t>Продажи и валовая маржа по SKU, доля списаний, опрос покупателей, ассортимент конкурентов, сезонный спрос</w:t>
             </w:r>
@@ -7988,7 +8067,7 @@
                 <w:rFonts w:ascii="Times New Roman" w:hAnsi="Times New Roman" w:eastAsia="Times New Roman"/>
                 <w:b w:val="0"/>
                 <w:i w:val="0"/>
-                <w:sz w:val="18"/>
+                <w:sz w:val="20"/>
               </w:rPr>
               <w:t>Реорганизовать систему поставок</w:t>
             </w:r>
@@ -8015,7 +8094,7 @@
                 <w:rFonts w:ascii="Times New Roman" w:hAnsi="Times New Roman" w:eastAsia="Times New Roman"/>
                 <w:b w:val="0"/>
                 <w:i w:val="0"/>
-                <w:sz w:val="18"/>
+                <w:sz w:val="20"/>
               </w:rPr>
               <w:t>Срывы поставок, избыток запасов, дефицит сырья или высокая закупочная цена</w:t>
             </w:r>
@@ -8042,7 +8121,7 @@
                 <w:rFonts w:ascii="Times New Roman" w:hAnsi="Times New Roman" w:eastAsia="Times New Roman"/>
                 <w:b w:val="0"/>
                 <w:i w:val="0"/>
-                <w:sz w:val="18"/>
+                <w:sz w:val="20"/>
               </w:rPr>
               <w:t>Ненадёжные поставщики, слабое планирование, длительный цикл заказа, отсутствие норм запасов</w:t>
             </w:r>
@@ -8069,7 +8148,7 @@
                 <w:rFonts w:ascii="Times New Roman" w:hAnsi="Times New Roman" w:eastAsia="Times New Roman"/>
                 <w:b w:val="0"/>
                 <w:i w:val="0"/>
-                <w:sz w:val="18"/>
+                <w:sz w:val="20"/>
               </w:rPr>
               <w:t>OTIF поставщиков, срок поставки, цена сырья, запас в днях, списания, доля остановок производства</w:t>
             </w:r>
@@ -8101,7 +8180,7 @@
                 <w:rFonts w:ascii="Times New Roman" w:hAnsi="Times New Roman" w:eastAsia="Times New Roman"/>
                 <w:b w:val="0"/>
                 <w:i w:val="0"/>
-                <w:sz w:val="18"/>
+                <w:sz w:val="20"/>
               </w:rPr>
               <w:t>Изменить организационную структуру</w:t>
             </w:r>
@@ -8128,7 +8207,7 @@
                 <w:rFonts w:ascii="Times New Roman" w:hAnsi="Times New Roman" w:eastAsia="Times New Roman"/>
                 <w:b w:val="0"/>
                 <w:i w:val="0"/>
-                <w:sz w:val="18"/>
+                <w:sz w:val="20"/>
               </w:rPr>
               <w:t>Решения принимаются медленно, функции дублируются, ответственность размыта</w:t>
             </w:r>
@@ -8155,7 +8234,7 @@
                 <w:rFonts w:ascii="Times New Roman" w:hAnsi="Times New Roman" w:eastAsia="Times New Roman"/>
                 <w:b w:val="0"/>
                 <w:i w:val="0"/>
-                <w:sz w:val="18"/>
+                <w:sz w:val="20"/>
               </w:rPr>
               <w:t>Рост фирмы не сопровождался изменением полномочий; сбыт, производство и логистика действуют несогласованно</w:t>
             </w:r>
@@ -8182,7 +8261,7 @@
                 <w:rFonts w:ascii="Times New Roman" w:hAnsi="Times New Roman" w:eastAsia="Times New Roman"/>
                 <w:b w:val="0"/>
                 <w:i w:val="0"/>
-                <w:sz w:val="18"/>
+                <w:sz w:val="20"/>
               </w:rPr>
               <w:t>Карта процессов, время согласований, число передач между отделами, матрица ответственности, конфликтные точки</w:t>
             </w:r>
@@ -8214,7 +8293,7 @@
                 <w:rFonts w:ascii="Times New Roman" w:hAnsi="Times New Roman" w:eastAsia="Times New Roman"/>
                 <w:b w:val="0"/>
                 <w:i w:val="0"/>
-                <w:sz w:val="18"/>
+                <w:sz w:val="20"/>
               </w:rPr>
               <w:t>Освоить новую технологию</w:t>
             </w:r>
@@ -8241,7 +8320,7 @@
                 <w:rFonts w:ascii="Times New Roman" w:hAnsi="Times New Roman" w:eastAsia="Times New Roman"/>
                 <w:b w:val="0"/>
                 <w:i w:val="0"/>
-                <w:sz w:val="18"/>
+                <w:sz w:val="20"/>
               </w:rPr>
               <w:t>Высокая себестоимость, нестабильное качество, ограничение мощности или санитарные риски</w:t>
             </w:r>
@@ -8268,7 +8347,7 @@
                 <w:rFonts w:ascii="Times New Roman" w:hAnsi="Times New Roman" w:eastAsia="Times New Roman"/>
                 <w:b w:val="0"/>
                 <w:i w:val="0"/>
-                <w:sz w:val="18"/>
+                <w:sz w:val="20"/>
               </w:rPr>
               <w:t>Оборудование устарело, велика доля ручного труда, технология не отвечает требованиям рынка</w:t>
             </w:r>
@@ -8295,7 +8374,7 @@
                 <w:rFonts w:ascii="Times New Roman" w:hAnsi="Times New Roman" w:eastAsia="Times New Roman"/>
                 <w:b w:val="0"/>
                 <w:i w:val="0"/>
-                <w:sz w:val="18"/>
+                <w:sz w:val="20"/>
               </w:rPr>
               <w:t>OEE, брак, энергозатраты, себестоимость партии, производительность, CAPEX и срок окупаемости</w:t>
             </w:r>
@@ -8327,7 +8406,7 @@
                 <w:rFonts w:ascii="Times New Roman" w:hAnsi="Times New Roman" w:eastAsia="Times New Roman"/>
                 <w:b w:val="0"/>
                 <w:i w:val="0"/>
-                <w:sz w:val="18"/>
+                <w:sz w:val="20"/>
               </w:rPr>
               <w:t>Усилить контроль руководства</w:t>
             </w:r>
@@ -8354,7 +8433,7 @@
                 <w:rFonts w:ascii="Times New Roman" w:hAnsi="Times New Roman" w:eastAsia="Times New Roman"/>
                 <w:b w:val="0"/>
                 <w:i w:val="0"/>
-                <w:sz w:val="18"/>
+                <w:sz w:val="20"/>
               </w:rPr>
               <w:t>План, стандарты качества или решения подразделений не выполняются</w:t>
             </w:r>
@@ -8381,7 +8460,7 @@
                 <w:rFonts w:ascii="Times New Roman" w:hAnsi="Times New Roman" w:eastAsia="Times New Roman"/>
                 <w:b w:val="0"/>
                 <w:i w:val="0"/>
-                <w:sz w:val="18"/>
+                <w:sz w:val="20"/>
               </w:rPr>
               <w:t>Нет понятных показателей, обратной связи и ответственности либо контроль уже воспринимается как замена управления</w:t>
             </w:r>
@@ -8408,7 +8487,7 @@
                 <w:rFonts w:ascii="Times New Roman" w:hAnsi="Times New Roman" w:eastAsia="Times New Roman"/>
                 <w:b w:val="0"/>
                 <w:i w:val="0"/>
-                <w:sz w:val="18"/>
+                <w:sz w:val="20"/>
               </w:rPr>
               <w:t>Выполнение планов, отклонения качества, текучесть, причины простоев, регулярность совещаний, полномочия руководителей</w:t>
             </w:r>
@@ -8441,6 +8520,7 @@
       <w:pPr>
         <w:spacing w:line="360" w:lineRule="auto" w:before="0" w:after="80"/>
         <w:ind w:firstLine="709"/>
+        <w:jc w:val="both"/>
       </w:pPr>
       <w:r>
         <w:rPr>
@@ -8467,13 +8547,14 @@
           <w:i w:val="0"/>
           <w:sz w:val="28"/>
         </w:rPr>
-        <w:t>. Это позволяет предположить, что недовольство вызвано не одной частной неисправностью, а рассогласованием системы управления. Возможная первопричина — предприятие принимает решения реактивно: сначала возникает дефицит, жалоба или падение продаж, а затем отдельный отдел требует изменения, не имея общей картины спроса, запасов, мощности и ответственности.</w:t>
+        <w:t>. Это позволяет предположить, что недовольство вызвано не одной частной неисправностью, а рассогласованием системы управления. Возможная первопричина - предприятие принимает решения реактивно: сначала возникает дефицит, жалоба или падение продаж, а затем отдельный отдел требует изменения, не имея общей картины спроса, запасов, мощности и ответственности.</w:t>
       </w:r>
     </w:p>
     <w:p>
       <w:pPr>
         <w:spacing w:line="360" w:lineRule="auto" w:before="0" w:after="80"/>
         <w:ind w:firstLine="709"/>
+        <w:jc w:val="both"/>
       </w:pPr>
       <w:r>
         <w:rPr>
@@ -8543,7 +8624,7 @@
                 <w:rFonts w:ascii="Times New Roman" w:hAnsi="Times New Roman" w:eastAsia="Times New Roman"/>
                 <w:b/>
                 <w:i w:val="0"/>
-                <w:sz w:val="18"/>
+                <w:sz w:val="20"/>
               </w:rPr>
               <w:t>Сценарий</w:t>
             </w:r>
@@ -8571,7 +8652,7 @@
                 <w:rFonts w:ascii="Times New Roman" w:hAnsi="Times New Roman" w:eastAsia="Times New Roman"/>
                 <w:b/>
                 <w:i w:val="0"/>
-                <w:sz w:val="18"/>
+                <w:sz w:val="20"/>
               </w:rPr>
               <w:t>Согласованный набор предположений</w:t>
             </w:r>
@@ -8599,7 +8680,7 @@
                 <w:rFonts w:ascii="Times New Roman" w:hAnsi="Times New Roman" w:eastAsia="Times New Roman"/>
                 <w:b/>
                 <w:i w:val="0"/>
-                <w:sz w:val="18"/>
+                <w:sz w:val="20"/>
               </w:rPr>
               <w:t>Возможные последствия</w:t>
             </w:r>
@@ -8627,7 +8708,7 @@
                 <w:rFonts w:ascii="Times New Roman" w:hAnsi="Times New Roman" w:eastAsia="Times New Roman"/>
                 <w:b/>
                 <w:i w:val="0"/>
-                <w:sz w:val="18"/>
+                <w:sz w:val="20"/>
               </w:rPr>
               <w:t>Приоритетные действия</w:t>
             </w:r>
@@ -8659,7 +8740,7 @@
                 <w:rFonts w:ascii="Times New Roman" w:hAnsi="Times New Roman" w:eastAsia="Times New Roman"/>
                 <w:b w:val="0"/>
                 <w:i w:val="0"/>
-                <w:sz w:val="18"/>
+                <w:sz w:val="20"/>
               </w:rPr>
               <w:t>Пессимистический</w:t>
             </w:r>
@@ -8686,7 +8767,7 @@
                 <w:rFonts w:ascii="Times New Roman" w:hAnsi="Times New Roman" w:eastAsia="Times New Roman"/>
                 <w:b w:val="0"/>
                 <w:i w:val="0"/>
-                <w:sz w:val="18"/>
+                <w:sz w:val="20"/>
               </w:rPr>
               <w:t>Сезонный спрос снижается; цены на молочную продукцию растут; поставщик задерживает сырьё; конкуренты проводят ценовые акции</w:t>
             </w:r>
@@ -8713,7 +8794,7 @@
                 <w:rFonts w:ascii="Times New Roman" w:hAnsi="Times New Roman" w:eastAsia="Times New Roman"/>
                 <w:b w:val="0"/>
                 <w:i w:val="0"/>
-                <w:sz w:val="18"/>
+                <w:sz w:val="20"/>
               </w:rPr>
               <w:t>Рост себестоимости, дефицит отдельных позиций, списания, давление на маржу</w:t>
             </w:r>
@@ -8740,7 +8821,7 @@
                 <w:rFonts w:ascii="Times New Roman" w:hAnsi="Times New Roman" w:eastAsia="Times New Roman"/>
                 <w:b w:val="0"/>
                 <w:i w:val="0"/>
-                <w:sz w:val="18"/>
+                <w:sz w:val="20"/>
               </w:rPr>
               <w:t>Договориться о резервных поставщиках, сократить низкомаржинальные SKU, установить нормы запасов, защитить ключевые продукты</w:t>
             </w:r>
@@ -8772,7 +8853,7 @@
                 <w:rFonts w:ascii="Times New Roman" w:hAnsi="Times New Roman" w:eastAsia="Times New Roman"/>
                 <w:b w:val="0"/>
                 <w:i w:val="0"/>
-                <w:sz w:val="18"/>
+                <w:sz w:val="20"/>
               </w:rPr>
               <w:t>Наиболее вероятный</w:t>
             </w:r>
@@ -8799,7 +8880,7 @@
                 <w:rFonts w:ascii="Times New Roman" w:hAnsi="Times New Roman" w:eastAsia="Times New Roman"/>
                 <w:b w:val="0"/>
                 <w:i w:val="0"/>
-                <w:sz w:val="18"/>
+                <w:sz w:val="20"/>
               </w:rPr>
               <w:t>Спрос остаётся на текущем уровне с сезонными колебаниями; возможны локальные сбои поставок; ресурсы на CAPEX ограничены</w:t>
             </w:r>
@@ -8826,7 +8907,7 @@
                 <w:rFonts w:ascii="Times New Roman" w:hAnsi="Times New Roman" w:eastAsia="Times New Roman"/>
                 <w:b w:val="0"/>
                 <w:i w:val="0"/>
-                <w:sz w:val="18"/>
+                <w:sz w:val="20"/>
               </w:rPr>
               <w:t>Улучшение возможно за счёт процессов, а не полного переоснащения</w:t>
             </w:r>
@@ -8853,7 +8934,7 @@
                 <w:rFonts w:ascii="Times New Roman" w:hAnsi="Times New Roman" w:eastAsia="Times New Roman"/>
                 <w:b w:val="0"/>
                 <w:i w:val="0"/>
-                <w:sz w:val="18"/>
+                <w:sz w:val="20"/>
               </w:rPr>
               <w:t>ABC/XYZ-анализ ассортимента, пилот реорганизации поставок, закрепление ответственности за сквозной процесс «заказ–производство–отгрузка»</w:t>
             </w:r>
@@ -8885,7 +8966,7 @@
                 <w:rFonts w:ascii="Times New Roman" w:hAnsi="Times New Roman" w:eastAsia="Times New Roman"/>
                 <w:b w:val="0"/>
                 <w:i w:val="0"/>
-                <w:sz w:val="18"/>
+                <w:sz w:val="20"/>
               </w:rPr>
               <w:t>Оптимистический</w:t>
             </w:r>
@@ -8912,7 +8993,7 @@
                 <w:rFonts w:ascii="Times New Roman" w:hAnsi="Times New Roman" w:eastAsia="Times New Roman"/>
                 <w:b w:val="0"/>
                 <w:i w:val="0"/>
-                <w:sz w:val="18"/>
+                <w:sz w:val="20"/>
               </w:rPr>
               <w:t>Спрос на новые форматы растёт; доступно финансирование; поставщики и партнёры готовы к долгосрочным контрактам</w:t>
             </w:r>
@@ -8939,7 +9020,7 @@
                 <w:rFonts w:ascii="Times New Roman" w:hAnsi="Times New Roman" w:eastAsia="Times New Roman"/>
                 <w:b w:val="0"/>
                 <w:i w:val="0"/>
-                <w:sz w:val="18"/>
+                <w:sz w:val="20"/>
               </w:rPr>
               <w:t>Можно расширить ассортимент и инвестировать в технологию без ухудшения ликвидности</w:t>
             </w:r>
@@ -8966,7 +9047,7 @@
                 <w:rFonts w:ascii="Times New Roman" w:hAnsi="Times New Roman" w:eastAsia="Times New Roman"/>
                 <w:b w:val="0"/>
                 <w:i w:val="0"/>
-                <w:sz w:val="18"/>
+                <w:sz w:val="20"/>
               </w:rPr>
               <w:t>Запустить ограниченную линейку новинок, провести технико-экономическое обоснование новой технологии, масштабировать после пилота</w:t>
             </w:r>
@@ -8983,6 +9064,7 @@
       <w:pPr>
         <w:spacing w:line="360" w:lineRule="auto" w:before="0" w:after="80"/>
         <w:ind w:firstLine="709"/>
+        <w:jc w:val="both"/>
       </w:pPr>
       <w:r>
         <w:rPr>
@@ -9040,6 +9122,7 @@
       <w:pPr>
         <w:spacing w:line="360" w:lineRule="auto" w:before="0" w:after="80"/>
         <w:ind w:firstLine="709"/>
+        <w:jc w:val="both"/>
       </w:pPr>
       <w:r>
         <w:rPr>
@@ -9057,13 +9140,14 @@
           <w:i w:val="0"/>
           <w:sz w:val="28"/>
         </w:rPr>
-        <w:t xml:space="preserve"> ООО «Вектор-Пак» производит гофрокартонную упаковку для пищевых предприятий региона. Выручка за прошлый год составила 66 млн руб., операционная маржа — 6%, загрузка мощности — 68%. На двух крупнейших клиентов приходится 57% выручки. Руководство рассматривает трёхлетнюю стратегию: сохранить текущую модель, вложиться в диверсификацию клиентской базы и частичную автоматизацию либо сразу приобрести новую производственную линию и расширить склад.</w:t>
+        <w:t xml:space="preserve"> ООО «Вектор-Пак» производит гофрокартонную упаковку для пищевых предприятий региона. Выручка за прошлый год составила 66 млн руб., операционная маржа - 6%, загрузка мощности - 68%. На двух крупнейших клиентов приходится 57% выручки. Руководство рассматривает трёхлетнюю стратегию: сохранить текущую модель, вложиться в диверсификацию клиентской базы и частичную автоматизацию либо сразу приобрести новую производственную линию и расширить склад.</w:t>
       </w:r>
     </w:p>
     <w:p>
       <w:pPr>
         <w:spacing w:line="360" w:lineRule="auto" w:before="0" w:after="80"/>
         <w:ind w:firstLine="709"/>
+        <w:jc w:val="both"/>
       </w:pPr>
       <w:r>
         <w:rPr>
@@ -9088,6 +9172,7 @@
       <w:pPr>
         <w:spacing w:line="360" w:lineRule="auto" w:before="0" w:after="80"/>
         <w:ind w:firstLine="709"/>
+        <w:jc w:val="both"/>
       </w:pPr>
       <w:r>
         <w:rPr>
@@ -9165,7 +9250,7 @@
                 <w:rFonts w:ascii="Times New Roman" w:hAnsi="Times New Roman" w:eastAsia="Times New Roman"/>
                 <w:b/>
                 <w:i w:val="0"/>
-                <w:sz w:val="18"/>
+                <w:sz w:val="20"/>
               </w:rPr>
               <w:t>Сфера влияния</w:t>
             </w:r>
@@ -9193,7 +9278,7 @@
                 <w:rFonts w:ascii="Times New Roman" w:hAnsi="Times New Roman" w:eastAsia="Times New Roman"/>
                 <w:b/>
                 <w:i w:val="0"/>
-                <w:sz w:val="18"/>
+                <w:sz w:val="20"/>
               </w:rPr>
               <w:t>Критическая точка</w:t>
             </w:r>
@@ -9221,7 +9306,7 @@
                 <w:rFonts w:ascii="Times New Roman" w:hAnsi="Times New Roman" w:eastAsia="Times New Roman"/>
                 <w:b/>
                 <w:i w:val="0"/>
-                <w:sz w:val="18"/>
+                <w:sz w:val="20"/>
               </w:rPr>
               <w:t>Индикаторы будущего состояния</w:t>
             </w:r>
@@ -9253,7 +9338,7 @@
                 <w:rFonts w:ascii="Times New Roman" w:hAnsi="Times New Roman" w:eastAsia="Times New Roman"/>
                 <w:b w:val="0"/>
                 <w:i w:val="0"/>
-                <w:sz w:val="18"/>
+                <w:sz w:val="20"/>
               </w:rPr>
               <w:t>Рынок и клиенты</w:t>
             </w:r>
@@ -9280,7 +9365,7 @@
                 <w:rFonts w:ascii="Times New Roman" w:hAnsi="Times New Roman" w:eastAsia="Times New Roman"/>
                 <w:b w:val="0"/>
                 <w:i w:val="0"/>
-                <w:sz w:val="18"/>
+                <w:sz w:val="20"/>
               </w:rPr>
               <w:t>Спрос пищевых производителей, концентрация выручки, ценовая конкуренция</w:t>
             </w:r>
@@ -9307,7 +9392,7 @@
                 <w:rFonts w:ascii="Times New Roman" w:hAnsi="Times New Roman" w:eastAsia="Times New Roman"/>
                 <w:b w:val="0"/>
                 <w:i w:val="0"/>
-                <w:sz w:val="18"/>
+                <w:sz w:val="20"/>
               </w:rPr>
               <w:t>Загрузка мощностей; число новых контрактов; доля крупнейшего клиента; средняя цена заказа</w:t>
             </w:r>
@@ -9339,7 +9424,7 @@
                 <w:rFonts w:ascii="Times New Roman" w:hAnsi="Times New Roman" w:eastAsia="Times New Roman"/>
                 <w:b w:val="0"/>
                 <w:i w:val="0"/>
-                <w:sz w:val="18"/>
+                <w:sz w:val="20"/>
               </w:rPr>
               <w:t>Сырьё и логистика</w:t>
             </w:r>
@@ -9366,7 +9451,7 @@
                 <w:rFonts w:ascii="Times New Roman" w:hAnsi="Times New Roman" w:eastAsia="Times New Roman"/>
                 <w:b w:val="0"/>
                 <w:i w:val="0"/>
-                <w:sz w:val="18"/>
+                <w:sz w:val="20"/>
               </w:rPr>
               <w:t>Цена и ритмичность поставок картона, транспортные затраты</w:t>
             </w:r>
@@ -9393,7 +9478,7 @@
                 <w:rFonts w:ascii="Times New Roman" w:hAnsi="Times New Roman" w:eastAsia="Times New Roman"/>
                 <w:b w:val="0"/>
                 <w:i w:val="0"/>
-                <w:sz w:val="18"/>
+                <w:sz w:val="20"/>
               </w:rPr>
               <w:t>Цена сырья; запас в днях; OTIF поставщиков; доля срочных доставок</w:t>
             </w:r>
@@ -9425,7 +9510,7 @@
                 <w:rFonts w:ascii="Times New Roman" w:hAnsi="Times New Roman" w:eastAsia="Times New Roman"/>
                 <w:b w:val="0"/>
                 <w:i w:val="0"/>
-                <w:sz w:val="18"/>
+                <w:sz w:val="20"/>
               </w:rPr>
               <w:t>Производство</w:t>
             </w:r>
@@ -9452,7 +9537,7 @@
                 <w:rFonts w:ascii="Times New Roman" w:hAnsi="Times New Roman" w:eastAsia="Times New Roman"/>
                 <w:b w:val="0"/>
                 <w:i w:val="0"/>
-                <w:sz w:val="18"/>
+                <w:sz w:val="20"/>
               </w:rPr>
               <w:t>Мощность, простои, качество, энергопотребление</w:t>
             </w:r>
@@ -9479,7 +9564,7 @@
                 <w:rFonts w:ascii="Times New Roman" w:hAnsi="Times New Roman" w:eastAsia="Times New Roman"/>
                 <w:b w:val="0"/>
                 <w:i w:val="0"/>
-                <w:sz w:val="18"/>
+                <w:sz w:val="20"/>
               </w:rPr>
               <w:t>OEE; брак; себестоимость 1 м²; производительность</w:t>
             </w:r>
@@ -9511,7 +9596,7 @@
                 <w:rFonts w:ascii="Times New Roman" w:hAnsi="Times New Roman" w:eastAsia="Times New Roman"/>
                 <w:b w:val="0"/>
                 <w:i w:val="0"/>
-                <w:sz w:val="18"/>
+                <w:sz w:val="20"/>
               </w:rPr>
               <w:t>Финансы</w:t>
             </w:r>
@@ -9538,7 +9623,7 @@
                 <w:rFonts w:ascii="Times New Roman" w:hAnsi="Times New Roman" w:eastAsia="Times New Roman"/>
                 <w:b w:val="0"/>
                 <w:i w:val="0"/>
-                <w:sz w:val="18"/>
+                <w:sz w:val="20"/>
               </w:rPr>
               <w:t>Стоимость кредита, денежный поток, инвестиционный лимит</w:t>
             </w:r>
@@ -9565,7 +9650,7 @@
                 <w:rFonts w:ascii="Times New Roman" w:hAnsi="Times New Roman" w:eastAsia="Times New Roman"/>
                 <w:b w:val="0"/>
                 <w:i w:val="0"/>
-                <w:sz w:val="18"/>
+                <w:sz w:val="20"/>
               </w:rPr>
               <w:t>Операционная маржа; DSCR; CAPEX; свободный денежный поток</w:t>
             </w:r>
@@ -9597,7 +9682,7 @@
                 <w:rFonts w:ascii="Times New Roman" w:hAnsi="Times New Roman" w:eastAsia="Times New Roman"/>
                 <w:b w:val="0"/>
                 <w:i w:val="0"/>
-                <w:sz w:val="18"/>
+                <w:sz w:val="20"/>
               </w:rPr>
               <w:t>Люди и управление</w:t>
             </w:r>
@@ -9624,7 +9709,7 @@
                 <w:rFonts w:ascii="Times New Roman" w:hAnsi="Times New Roman" w:eastAsia="Times New Roman"/>
                 <w:b w:val="0"/>
                 <w:i w:val="0"/>
-                <w:sz w:val="18"/>
+                <w:sz w:val="20"/>
               </w:rPr>
               <w:t>Компетенции, способность вести B2B-продажи, скорость решений</w:t>
             </w:r>
@@ -9651,7 +9736,7 @@
                 <w:rFonts w:ascii="Times New Roman" w:hAnsi="Times New Roman" w:eastAsia="Times New Roman"/>
                 <w:b w:val="0"/>
                 <w:i w:val="0"/>
-                <w:sz w:val="18"/>
+                <w:sz w:val="20"/>
               </w:rPr>
               <w:t>Укомплектованность; срок подготовки КП; выполнение плана действий</w:t>
             </w:r>
@@ -9722,7 +9807,7 @@
                 <w:rFonts w:ascii="Times New Roman" w:hAnsi="Times New Roman" w:eastAsia="Times New Roman"/>
                 <w:b/>
                 <w:i w:val="0"/>
-                <w:sz w:val="18"/>
+                <w:sz w:val="20"/>
               </w:rPr>
               <w:t>Альтернатива</w:t>
             </w:r>
@@ -9750,7 +9835,7 @@
                 <w:rFonts w:ascii="Times New Roman" w:hAnsi="Times New Roman" w:eastAsia="Times New Roman"/>
                 <w:b/>
                 <w:i w:val="0"/>
-                <w:sz w:val="18"/>
+                <w:sz w:val="20"/>
               </w:rPr>
               <w:t>Содержание</w:t>
             </w:r>
@@ -9778,7 +9863,7 @@
                 <w:rFonts w:ascii="Times New Roman" w:hAnsi="Times New Roman" w:eastAsia="Times New Roman"/>
                 <w:b/>
                 <w:i w:val="0"/>
-                <w:sz w:val="18"/>
+                <w:sz w:val="20"/>
               </w:rPr>
               <w:t>Предполагаемые преимущества</w:t>
             </w:r>
@@ -9806,7 +9891,7 @@
                 <w:rFonts w:ascii="Times New Roman" w:hAnsi="Times New Roman" w:eastAsia="Times New Roman"/>
                 <w:b/>
                 <w:i w:val="0"/>
-                <w:sz w:val="18"/>
+                <w:sz w:val="20"/>
               </w:rPr>
               <w:t>Основной риск</w:t>
             </w:r>
@@ -9838,7 +9923,7 @@
                 <w:rFonts w:ascii="Times New Roman" w:hAnsi="Times New Roman" w:eastAsia="Times New Roman"/>
                 <w:b w:val="0"/>
                 <w:i w:val="0"/>
-                <w:sz w:val="18"/>
+                <w:sz w:val="20"/>
               </w:rPr>
               <w:t>А. Сохранение текущей модели</w:t>
             </w:r>
@@ -9865,7 +9950,7 @@
                 <w:rFonts w:ascii="Times New Roman" w:hAnsi="Times New Roman" w:eastAsia="Times New Roman"/>
                 <w:b w:val="0"/>
                 <w:i w:val="0"/>
-                <w:sz w:val="18"/>
+                <w:sz w:val="20"/>
               </w:rPr>
               <w:t>Не инвестировать; удерживать двух ключевых клиентов; локально сокращать затраты</w:t>
             </w:r>
@@ -9892,7 +9977,7 @@
                 <w:rFonts w:ascii="Times New Roman" w:hAnsi="Times New Roman" w:eastAsia="Times New Roman"/>
                 <w:b w:val="0"/>
                 <w:i w:val="0"/>
-                <w:sz w:val="18"/>
+                <w:sz w:val="20"/>
               </w:rPr>
               <w:t>Минимальный CAPEX и быстрый запуск</w:t>
             </w:r>
@@ -9919,7 +10004,7 @@
                 <w:rFonts w:ascii="Times New Roman" w:hAnsi="Times New Roman" w:eastAsia="Times New Roman"/>
                 <w:b w:val="0"/>
                 <w:i w:val="0"/>
-                <w:sz w:val="18"/>
+                <w:sz w:val="20"/>
               </w:rPr>
               <w:t>Концентрация выручки и недозагрузка сохраняются</w:t>
             </w:r>
@@ -9951,7 +10036,7 @@
                 <w:rFonts w:ascii="Times New Roman" w:hAnsi="Times New Roman" w:eastAsia="Times New Roman"/>
                 <w:b w:val="0"/>
                 <w:i w:val="0"/>
-                <w:sz w:val="18"/>
+                <w:sz w:val="20"/>
               </w:rPr>
               <w:t>Б. Поэтапная диверсификация и частичная автоматизация</w:t>
             </w:r>
@@ -9978,7 +10063,7 @@
                 <w:rFonts w:ascii="Times New Roman" w:hAnsi="Times New Roman" w:eastAsia="Times New Roman"/>
                 <w:b w:val="0"/>
                 <w:i w:val="0"/>
-                <w:sz w:val="18"/>
+                <w:sz w:val="20"/>
               </w:rPr>
               <w:t>Пилот продаж в новых сегментах, два новых B2B-контракта, бережливые улучшения, автоматизация участка в пределах 8 млн руб.</w:t>
             </w:r>
@@ -10005,7 +10090,7 @@
                 <w:rFonts w:ascii="Times New Roman" w:hAnsi="Times New Roman" w:eastAsia="Times New Roman"/>
                 <w:b w:val="0"/>
                 <w:i w:val="0"/>
-                <w:sz w:val="18"/>
+                <w:sz w:val="20"/>
               </w:rPr>
               <w:t>Снижение концентрации при контролируемом риске; рост мощности и маржи</w:t>
             </w:r>
@@ -10032,7 +10117,7 @@
                 <w:rFonts w:ascii="Times New Roman" w:hAnsi="Times New Roman" w:eastAsia="Times New Roman"/>
                 <w:b w:val="0"/>
                 <w:i w:val="0"/>
-                <w:sz w:val="18"/>
+                <w:sz w:val="20"/>
               </w:rPr>
               <w:t>Требуются дисциплина проекта и подтверждение спроса до второй фазы</w:t>
             </w:r>
@@ -10064,7 +10149,7 @@
                 <w:rFonts w:ascii="Times New Roman" w:hAnsi="Times New Roman" w:eastAsia="Times New Roman"/>
                 <w:b w:val="0"/>
                 <w:i w:val="0"/>
-                <w:sz w:val="18"/>
+                <w:sz w:val="20"/>
               </w:rPr>
               <w:t>В. Полное расширение сразу</w:t>
             </w:r>
@@ -10091,7 +10176,7 @@
                 <w:rFonts w:ascii="Times New Roman" w:hAnsi="Times New Roman" w:eastAsia="Times New Roman"/>
                 <w:b w:val="0"/>
                 <w:i w:val="0"/>
-                <w:sz w:val="18"/>
+                <w:sz w:val="20"/>
               </w:rPr>
               <w:t>Новая линия и склад, быстрый набор клиентов и мощности</w:t>
             </w:r>
@@ -10118,7 +10203,7 @@
                 <w:rFonts w:ascii="Times New Roman" w:hAnsi="Times New Roman" w:eastAsia="Times New Roman"/>
                 <w:b w:val="0"/>
                 <w:i w:val="0"/>
-                <w:sz w:val="18"/>
+                <w:sz w:val="20"/>
               </w:rPr>
               <w:t>Максимальный потенциал роста в благоприятной среде</w:t>
             </w:r>
@@ -10145,7 +10230,7 @@
                 <w:rFonts w:ascii="Times New Roman" w:hAnsi="Times New Roman" w:eastAsia="Times New Roman"/>
                 <w:b w:val="0"/>
                 <w:i w:val="0"/>
-                <w:sz w:val="18"/>
+                <w:sz w:val="20"/>
               </w:rPr>
               <w:t>Высокий долг, избыток мощности и уязвимость к спаду спроса</w:t>
             </w:r>
@@ -10216,7 +10301,7 @@
                 <w:rFonts w:ascii="Times New Roman" w:hAnsi="Times New Roman" w:eastAsia="Times New Roman"/>
                 <w:b/>
                 <w:i w:val="0"/>
-                <w:sz w:val="18"/>
+                <w:sz w:val="20"/>
               </w:rPr>
               <w:t>Сценарий</w:t>
             </w:r>
@@ -10244,7 +10329,7 @@
                 <w:rFonts w:ascii="Times New Roman" w:hAnsi="Times New Roman" w:eastAsia="Times New Roman"/>
                 <w:b/>
                 <w:i w:val="0"/>
-                <w:sz w:val="18"/>
+                <w:sz w:val="20"/>
               </w:rPr>
               <w:t>Ключевые предположения</w:t>
             </w:r>
@@ -10272,7 +10357,7 @@
                 <w:rFonts w:ascii="Times New Roman" w:hAnsi="Times New Roman" w:eastAsia="Times New Roman"/>
                 <w:b/>
                 <w:i w:val="0"/>
-                <w:sz w:val="18"/>
+                <w:sz w:val="20"/>
               </w:rPr>
               <w:t>Проверяемые показатели к концу 3-го года</w:t>
             </w:r>
@@ -10300,7 +10385,7 @@
                 <w:rFonts w:ascii="Times New Roman" w:hAnsi="Times New Roman" w:eastAsia="Times New Roman"/>
                 <w:b/>
                 <w:i w:val="0"/>
-                <w:sz w:val="18"/>
+                <w:sz w:val="20"/>
               </w:rPr>
               <w:t>Разрушительное событие и реакция</w:t>
             </w:r>
@@ -10332,7 +10417,7 @@
                 <w:rFonts w:ascii="Times New Roman" w:hAnsi="Times New Roman" w:eastAsia="Times New Roman"/>
                 <w:b w:val="0"/>
                 <w:i w:val="0"/>
-                <w:sz w:val="18"/>
+                <w:sz w:val="20"/>
               </w:rPr>
               <w:t>Пессимистический</w:t>
             </w:r>
@@ -10359,7 +10444,7 @@
                 <w:rFonts w:ascii="Times New Roman" w:hAnsi="Times New Roman" w:eastAsia="Times New Roman"/>
                 <w:b w:val="0"/>
                 <w:i w:val="0"/>
-                <w:sz w:val="18"/>
+                <w:sz w:val="20"/>
               </w:rPr>
               <w:t>Один крупный клиент сокращает объём на 25%; цена картона растёт на 18%; ставка финансирования остаётся высокой; новые продажи идут медленнее плана</w:t>
             </w:r>
@@ -10386,7 +10471,7 @@
                 <w:rFonts w:ascii="Times New Roman" w:hAnsi="Times New Roman" w:eastAsia="Times New Roman"/>
                 <w:b w:val="0"/>
                 <w:i w:val="0"/>
-                <w:sz w:val="18"/>
+                <w:sz w:val="20"/>
               </w:rPr>
               <w:t>Загрузка 60–65%; маржа 3–5%; риск нарушения лимита ликвидности</w:t>
             </w:r>
@@ -10413,7 +10498,7 @@
                 <w:rFonts w:ascii="Times New Roman" w:hAnsi="Times New Roman" w:eastAsia="Times New Roman"/>
                 <w:b w:val="0"/>
                 <w:i w:val="0"/>
-                <w:sz w:val="18"/>
+                <w:sz w:val="20"/>
               </w:rPr>
               <w:t>Потеря ключевого контракта. Остановить вторую фазу CAPEX, сохранить только окупаемые улучшения, активировать резервных клиентов и поставщиков</w:t>
             </w:r>
@@ -10445,7 +10530,7 @@
                 <w:rFonts w:ascii="Times New Roman" w:hAnsi="Times New Roman" w:eastAsia="Times New Roman"/>
                 <w:b w:val="0"/>
                 <w:i w:val="0"/>
-                <w:sz w:val="18"/>
+                <w:sz w:val="20"/>
               </w:rPr>
               <w:t>Наиболее вероятный</w:t>
             </w:r>
@@ -10472,7 +10557,7 @@
                 <w:rFonts w:ascii="Times New Roman" w:hAnsi="Times New Roman" w:eastAsia="Times New Roman"/>
                 <w:b w:val="0"/>
                 <w:i w:val="0"/>
-                <w:sz w:val="18"/>
+                <w:sz w:val="20"/>
               </w:rPr>
               <w:t>Текущие клиенты сохраняют объёмы; два новых контракта заключаются поэтапно; цена сырья индексируется в договорах частично; финансирование доступно в пределах лимита</w:t>
             </w:r>
@@ -10499,7 +10584,7 @@
                 <w:rFonts w:ascii="Times New Roman" w:hAnsi="Times New Roman" w:eastAsia="Times New Roman"/>
                 <w:b w:val="0"/>
                 <w:i w:val="0"/>
-                <w:sz w:val="18"/>
+                <w:sz w:val="20"/>
               </w:rPr>
               <w:t>Загрузка 80–82%; маржа 8–9%; доля крупнейшего клиента 33–35%</w:t>
             </w:r>
@@ -10526,7 +10611,7 @@
                 <w:rFonts w:ascii="Times New Roman" w:hAnsi="Times New Roman" w:eastAsia="Times New Roman"/>
                 <w:b w:val="0"/>
                 <w:i w:val="0"/>
-                <w:sz w:val="18"/>
+                <w:sz w:val="20"/>
               </w:rPr>
               <w:t>Задержка автоматизации. Использовать ручной резервный процесс и переносить вторую инвестиционную фазу до устранения узкого места</w:t>
             </w:r>
@@ -10558,7 +10643,7 @@
                 <w:rFonts w:ascii="Times New Roman" w:hAnsi="Times New Roman" w:eastAsia="Times New Roman"/>
                 <w:b w:val="0"/>
                 <w:i w:val="0"/>
-                <w:sz w:val="18"/>
+                <w:sz w:val="20"/>
               </w:rPr>
               <w:t>Оптимистический</w:t>
             </w:r>
@@ -10585,7 +10670,7 @@
                 <w:rFonts w:ascii="Times New Roman" w:hAnsi="Times New Roman" w:eastAsia="Times New Roman"/>
                 <w:b w:val="0"/>
                 <w:i w:val="0"/>
-                <w:sz w:val="18"/>
+                <w:sz w:val="20"/>
               </w:rPr>
               <w:t>Спрос растёт, три новых клиента подписывают рамочные договоры, цена сырья стабильна, запуск автоматизации не задерживается</w:t>
             </w:r>
@@ -10612,7 +10697,7 @@
                 <w:rFonts w:ascii="Times New Roman" w:hAnsi="Times New Roman" w:eastAsia="Times New Roman"/>
                 <w:b w:val="0"/>
                 <w:i w:val="0"/>
-                <w:sz w:val="18"/>
+                <w:sz w:val="20"/>
               </w:rPr>
               <w:t>Загрузка 88–90%; маржа 11–12%; доля крупнейшего клиента не выше 30%</w:t>
             </w:r>
@@ -10639,7 +10724,7 @@
                 <w:rFonts w:ascii="Times New Roman" w:hAnsi="Times New Roman" w:eastAsia="Times New Roman"/>
                 <w:b w:val="0"/>
                 <w:i w:val="0"/>
-                <w:sz w:val="18"/>
+                <w:sz w:val="20"/>
               </w:rPr>
               <w:t>Всплеск спроса. Временно привлекать контрактный транспорт и дополнительную смену, не покупать мощность до подтверждения устойчивого спроса</w:t>
             </w:r>
@@ -10656,6 +10741,7 @@
       <w:pPr>
         <w:spacing w:line="360" w:lineRule="auto" w:before="0" w:after="80"/>
         <w:ind w:firstLine="709"/>
+        <w:jc w:val="both"/>
       </w:pPr>
       <w:r>
         <w:rPr>
@@ -10687,6 +10773,7 @@
       <w:pPr>
         <w:spacing w:line="360" w:lineRule="auto" w:before="0" w:after="80"/>
         <w:ind w:firstLine="709"/>
+        <w:jc w:val="both"/>
       </w:pPr>
       <w:r>
         <w:rPr>
@@ -10695,13 +10782,13 @@
           <w:i w:val="0"/>
           <w:sz w:val="28"/>
         </w:rPr>
-        <w:t xml:space="preserve">Для обучения приняты экспертные вероятности сценариев: пессимистический — </w:t>
+        <w:t xml:space="preserve">Для обучения приняты экспертные вероятности сценариев: пессимистический - </w:t>
       </w:r>
       <w:r>
         <w:rPr>
-          <w:rFonts w:ascii="Courier New" w:hAnsi="Courier New" w:eastAsia="Courier New"/>
+          <w:rFonts w:ascii="Times New Roman" w:hAnsi="Times New Roman" w:eastAsia="Times New Roman"/>
           <w:b w:val="0"/>
-          <w:i w:val="0"/>
+          <w:i/>
           <w:sz w:val="28"/>
         </w:rPr>
         <w:t>0,25</w:t>
@@ -10713,13 +10800,13 @@
           <w:i w:val="0"/>
           <w:sz w:val="28"/>
         </w:rPr>
-        <w:t xml:space="preserve">, наиболее вероятный — </w:t>
+        <w:t xml:space="preserve">, наиболее вероятный - </w:t>
       </w:r>
       <w:r>
         <w:rPr>
-          <w:rFonts w:ascii="Courier New" w:hAnsi="Courier New" w:eastAsia="Courier New"/>
+          <w:rFonts w:ascii="Times New Roman" w:hAnsi="Times New Roman" w:eastAsia="Times New Roman"/>
           <w:b w:val="0"/>
-          <w:i w:val="0"/>
+          <w:i/>
           <w:sz w:val="28"/>
         </w:rPr>
         <w:t>0,55</w:t>
@@ -10731,13 +10818,13 @@
           <w:i w:val="0"/>
           <w:sz w:val="28"/>
         </w:rPr>
-        <w:t xml:space="preserve">, оптимистический — </w:t>
+        <w:t xml:space="preserve">, оптимистический - </w:t>
       </w:r>
       <w:r>
         <w:rPr>
-          <w:rFonts w:ascii="Courier New" w:hAnsi="Courier New" w:eastAsia="Courier New"/>
+          <w:rFonts w:ascii="Times New Roman" w:hAnsi="Times New Roman" w:eastAsia="Times New Roman"/>
           <w:b w:val="0"/>
-          <w:i w:val="0"/>
+          <w:i/>
           <w:sz w:val="28"/>
         </w:rPr>
         <w:t>0,20</w:t>
@@ -10812,7 +10899,7 @@
                 <w:rFonts w:ascii="Times New Roman" w:hAnsi="Times New Roman" w:eastAsia="Times New Roman"/>
                 <w:b/>
                 <w:i w:val="0"/>
-                <w:sz w:val="18"/>
+                <w:sz w:val="20"/>
               </w:rPr>
               <w:t>Стратегия</w:t>
             </w:r>
@@ -10840,7 +10927,7 @@
                 <w:rFonts w:ascii="Times New Roman" w:hAnsi="Times New Roman" w:eastAsia="Times New Roman"/>
                 <w:b/>
                 <w:i w:val="0"/>
-                <w:sz w:val="18"/>
+                <w:sz w:val="20"/>
               </w:rPr>
               <w:t>Πпес, млн руб.</w:t>
             </w:r>
@@ -10868,7 +10955,7 @@
                 <w:rFonts w:ascii="Times New Roman" w:hAnsi="Times New Roman" w:eastAsia="Times New Roman"/>
                 <w:b/>
                 <w:i w:val="0"/>
-                <w:sz w:val="18"/>
+                <w:sz w:val="20"/>
               </w:rPr>
               <w:t>Πнв, млн руб.</w:t>
             </w:r>
@@ -10896,7 +10983,7 @@
                 <w:rFonts w:ascii="Times New Roman" w:hAnsi="Times New Roman" w:eastAsia="Times New Roman"/>
                 <w:b/>
                 <w:i w:val="0"/>
-                <w:sz w:val="18"/>
+                <w:sz w:val="20"/>
               </w:rPr>
               <w:t>Πопт, млн руб.</w:t>
             </w:r>
@@ -10924,16 +11011,16 @@
                 <w:rFonts w:ascii="Times New Roman" w:hAnsi="Times New Roman" w:eastAsia="Times New Roman"/>
                 <w:b/>
                 <w:i w:val="0"/>
-                <w:sz w:val="18"/>
+                <w:sz w:val="20"/>
               </w:rPr>
               <w:t xml:space="preserve">Расчёт </w:t>
             </w:r>
             <w:r>
               <w:rPr>
-                <w:rFonts w:ascii="Courier New" w:hAnsi="Courier New" w:eastAsia="Courier New"/>
+                <w:rFonts w:ascii="Times New Roman" w:hAnsi="Times New Roman" w:eastAsia="Times New Roman"/>
                 <w:b/>
-                <w:i w:val="0"/>
-                <w:sz w:val="18"/>
+                <w:i/>
+                <w:sz w:val="20"/>
               </w:rPr>
               <w:t>E(Π)</w:t>
             </w:r>
@@ -10961,7 +11048,7 @@
                 <w:rFonts w:ascii="Times New Roman" w:hAnsi="Times New Roman" w:eastAsia="Times New Roman"/>
                 <w:b/>
                 <w:i w:val="0"/>
-                <w:sz w:val="18"/>
+                <w:sz w:val="20"/>
               </w:rPr>
               <w:t>Ожидаемый результат, млн руб.</w:t>
             </w:r>
@@ -10993,7 +11080,7 @@
                 <w:rFonts w:ascii="Times New Roman" w:hAnsi="Times New Roman" w:eastAsia="Times New Roman"/>
                 <w:b w:val="0"/>
                 <w:i w:val="0"/>
-                <w:sz w:val="18"/>
+                <w:sz w:val="20"/>
               </w:rPr>
               <w:t>А. Сохранение текущей модели</w:t>
             </w:r>
@@ -11020,7 +11107,7 @@
                 <w:rFonts w:ascii="Times New Roman" w:hAnsi="Times New Roman" w:eastAsia="Times New Roman"/>
                 <w:b w:val="0"/>
                 <w:i w:val="0"/>
-                <w:sz w:val="18"/>
+                <w:sz w:val="20"/>
               </w:rPr>
               <w:t>2,0</w:t>
             </w:r>
@@ -11047,7 +11134,7 @@
                 <w:rFonts w:ascii="Times New Roman" w:hAnsi="Times New Roman" w:eastAsia="Times New Roman"/>
                 <w:b w:val="0"/>
                 <w:i w:val="0"/>
-                <w:sz w:val="18"/>
+                <w:sz w:val="20"/>
               </w:rPr>
               <w:t>4,5</w:t>
             </w:r>
@@ -11074,7 +11161,7 @@
                 <w:rFonts w:ascii="Times New Roman" w:hAnsi="Times New Roman" w:eastAsia="Times New Roman"/>
                 <w:b w:val="0"/>
                 <w:i w:val="0"/>
-                <w:sz w:val="18"/>
+                <w:sz w:val="20"/>
               </w:rPr>
               <w:t>5,5</w:t>
             </w:r>
@@ -11101,7 +11188,7 @@
                 <w:rFonts w:ascii="Times New Roman" w:hAnsi="Times New Roman" w:eastAsia="Times New Roman"/>
                 <w:b w:val="0"/>
                 <w:i w:val="0"/>
-                <w:sz w:val="18"/>
+                <w:sz w:val="20"/>
               </w:rPr>
               <w:t>0,25×2,0 + 0,55×4,5 + 0,20×5,5</w:t>
             </w:r>
@@ -11128,7 +11215,7 @@
                 <w:rFonts w:ascii="Times New Roman" w:hAnsi="Times New Roman" w:eastAsia="Times New Roman"/>
                 <w:b w:val="0"/>
                 <w:i w:val="0"/>
-                <w:sz w:val="18"/>
+                <w:sz w:val="20"/>
               </w:rPr>
               <w:t>4,075</w:t>
             </w:r>
@@ -11160,7 +11247,7 @@
                 <w:rFonts w:ascii="Times New Roman" w:hAnsi="Times New Roman" w:eastAsia="Times New Roman"/>
                 <w:b/>
                 <w:i w:val="0"/>
-                <w:sz w:val="18"/>
+                <w:sz w:val="20"/>
               </w:rPr>
               <w:t>Б. Поэтапная диверсификация</w:t>
             </w:r>
@@ -11187,7 +11274,7 @@
                 <w:rFonts w:ascii="Times New Roman" w:hAnsi="Times New Roman" w:eastAsia="Times New Roman"/>
                 <w:b w:val="0"/>
                 <w:i w:val="0"/>
-                <w:sz w:val="18"/>
+                <w:sz w:val="20"/>
               </w:rPr>
               <w:t>1,5</w:t>
             </w:r>
@@ -11214,7 +11301,7 @@
                 <w:rFonts w:ascii="Times New Roman" w:hAnsi="Times New Roman" w:eastAsia="Times New Roman"/>
                 <w:b w:val="0"/>
                 <w:i w:val="0"/>
-                <w:sz w:val="18"/>
+                <w:sz w:val="20"/>
               </w:rPr>
               <w:t>8,0</w:t>
             </w:r>
@@ -11241,7 +11328,7 @@
                 <w:rFonts w:ascii="Times New Roman" w:hAnsi="Times New Roman" w:eastAsia="Times New Roman"/>
                 <w:b w:val="0"/>
                 <w:i w:val="0"/>
-                <w:sz w:val="18"/>
+                <w:sz w:val="20"/>
               </w:rPr>
               <w:t>13,5</w:t>
             </w:r>
@@ -11268,7 +11355,7 @@
                 <w:rFonts w:ascii="Times New Roman" w:hAnsi="Times New Roman" w:eastAsia="Times New Roman"/>
                 <w:b w:val="0"/>
                 <w:i w:val="0"/>
-                <w:sz w:val="18"/>
+                <w:sz w:val="20"/>
               </w:rPr>
               <w:t>0,25×1,5 + 0,55×8,0 + 0,20×13,5</w:t>
             </w:r>
@@ -11295,7 +11382,7 @@
                 <w:rFonts w:ascii="Times New Roman" w:hAnsi="Times New Roman" w:eastAsia="Times New Roman"/>
                 <w:b/>
                 <w:i w:val="0"/>
-                <w:sz w:val="18"/>
+                <w:sz w:val="20"/>
               </w:rPr>
               <w:t>7,475</w:t>
             </w:r>
@@ -11327,7 +11414,7 @@
                 <w:rFonts w:ascii="Times New Roman" w:hAnsi="Times New Roman" w:eastAsia="Times New Roman"/>
                 <w:b w:val="0"/>
                 <w:i w:val="0"/>
-                <w:sz w:val="18"/>
+                <w:sz w:val="20"/>
               </w:rPr>
               <w:t>В. Полное расширение сразу</w:t>
             </w:r>
@@ -11354,7 +11441,7 @@
                 <w:rFonts w:ascii="Times New Roman" w:hAnsi="Times New Roman" w:eastAsia="Times New Roman"/>
                 <w:b w:val="0"/>
                 <w:i w:val="0"/>
-                <w:sz w:val="18"/>
+                <w:sz w:val="20"/>
               </w:rPr>
               <w:t>−6,0</w:t>
             </w:r>
@@ -11381,7 +11468,7 @@
                 <w:rFonts w:ascii="Times New Roman" w:hAnsi="Times New Roman" w:eastAsia="Times New Roman"/>
                 <w:b w:val="0"/>
                 <w:i w:val="0"/>
-                <w:sz w:val="18"/>
+                <w:sz w:val="20"/>
               </w:rPr>
               <w:t>7,0</w:t>
             </w:r>
@@ -11408,7 +11495,7 @@
                 <w:rFonts w:ascii="Times New Roman" w:hAnsi="Times New Roman" w:eastAsia="Times New Roman"/>
                 <w:b w:val="0"/>
                 <w:i w:val="0"/>
-                <w:sz w:val="18"/>
+                <w:sz w:val="20"/>
               </w:rPr>
               <w:t>18,0</w:t>
             </w:r>
@@ -11435,7 +11522,7 @@
                 <w:rFonts w:ascii="Times New Roman" w:hAnsi="Times New Roman" w:eastAsia="Times New Roman"/>
                 <w:b w:val="0"/>
                 <w:i w:val="0"/>
-                <w:sz w:val="18"/>
+                <w:sz w:val="20"/>
               </w:rPr>
               <w:t>0,25×(−6,0) + 0,55×7,0 + 0,20×18,0</w:t>
             </w:r>
@@ -11462,7 +11549,7 @@
                 <w:rFonts w:ascii="Times New Roman" w:hAnsi="Times New Roman" w:eastAsia="Times New Roman"/>
                 <w:b w:val="0"/>
                 <w:i w:val="0"/>
-                <w:sz w:val="18"/>
+                <w:sz w:val="20"/>
               </w:rPr>
               <w:t>5,950</w:t>
             </w:r>
@@ -11479,6 +11566,7 @@
       <w:pPr>
         <w:spacing w:line="360" w:lineRule="auto" w:before="0" w:after="80"/>
         <w:ind w:firstLine="709"/>
+        <w:jc w:val="both"/>
       </w:pPr>
       <w:r>
         <w:rPr>
@@ -11533,7 +11621,7 @@
                 <w:rFonts w:ascii="Times New Roman" w:hAnsi="Times New Roman" w:eastAsia="Times New Roman"/>
                 <w:b/>
                 <w:i w:val="0"/>
-                <w:sz w:val="18"/>
+                <w:sz w:val="20"/>
               </w:rPr>
               <w:t>Критерий</w:t>
             </w:r>
@@ -11561,7 +11649,7 @@
                 <w:rFonts w:ascii="Times New Roman" w:hAnsi="Times New Roman" w:eastAsia="Times New Roman"/>
                 <w:b/>
                 <w:i w:val="0"/>
-                <w:sz w:val="18"/>
+                <w:sz w:val="20"/>
               </w:rPr>
               <w:t>Вес</w:t>
             </w:r>
@@ -11589,7 +11677,7 @@
                 <w:rFonts w:ascii="Times New Roman" w:hAnsi="Times New Roman" w:eastAsia="Times New Roman"/>
                 <w:b/>
                 <w:i w:val="0"/>
-                <w:sz w:val="18"/>
+                <w:sz w:val="20"/>
               </w:rPr>
               <w:t>А. Сохранение</w:t>
             </w:r>
@@ -11617,7 +11705,7 @@
                 <w:rFonts w:ascii="Times New Roman" w:hAnsi="Times New Roman" w:eastAsia="Times New Roman"/>
                 <w:b/>
                 <w:i w:val="0"/>
-                <w:sz w:val="18"/>
+                <w:sz w:val="20"/>
               </w:rPr>
               <w:t>Б. Поэтапная диверсификация</w:t>
             </w:r>
@@ -11645,7 +11733,7 @@
                 <w:rFonts w:ascii="Times New Roman" w:hAnsi="Times New Roman" w:eastAsia="Times New Roman"/>
                 <w:b/>
                 <w:i w:val="0"/>
-                <w:sz w:val="18"/>
+                <w:sz w:val="20"/>
               </w:rPr>
               <w:t>В. Полное расширение</w:t>
             </w:r>
@@ -11677,7 +11765,7 @@
                 <w:rFonts w:ascii="Times New Roman" w:hAnsi="Times New Roman" w:eastAsia="Times New Roman"/>
                 <w:b w:val="0"/>
                 <w:i w:val="0"/>
-                <w:sz w:val="18"/>
+                <w:sz w:val="20"/>
               </w:rPr>
               <w:t>Ожидаемый операционный результат</w:t>
             </w:r>
@@ -11704,7 +11792,7 @@
                 <w:rFonts w:ascii="Times New Roman" w:hAnsi="Times New Roman" w:eastAsia="Times New Roman"/>
                 <w:b w:val="0"/>
                 <w:i w:val="0"/>
-                <w:sz w:val="18"/>
+                <w:sz w:val="20"/>
               </w:rPr>
               <w:t>0,35</w:t>
             </w:r>
@@ -11731,7 +11819,7 @@
                 <w:rFonts w:ascii="Times New Roman" w:hAnsi="Times New Roman" w:eastAsia="Times New Roman"/>
                 <w:b w:val="0"/>
                 <w:i w:val="0"/>
-                <w:sz w:val="18"/>
+                <w:sz w:val="20"/>
               </w:rPr>
               <w:t>3</w:t>
             </w:r>
@@ -11758,7 +11846,7 @@
                 <w:rFonts w:ascii="Times New Roman" w:hAnsi="Times New Roman" w:eastAsia="Times New Roman"/>
                 <w:b w:val="0"/>
                 <w:i w:val="0"/>
-                <w:sz w:val="18"/>
+                <w:sz w:val="20"/>
               </w:rPr>
               <w:t>5</w:t>
             </w:r>
@@ -11785,7 +11873,7 @@
                 <w:rFonts w:ascii="Times New Roman" w:hAnsi="Times New Roman" w:eastAsia="Times New Roman"/>
                 <w:b w:val="0"/>
                 <w:i w:val="0"/>
-                <w:sz w:val="18"/>
+                <w:sz w:val="20"/>
               </w:rPr>
               <w:t>4</w:t>
             </w:r>
@@ -11817,7 +11905,7 @@
                 <w:rFonts w:ascii="Times New Roman" w:hAnsi="Times New Roman" w:eastAsia="Times New Roman"/>
                 <w:b w:val="0"/>
                 <w:i w:val="0"/>
-                <w:sz w:val="18"/>
+                <w:sz w:val="20"/>
               </w:rPr>
               <w:t>Защита от неблагоприятного сценария</w:t>
             </w:r>
@@ -11844,7 +11932,7 @@
                 <w:rFonts w:ascii="Times New Roman" w:hAnsi="Times New Roman" w:eastAsia="Times New Roman"/>
                 <w:b w:val="0"/>
                 <w:i w:val="0"/>
-                <w:sz w:val="18"/>
+                <w:sz w:val="20"/>
               </w:rPr>
               <w:t>0,25</w:t>
             </w:r>
@@ -11871,7 +11959,7 @@
                 <w:rFonts w:ascii="Times New Roman" w:hAnsi="Times New Roman" w:eastAsia="Times New Roman"/>
                 <w:b w:val="0"/>
                 <w:i w:val="0"/>
-                <w:sz w:val="18"/>
+                <w:sz w:val="20"/>
               </w:rPr>
               <w:t>5</w:t>
             </w:r>
@@ -11898,7 +11986,7 @@
                 <w:rFonts w:ascii="Times New Roman" w:hAnsi="Times New Roman" w:eastAsia="Times New Roman"/>
                 <w:b w:val="0"/>
                 <w:i w:val="0"/>
-                <w:sz w:val="18"/>
+                <w:sz w:val="20"/>
               </w:rPr>
               <w:t>4</w:t>
             </w:r>
@@ -11925,7 +12013,7 @@
                 <w:rFonts w:ascii="Times New Roman" w:hAnsi="Times New Roman" w:eastAsia="Times New Roman"/>
                 <w:b w:val="0"/>
                 <w:i w:val="0"/>
-                <w:sz w:val="18"/>
+                <w:sz w:val="20"/>
               </w:rPr>
               <w:t>1</w:t>
             </w:r>
@@ -11957,7 +12045,7 @@
                 <w:rFonts w:ascii="Times New Roman" w:hAnsi="Times New Roman" w:eastAsia="Times New Roman"/>
                 <w:b w:val="0"/>
                 <w:i w:val="0"/>
-                <w:sz w:val="18"/>
+                <w:sz w:val="20"/>
               </w:rPr>
               <w:t>Снижение зависимости от крупнейших клиентов</w:t>
             </w:r>
@@ -11984,7 +12072,7 @@
                 <w:rFonts w:ascii="Times New Roman" w:hAnsi="Times New Roman" w:eastAsia="Times New Roman"/>
                 <w:b w:val="0"/>
                 <w:i w:val="0"/>
-                <w:sz w:val="18"/>
+                <w:sz w:val="20"/>
               </w:rPr>
               <w:t>0,20</w:t>
             </w:r>
@@ -12011,7 +12099,7 @@
                 <w:rFonts w:ascii="Times New Roman" w:hAnsi="Times New Roman" w:eastAsia="Times New Roman"/>
                 <w:b w:val="0"/>
                 <w:i w:val="0"/>
-                <w:sz w:val="18"/>
+                <w:sz w:val="20"/>
               </w:rPr>
               <w:t>1</w:t>
             </w:r>
@@ -12038,7 +12126,7 @@
                 <w:rFonts w:ascii="Times New Roman" w:hAnsi="Times New Roman" w:eastAsia="Times New Roman"/>
                 <w:b w:val="0"/>
                 <w:i w:val="0"/>
-                <w:sz w:val="18"/>
+                <w:sz w:val="20"/>
               </w:rPr>
               <w:t>5</w:t>
             </w:r>
@@ -12065,7 +12153,7 @@
                 <w:rFonts w:ascii="Times New Roman" w:hAnsi="Times New Roman" w:eastAsia="Times New Roman"/>
                 <w:b w:val="0"/>
                 <w:i w:val="0"/>
-                <w:sz w:val="18"/>
+                <w:sz w:val="20"/>
               </w:rPr>
               <w:t>4</w:t>
             </w:r>
@@ -12097,7 +12185,7 @@
                 <w:rFonts w:ascii="Times New Roman" w:hAnsi="Times New Roman" w:eastAsia="Times New Roman"/>
                 <w:b w:val="0"/>
                 <w:i w:val="0"/>
-                <w:sz w:val="18"/>
+                <w:sz w:val="20"/>
               </w:rPr>
               <w:t>Соблюдение лимита первоначального CAPEX</w:t>
             </w:r>
@@ -12124,7 +12212,7 @@
                 <w:rFonts w:ascii="Times New Roman" w:hAnsi="Times New Roman" w:eastAsia="Times New Roman"/>
                 <w:b w:val="0"/>
                 <w:i w:val="0"/>
-                <w:sz w:val="18"/>
+                <w:sz w:val="20"/>
               </w:rPr>
               <w:t>0,20</w:t>
             </w:r>
@@ -12151,7 +12239,7 @@
                 <w:rFonts w:ascii="Times New Roman" w:hAnsi="Times New Roman" w:eastAsia="Times New Roman"/>
                 <w:b w:val="0"/>
                 <w:i w:val="0"/>
-                <w:sz w:val="18"/>
+                <w:sz w:val="20"/>
               </w:rPr>
               <w:t>5</w:t>
             </w:r>
@@ -12178,7 +12266,7 @@
                 <w:rFonts w:ascii="Times New Roman" w:hAnsi="Times New Roman" w:eastAsia="Times New Roman"/>
                 <w:b w:val="0"/>
                 <w:i w:val="0"/>
-                <w:sz w:val="18"/>
+                <w:sz w:val="20"/>
               </w:rPr>
               <w:t>4</w:t>
             </w:r>
@@ -12205,7 +12293,7 @@
                 <w:rFonts w:ascii="Times New Roman" w:hAnsi="Times New Roman" w:eastAsia="Times New Roman"/>
                 <w:b w:val="0"/>
                 <w:i w:val="0"/>
-                <w:sz w:val="18"/>
+                <w:sz w:val="20"/>
               </w:rPr>
               <w:t>1</w:t>
             </w:r>
@@ -12237,7 +12325,7 @@
                 <w:rFonts w:ascii="Times New Roman" w:hAnsi="Times New Roman" w:eastAsia="Times New Roman"/>
                 <w:b/>
                 <w:i w:val="0"/>
-                <w:sz w:val="18"/>
+                <w:sz w:val="20"/>
               </w:rPr>
               <w:t>Итоговая оценка</w:t>
             </w:r>
@@ -12264,7 +12352,7 @@
                 <w:rFonts w:ascii="Times New Roman" w:hAnsi="Times New Roman" w:eastAsia="Times New Roman"/>
                 <w:b/>
                 <w:i w:val="0"/>
-                <w:sz w:val="18"/>
+                <w:sz w:val="20"/>
               </w:rPr>
               <w:t>1,00</w:t>
             </w:r>
@@ -12291,7 +12379,7 @@
                 <w:rFonts w:ascii="Times New Roman" w:hAnsi="Times New Roman" w:eastAsia="Times New Roman"/>
                 <w:b/>
                 <w:i w:val="0"/>
-                <w:sz w:val="18"/>
+                <w:sz w:val="20"/>
               </w:rPr>
               <w:t>3,50</w:t>
             </w:r>
@@ -12318,7 +12406,7 @@
                 <w:rFonts w:ascii="Times New Roman" w:hAnsi="Times New Roman" w:eastAsia="Times New Roman"/>
                 <w:b/>
                 <w:i w:val="0"/>
-                <w:sz w:val="18"/>
+                <w:sz w:val="20"/>
               </w:rPr>
               <w:t>4,55</w:t>
             </w:r>
@@ -12345,7 +12433,7 @@
                 <w:rFonts w:ascii="Times New Roman" w:hAnsi="Times New Roman" w:eastAsia="Times New Roman"/>
                 <w:b/>
                 <w:i w:val="0"/>
-                <w:sz w:val="18"/>
+                <w:sz w:val="20"/>
               </w:rPr>
               <w:t>2,65</w:t>
             </w:r>
@@ -12362,6 +12450,7 @@
       <w:pPr>
         <w:spacing w:line="360" w:lineRule="auto" w:before="0" w:after="80"/>
         <w:ind w:firstLine="709"/>
+        <w:jc w:val="both"/>
       </w:pPr>
       <w:r>
         <w:rPr>
@@ -12374,9 +12463,9 @@
       </w:r>
       <w:r>
         <w:rPr>
-          <w:rFonts w:ascii="Courier New" w:hAnsi="Courier New" w:eastAsia="Courier New"/>
+          <w:rFonts w:ascii="Times New Roman" w:hAnsi="Times New Roman" w:eastAsia="Times New Roman"/>
           <w:b w:val="0"/>
-          <w:i w:val="0"/>
+          <w:i/>
           <w:sz w:val="28"/>
         </w:rPr>
         <w:t>0,35×5 + 0,25×4 + 0,20×5 + 0,20×4 = 4,55</w:t>
@@ -12411,6 +12500,7 @@
       <w:pPr>
         <w:spacing w:line="360" w:lineRule="auto" w:before="0" w:after="80"/>
         <w:ind w:firstLine="709"/>
+        <w:jc w:val="both"/>
       </w:pPr>
       <w:r>
         <w:rPr>
@@ -12428,7 +12518,7 @@
           <w:i w:val="0"/>
           <w:sz w:val="28"/>
         </w:rPr>
-        <w:t xml:space="preserve"> имеют максимальный ожидаемый операционный результат — </w:t>
+        <w:t xml:space="preserve"> имеют максимальный ожидаемый операционный результат - </w:t>
       </w:r>
       <w:r>
         <w:rPr>
@@ -12446,7 +12536,7 @@
           <w:i w:val="0"/>
           <w:sz w:val="28"/>
         </w:rPr>
-        <w:t xml:space="preserve">, и максимальную многокритериальную оценку — </w:t>
+        <w:t xml:space="preserve">, и максимальную многокритериальную оценку - </w:t>
       </w:r>
       <w:r>
         <w:rPr>
@@ -12468,9 +12558,9 @@
       </w:r>
       <w:r>
         <w:rPr>
-          <w:rFonts w:ascii="Courier New" w:hAnsi="Courier New" w:eastAsia="Courier New"/>
+          <w:rFonts w:ascii="Times New Roman" w:hAnsi="Times New Roman" w:eastAsia="Times New Roman"/>
           <w:b w:val="0"/>
-          <w:i w:val="0"/>
+          <w:i/>
           <w:sz w:val="28"/>
         </w:rPr>
         <w:t>−6,0 млн руб.</w:t>
@@ -12505,6 +12595,7 @@
       <w:pPr>
         <w:spacing w:line="360" w:lineRule="auto" w:before="0" w:after="80"/>
         <w:ind w:firstLine="709"/>
+        <w:jc w:val="both"/>
       </w:pPr>
       <w:r>
         <w:rPr>
@@ -12566,7 +12657,7 @@
                 <w:rFonts w:ascii="Times New Roman" w:hAnsi="Times New Roman" w:eastAsia="Times New Roman"/>
                 <w:b/>
                 <w:i w:val="0"/>
-                <w:sz w:val="18"/>
+                <w:sz w:val="20"/>
               </w:rPr>
               <w:t>Период</w:t>
             </w:r>
@@ -12594,7 +12685,7 @@
                 <w:rFonts w:ascii="Times New Roman" w:hAnsi="Times New Roman" w:eastAsia="Times New Roman"/>
                 <w:b/>
                 <w:i w:val="0"/>
-                <w:sz w:val="18"/>
+                <w:sz w:val="20"/>
               </w:rPr>
               <w:t>Тактическое действие</w:t>
             </w:r>
@@ -12622,7 +12713,7 @@
                 <w:rFonts w:ascii="Times New Roman" w:hAnsi="Times New Roman" w:eastAsia="Times New Roman"/>
                 <w:b/>
                 <w:i w:val="0"/>
-                <w:sz w:val="18"/>
+                <w:sz w:val="20"/>
               </w:rPr>
               <w:t>Контрольный показатель / условие перехода</w:t>
             </w:r>
@@ -12654,7 +12745,7 @@
                 <w:rFonts w:ascii="Times New Roman" w:hAnsi="Times New Roman" w:eastAsia="Times New Roman"/>
                 <w:b w:val="0"/>
                 <w:i w:val="0"/>
-                <w:sz w:val="18"/>
+                <w:sz w:val="20"/>
               </w:rPr>
               <w:t>0–3 месяца</w:t>
             </w:r>
@@ -12681,7 +12772,7 @@
                 <w:rFonts w:ascii="Times New Roman" w:hAnsi="Times New Roman" w:eastAsia="Times New Roman"/>
                 <w:b w:val="0"/>
                 <w:i w:val="0"/>
-                <w:sz w:val="18"/>
+                <w:sz w:val="20"/>
               </w:rPr>
               <w:t>Картировать сегменты клиентов, подготовить ценностное предложение, проверить экономику заказов и список резервных поставщиков</w:t>
             </w:r>
@@ -12708,7 +12799,7 @@
                 <w:rFonts w:ascii="Times New Roman" w:hAnsi="Times New Roman" w:eastAsia="Times New Roman"/>
                 <w:b w:val="0"/>
                 <w:i w:val="0"/>
-                <w:sz w:val="18"/>
+                <w:sz w:val="20"/>
               </w:rPr>
               <w:t>Не менее 20 квалифицированных лидов; валовая маржа новых заказов не ниже порога предприятия</w:t>
             </w:r>
@@ -12740,7 +12831,7 @@
                 <w:rFonts w:ascii="Times New Roman" w:hAnsi="Times New Roman" w:eastAsia="Times New Roman"/>
                 <w:b w:val="0"/>
                 <w:i w:val="0"/>
-                <w:sz w:val="18"/>
+                <w:sz w:val="20"/>
               </w:rPr>
               <w:t>4–6 месяцев</w:t>
             </w:r>
@@ -12767,7 +12858,7 @@
                 <w:rFonts w:ascii="Times New Roman" w:hAnsi="Times New Roman" w:eastAsia="Times New Roman"/>
                 <w:b w:val="0"/>
                 <w:i w:val="0"/>
-                <w:sz w:val="18"/>
+                <w:sz w:val="20"/>
               </w:rPr>
               <w:t>Заключить два пилотных B2B-контракта, внедрить улучшения потока и подготовить ТЭО автоматизации</w:t>
             </w:r>
@@ -12794,7 +12885,7 @@
                 <w:rFonts w:ascii="Times New Roman" w:hAnsi="Times New Roman" w:eastAsia="Times New Roman"/>
                 <w:b w:val="0"/>
                 <w:i w:val="0"/>
-                <w:sz w:val="18"/>
+                <w:sz w:val="20"/>
               </w:rPr>
               <w:t>Загрузка не ниже 74%; отсутствие просрочки по текущим обязательствам; CAPEX в первой фазе не выше 8 млн руб.</w:t>
             </w:r>
@@ -12826,7 +12917,7 @@
                 <w:rFonts w:ascii="Times New Roman" w:hAnsi="Times New Roman" w:eastAsia="Times New Roman"/>
                 <w:b w:val="0"/>
                 <w:i w:val="0"/>
-                <w:sz w:val="18"/>
+                <w:sz w:val="20"/>
               </w:rPr>
               <w:t>7–12 месяцев</w:t>
             </w:r>
@@ -12853,7 +12944,7 @@
                 <w:rFonts w:ascii="Times New Roman" w:hAnsi="Times New Roman" w:eastAsia="Times New Roman"/>
                 <w:b w:val="0"/>
                 <w:i w:val="0"/>
-                <w:sz w:val="18"/>
+                <w:sz w:val="20"/>
               </w:rPr>
               <w:t>Запустить автоматизацию выбранного участка и ежемесячную панель показателей</w:t>
             </w:r>
@@ -12880,7 +12971,7 @@
                 <w:rFonts w:ascii="Times New Roman" w:hAnsi="Times New Roman" w:eastAsia="Times New Roman"/>
                 <w:b w:val="0"/>
                 <w:i w:val="0"/>
-                <w:sz w:val="18"/>
+                <w:sz w:val="20"/>
               </w:rPr>
               <w:t>Брак и простои снижаются относительно базовой линии; доля крупнейшего клиента начинает снижаться</w:t>
             </w:r>
@@ -12912,7 +13003,7 @@
                 <w:rFonts w:ascii="Times New Roman" w:hAnsi="Times New Roman" w:eastAsia="Times New Roman"/>
                 <w:b w:val="0"/>
                 <w:i w:val="0"/>
-                <w:sz w:val="18"/>
+                <w:sz w:val="20"/>
               </w:rPr>
               <w:t>Годы 2–3</w:t>
             </w:r>
@@ -12939,7 +13030,7 @@
                 <w:rFonts w:ascii="Times New Roman" w:hAnsi="Times New Roman" w:eastAsia="Times New Roman"/>
                 <w:b w:val="0"/>
                 <w:i w:val="0"/>
-                <w:sz w:val="18"/>
+                <w:sz w:val="20"/>
               </w:rPr>
               <w:t>Масштабировать продажи и решать вопрос о второй фазе мощности</w:t>
             </w:r>
@@ -12966,7 +13057,7 @@
                 <w:rFonts w:ascii="Times New Roman" w:hAnsi="Times New Roman" w:eastAsia="Times New Roman"/>
                 <w:b w:val="0"/>
                 <w:i w:val="0"/>
-                <w:sz w:val="18"/>
+                <w:sz w:val="20"/>
               </w:rPr>
               <w:t>Загрузка не ниже 80%, маржа не ниже 8%, доля крупнейшего клиента не выше 35%, DSCR не ниже 1,5</w:t>
             </w:r>
@@ -12983,6 +13074,7 @@
       <w:pPr>
         <w:spacing w:line="360" w:lineRule="auto" w:before="0" w:after="80"/>
         <w:ind w:firstLine="709"/>
+        <w:jc w:val="both"/>
       </w:pPr>
       <w:r>
         <w:rPr>
@@ -12996,8 +13088,9 @@
     </w:p>
     <w:p>
       <w:pPr>
-        <w:pStyle w:val="ListBullet"/>
-        <w:spacing w:line="324" w:lineRule="auto" w:before="0" w:after="40"/>
+        <w:spacing w:line="360" w:lineRule="auto" w:before="0" w:after="80"/>
+        <w:ind w:left="709" w:hanging="312"/>
+        <w:jc w:val="both"/>
       </w:pPr>
       <w:r>
         <w:rPr>
@@ -13006,13 +13099,14 @@
           <w:i w:val="0"/>
           <w:sz w:val="28"/>
         </w:rPr>
-        <w:t>если один клиент сокращает заказ более чем на 15%, приоритетом становятся удержание денежных средств и поиск замещающих заказов, а вторая фаза инвестиций приостанавливается;</w:t>
+        <w:t>• если один клиент сокращает заказ более чем на 15%, приоритетом становятся удержание денежных средств и поиск замещающих заказов, а вторая фаза инвестиций приостанавливается;</w:t>
       </w:r>
     </w:p>
     <w:p>
       <w:pPr>
-        <w:pStyle w:val="ListBullet"/>
-        <w:spacing w:line="324" w:lineRule="auto" w:before="0" w:after="40"/>
+        <w:spacing w:line="360" w:lineRule="auto" w:before="0" w:after="80"/>
+        <w:ind w:left="709" w:hanging="312"/>
+        <w:jc w:val="both"/>
       </w:pPr>
       <w:r>
         <w:rPr>
@@ -13021,13 +13115,14 @@
           <w:i w:val="0"/>
           <w:sz w:val="28"/>
         </w:rPr>
-        <w:t>если два новых контракта не дают запланированной валовой маржи, не масштабируется скидочная политика: пересматриваются сегмент, продуктовая спецификация и калькуляция;</w:t>
+        <w:t>• если два новых контракта не дают запланированной валовой маржи, не масштабируется скидочная политика: пересматриваются сегмент, продуктовая спецификация и калькуляция;</w:t>
       </w:r>
     </w:p>
     <w:p>
       <w:pPr>
-        <w:pStyle w:val="ListBullet"/>
-        <w:spacing w:line="324" w:lineRule="auto" w:before="0" w:after="40"/>
+        <w:spacing w:line="360" w:lineRule="auto" w:before="0" w:after="80"/>
+        <w:ind w:left="709" w:hanging="312"/>
+        <w:jc w:val="both"/>
       </w:pPr>
       <w:r>
         <w:rPr>
@@ -13036,13 +13131,14 @@
           <w:i w:val="0"/>
           <w:sz w:val="28"/>
         </w:rPr>
-        <w:t>если загрузка устойчиво выше 85% три месяца подряд при выполнении показателей ликвидности, разрешается подготовка второй фазы мощности;</w:t>
+        <w:t>• если загрузка устойчиво выше 85% три месяца подряд при выполнении показателей ликвидности, разрешается подготовка второй фазы мощности;</w:t>
       </w:r>
     </w:p>
     <w:p>
       <w:pPr>
-        <w:pStyle w:val="ListBullet"/>
-        <w:spacing w:line="324" w:lineRule="auto" w:before="0" w:after="40"/>
+        <w:spacing w:line="360" w:lineRule="auto" w:before="0" w:after="80"/>
+        <w:ind w:left="709" w:hanging="312"/>
+        <w:jc w:val="both"/>
       </w:pPr>
       <w:r>
         <w:rPr>
@@ -13051,7 +13147,7 @@
           <w:i w:val="0"/>
           <w:sz w:val="28"/>
         </w:rPr>
-        <w:t>если цена сырья растёт быстрее допустимого порога, запускаются оговорки об индексации, альтернативные поставщики и работа над нормами расхода.</w:t>
+        <w:t>• если цена сырья растёт быстрее допустимого порога, запускаются оговорки об индексации, альтернативные поставщики и работа над нормами расхода.</w:t>
       </w:r>
     </w:p>
     <w:p>
@@ -13073,8 +13169,9 @@
     </w:p>
     <w:p>
       <w:pPr>
-        <w:pStyle w:val="ListNumber"/>
-        <w:spacing w:line="324" w:lineRule="auto" w:before="0" w:after="40"/>
+        <w:spacing w:line="360" w:lineRule="auto" w:before="0" w:after="80"/>
+        <w:ind w:left="709" w:hanging="369"/>
+        <w:jc w:val="both"/>
       </w:pPr>
       <w:r>
         <w:rPr>
@@ -13083,13 +13180,14 @@
           <w:i w:val="0"/>
           <w:sz w:val="28"/>
         </w:rPr>
-        <w:t>Метод сценариев структурирует долгосрочное решение через три согласованных картины будущего, а не через один «средний» прогноз.</w:t>
+        <w:t>1. Метод сценариев структурирует долгосрочное решение через три согласованных картины будущего, а не через один «средний» прогноз.</w:t>
       </w:r>
     </w:p>
     <w:p>
       <w:pPr>
-        <w:pStyle w:val="ListNumber"/>
-        <w:spacing w:line="324" w:lineRule="auto" w:before="0" w:after="40"/>
+        <w:spacing w:line="360" w:lineRule="auto" w:before="0" w:after="80"/>
+        <w:ind w:left="709" w:hanging="369"/>
+        <w:jc w:val="both"/>
       </w:pPr>
       <w:r>
         <w:rPr>
@@ -13098,7 +13196,7 @@
           <w:i w:val="0"/>
           <w:sz w:val="28"/>
         </w:rPr>
-        <w:t xml:space="preserve">В задании 1 рассчитаны сценарные показатели ожидаемой прибыли для трёх вариантов развития рекламной газеты. В наиболее вероятном сценарии максимум составляет </w:t>
+        <w:t xml:space="preserve">2. В задании 1 рассчитаны сценарные показатели ожидаемой прибыли для трёх вариантов развития рекламной газеты. В наиболее вероятном сценарии максимум составляет </w:t>
       </w:r>
       <w:r>
         <w:rPr>
@@ -13116,7 +13214,7 @@
           <w:i w:val="0"/>
           <w:sz w:val="28"/>
         </w:rPr>
-        <w:t xml:space="preserve"> у варианта 3; в оптимистическом — </w:t>
+        <w:t xml:space="preserve"> у варианта 3; в оптимистическом - </w:t>
       </w:r>
       <w:r>
         <w:rPr>
@@ -13139,8 +13237,9 @@
     </w:p>
     <w:p>
       <w:pPr>
-        <w:pStyle w:val="ListNumber"/>
-        <w:spacing w:line="324" w:lineRule="auto" w:before="0" w:after="40"/>
+        <w:spacing w:line="360" w:lineRule="auto" w:before="0" w:after="80"/>
+        <w:ind w:left="709" w:hanging="369"/>
+        <w:jc w:val="both"/>
       </w:pPr>
       <w:r>
         <w:rPr>
@@ -13149,13 +13248,13 @@
           <w:i w:val="0"/>
           <w:sz w:val="28"/>
         </w:rPr>
-        <w:t>Консервативный выбор отличается: максимин-критерий выделяет вариант 2, так как его худший показатель (</w:t>
+        <w:t>3. Консервативный выбор отличается: максимин-критерий выделяет вариант 2, так как его худший показатель (</w:t>
       </w:r>
       <w:r>
         <w:rPr>
-          <w:rFonts w:ascii="Courier New" w:hAnsi="Courier New" w:eastAsia="Courier New"/>
+          <w:rFonts w:ascii="Times New Roman" w:hAnsi="Times New Roman" w:eastAsia="Times New Roman"/>
           <w:b w:val="0"/>
-          <w:i w:val="0"/>
+          <w:i/>
           <w:sz w:val="28"/>
         </w:rPr>
         <w:t>−3 173,33 руб.</w:t>
@@ -13172,8 +13271,9 @@
     </w:p>
     <w:p>
       <w:pPr>
-        <w:pStyle w:val="ListNumber"/>
-        <w:spacing w:line="324" w:lineRule="auto" w:before="0" w:after="40"/>
+        <w:spacing w:line="360" w:lineRule="auto" w:before="0" w:after="80"/>
+        <w:ind w:left="709" w:hanging="369"/>
+        <w:jc w:val="both"/>
       </w:pPr>
       <w:r>
         <w:rPr>
@@ -13182,7 +13282,7 @@
           <w:i w:val="0"/>
           <w:sz w:val="28"/>
         </w:rPr>
-        <w:t xml:space="preserve">Для сравнения вариантов с разным масштабом затрат предложена формула рентабельности затрат </w:t>
+        <w:t xml:space="preserve">4. Для сравнения вариантов с разным масштабом затрат предложена формула рентабельности затрат </w:t>
       </w:r>
       <w:r>
         <w:rPr>
@@ -13222,9 +13322,9 @@
       </w:r>
       <w:r>
         <w:rPr>
-          <w:rFonts w:ascii="Courier New" w:hAnsi="Courier New" w:eastAsia="Courier New"/>
+          <w:rFonts w:ascii="Times New Roman" w:hAnsi="Times New Roman" w:eastAsia="Times New Roman"/>
           <w:b w:val="0"/>
-          <w:i w:val="0"/>
+          <w:i/>
           <w:sz w:val="28"/>
         </w:rPr>
         <w:t>−13,18 %</w:t>
@@ -13240,9 +13340,9 @@
       </w:r>
       <w:r>
         <w:rPr>
-          <w:rFonts w:ascii="Courier New" w:hAnsi="Courier New" w:eastAsia="Courier New"/>
+          <w:rFonts w:ascii="Times New Roman" w:hAnsi="Times New Roman" w:eastAsia="Times New Roman"/>
           <w:b w:val="0"/>
-          <w:i w:val="0"/>
+          <w:i/>
           <w:sz w:val="28"/>
         </w:rPr>
         <w:t>−20,63 %</w:t>
@@ -13258,9 +13358,9 @@
       </w:r>
       <w:r>
         <w:rPr>
-          <w:rFonts w:ascii="Courier New" w:hAnsi="Courier New" w:eastAsia="Courier New"/>
+          <w:rFonts w:ascii="Times New Roman" w:hAnsi="Times New Roman" w:eastAsia="Times New Roman"/>
           <w:b w:val="0"/>
-          <w:i w:val="0"/>
+          <w:i/>
           <w:sz w:val="28"/>
         </w:rPr>
         <w:t>−40,48 %</w:t>
@@ -13277,8 +13377,9 @@
     </w:p>
     <w:p>
       <w:pPr>
-        <w:pStyle w:val="ListNumber"/>
-        <w:spacing w:line="324" w:lineRule="auto" w:before="0" w:after="40"/>
+        <w:spacing w:line="360" w:lineRule="auto" w:before="0" w:after="80"/>
+        <w:ind w:left="709" w:hanging="369"/>
+        <w:jc w:val="both"/>
       </w:pPr>
       <w:r>
         <w:rPr>
@@ -13287,13 +13388,14 @@
           <w:i w:val="0"/>
           <w:sz w:val="28"/>
         </w:rPr>
-        <w:t>В задании 2 по набору предложений выявлены вероятные проблемы ассортимента, поставок, структуры, технологии и контроля. Предложения трактуются как гипотезы и требуют проверки данными, а не как готовый диагноз.</w:t>
+        <w:t>5. В задании 2 по набору предложений выявлены вероятные проблемы ассортимента, поставок, структуры, технологии и контроля. Предложения трактуются как гипотезы и требуют проверки данными, а не как готовый диагноз.</w:t>
       </w:r>
     </w:p>
     <w:p>
       <w:pPr>
-        <w:pStyle w:val="ListNumber"/>
-        <w:spacing w:line="324" w:lineRule="auto" w:before="0" w:after="40"/>
+        <w:spacing w:line="360" w:lineRule="auto" w:before="0" w:after="80"/>
+        <w:ind w:left="709" w:hanging="369"/>
+        <w:jc w:val="both"/>
       </w:pPr>
       <w:r>
         <w:rPr>
@@ -13302,7 +13404,7 @@
           <w:i w:val="0"/>
           <w:sz w:val="28"/>
         </w:rPr>
-        <w:t xml:space="preserve">В собственном кейсе «Вектор-Пак» выбран поэтапный вариант диверсификации. Его ожидаемый результат — </w:t>
+        <w:t xml:space="preserve">6. В собственном кейсе «Вектор-Пак» выбран поэтапный вариант диверсификации. Его ожидаемый результат - </w:t>
       </w:r>
       <w:r>
         <w:rPr>
@@ -13320,7 +13422,7 @@
           <w:i w:val="0"/>
           <w:sz w:val="28"/>
         </w:rPr>
-        <w:t xml:space="preserve">, а взвешенная оценка — </w:t>
+        <w:t xml:space="preserve">, а взвешенная оценка - </w:t>
       </w:r>
       <w:r>
         <w:rPr>
@@ -13360,8 +13462,9 @@
     </w:p>
     <w:p>
       <w:pPr>
-        <w:pStyle w:val="ListNumber"/>
-        <w:spacing w:line="324" w:lineRule="auto" w:before="0" w:after="40"/>
+        <w:spacing w:line="360" w:lineRule="auto" w:before="0" w:after="80"/>
+        <w:ind w:left="709" w:hanging="369"/>
+        <w:jc w:val="both"/>
       </w:pPr>
       <w:r>
         <w:rPr>
@@ -13370,13 +13473,14 @@
           <w:i w:val="0"/>
           <w:sz w:val="28"/>
         </w:rPr>
-        <w:t>Ценность сценарного метода состоит не в угадывании единственного будущего, а в подготовке к нескольким правдоподобным будущим и в явном описании оснований выбора.</w:t>
+        <w:t>1. Ценность сценарного метода состоит не в угадывании единственного будущего, а в подготовке к нескольким правдоподобным будущим и в явном описании оснований выбора.</w:t>
       </w:r>
     </w:p>
     <w:p>
       <w:pPr>
-        <w:pStyle w:val="ListNumber"/>
-        <w:spacing w:line="324" w:lineRule="auto" w:before="0" w:after="40"/>
+        <w:spacing w:line="360" w:lineRule="auto" w:before="0" w:after="80"/>
+        <w:ind w:left="709" w:hanging="369"/>
+        <w:jc w:val="both"/>
       </w:pPr>
       <w:r>
         <w:rPr>
@@ -13385,13 +13489,14 @@
           <w:i w:val="0"/>
           <w:sz w:val="28"/>
         </w:rPr>
-        <w:t>Формула без содержательных допущений может дать ложную точность. В задании 1 специально приведено правило приведения годового объёма к месяцам и правило учёта вероятностей; иной учёт затрат дал бы иные цифры и должен быть отдельно обоснован.</w:t>
+        <w:t>2. Формула без содержательных допущений может дать ложную точность. В задании 1 специально приведено правило приведения годового объёма к месяцам и правило учёта вероятностей; иной учёт затрат дал бы иные цифры и должен быть отдельно обоснован.</w:t>
       </w:r>
     </w:p>
     <w:p>
       <w:pPr>
-        <w:pStyle w:val="ListNumber"/>
-        <w:spacing w:line="324" w:lineRule="auto" w:before="0" w:after="40"/>
+        <w:spacing w:line="360" w:lineRule="auto" w:before="0" w:after="80"/>
+        <w:ind w:left="709" w:hanging="369"/>
+        <w:jc w:val="both"/>
       </w:pPr>
       <w:r>
         <w:rPr>
@@ -13400,13 +13505,14 @@
           <w:i w:val="0"/>
           <w:sz w:val="28"/>
         </w:rPr>
-        <w:t>Выбранный по наиболее вероятному сценарию вариант 3 в задании 1 не является безусловно безопасным, поскольку при пессимистическом развитии он убыточен. Поэтому рациональная стратегия сочетается с тактикой пилота, лимита затрат и заранее заданных контрольных условий.</w:t>
+        <w:t>3. Выбранный по наиболее вероятному сценарию вариант 3 в задании 1 не является безусловно безопасным, поскольку при пессимистическом развитии он убыточен. Поэтому рациональная стратегия сочетается с тактикой пилота, лимита затрат и заранее заданных контрольных условий.</w:t>
       </w:r>
     </w:p>
     <w:p>
       <w:pPr>
-        <w:pStyle w:val="ListNumber"/>
-        <w:spacing w:line="324" w:lineRule="auto" w:before="0" w:after="40"/>
+        <w:spacing w:line="360" w:lineRule="auto" w:before="0" w:after="80"/>
+        <w:ind w:left="709" w:hanging="369"/>
+        <w:jc w:val="both"/>
       </w:pPr>
       <w:r>
         <w:rPr>
@@ -13415,13 +13521,14 @@
           <w:i w:val="0"/>
           <w:sz w:val="28"/>
         </w:rPr>
-        <w:t>В задании 2 нельзя выбирать капиталоёмкую технологию только потому, что она выглядит современной. Сначала нужны показатели спроса, поставок, качества, мощности, финансов и распределения полномочий.</w:t>
+        <w:t>4. В задании 2 нельзя выбирать капиталоёмкую технологию только потому, что она выглядит современной. Сначала нужны показатели спроса, поставок, качества, мощности, финансов и распределения полномочий.</w:t>
       </w:r>
     </w:p>
     <w:p>
       <w:pPr>
-        <w:pStyle w:val="ListNumber"/>
-        <w:spacing w:line="324" w:lineRule="auto" w:before="0" w:after="40"/>
+        <w:spacing w:line="360" w:lineRule="auto" w:before="0" w:after="80"/>
+        <w:ind w:left="709" w:hanging="369"/>
+        <w:jc w:val="both"/>
       </w:pPr>
       <w:r>
         <w:rPr>
@@ -13430,13 +13537,14 @@
           <w:i w:val="0"/>
           <w:sz w:val="28"/>
         </w:rPr>
-        <w:t>В собственном кейсе не выбран вариант с наибольшим оптимистическим выигрышем, потому что стратегия должна удовлетворять нескольким критериям: доходность, защита от неблагоприятного развития, снижение зависимости от клиентов и инвестиционное ограничение.</w:t>
+        <w:t>5. В собственном кейсе не выбран вариант с наибольшим оптимистическим выигрышем, потому что стратегия должна удовлетворять нескольким критериям: доходность, защита от неблагоприятного развития, снижение зависимости от клиентов и инвестиционное ограничение.</w:t>
       </w:r>
     </w:p>
     <w:p>
       <w:pPr>
-        <w:pStyle w:val="ListNumber"/>
-        <w:spacing w:line="324" w:lineRule="auto" w:before="0" w:after="40"/>
+        <w:spacing w:line="360" w:lineRule="auto" w:before="0" w:after="80"/>
+        <w:ind w:left="709" w:hanging="369"/>
+        <w:jc w:val="both"/>
       </w:pPr>
       <w:r>
         <w:rPr>
@@ -13445,7 +13553,15 @@
           <w:i w:val="0"/>
           <w:sz w:val="28"/>
         </w:rPr>
-        <w:t>Сценарий должен регулярно пересматриваться. Если меняются цена сырья, спрос, доступность финансирования или поведение клиентов, изменяются и предпосылки, а затем — тактика либо сама стратегия.</w:t>
+        <w:t>6. Сценарий должен регулярно пересматриваться. Если меняются цена сырья, спрос, доступность финансирования или поведение клиентов, изменяются и предпосылки, а затем - тактика либо сама стратегия.</w:t>
+      </w:r>
+    </w:p>
+    <w:p>
+      <w:pPr>
+        <w:spacing w:line="240" w:lineRule="auto" w:before="0" w:after="0"/>
+      </w:pPr>
+      <w:r>
+        <w:br w:type="page"/>
       </w:r>
     </w:p>
     <w:p>
@@ -13467,8 +13583,9 @@
     </w:p>
     <w:p>
       <w:pPr>
-        <w:pStyle w:val="ListNumber"/>
-        <w:spacing w:line="324" w:lineRule="auto" w:before="0" w:after="40"/>
+        <w:spacing w:line="360" w:lineRule="auto" w:before="0" w:after="80"/>
+        <w:ind w:left="709" w:hanging="369"/>
+        <w:jc w:val="both"/>
       </w:pPr>
       <w:r>
         <w:rPr>
@@ -13477,13 +13594,14 @@
           <w:i w:val="0"/>
           <w:sz w:val="28"/>
         </w:rPr>
-        <w:t>Лукычёва Л. И. Управление организацией: учебное пособие по специальности «Менеджмент организации» / Л. И. Лукычёва; под ред. Ю. П. Анискина. — 3-е изд., стер. — М.: Омега-Л, 2006. — 360 с. — ISBN 5-98119-986-5. — С. 153–155, 181–183.</w:t>
+        <w:t>1. Лукычёва Л. И. Управление организацией: учебное пособие по специальности «Менеджмент организации» / Л. И. Лукычёва; под ред. Ю. П. Анискина. - 3-е изд., стер. - М.: Омега-Л, 2006. - 360 с. - ISBN 5-98119-986-5. - С. 153–155, 181–183.</w:t>
       </w:r>
     </w:p>
     <w:p>
       <w:pPr>
-        <w:pStyle w:val="ListNumber"/>
-        <w:spacing w:line="324" w:lineRule="auto" w:before="0" w:after="40"/>
+        <w:spacing w:line="360" w:lineRule="auto" w:before="0" w:after="80"/>
+        <w:ind w:left="709" w:hanging="369"/>
+        <w:jc w:val="both"/>
       </w:pPr>
       <w:r>
         <w:rPr>
@@ -13492,7 +13610,7 @@
           <w:i w:val="0"/>
           <w:sz w:val="28"/>
         </w:rPr>
-        <w:t>International Organization for Standardization. ISO 31000:2018. Risk management — Guidelines. — Geneva: ISO, 2018.</w:t>
+        <w:t>2. International Organization for Standardization. ISO 31000:2018. Risk management - Guidelines. - Geneva: ISO, 2018.</w:t>
       </w:r>
     </w:p>
     <w:p>
@@ -13524,6 +13642,7 @@
       <w:pPr>
         <w:spacing w:line="360" w:lineRule="auto" w:before="0" w:after="80"/>
         <w:ind w:firstLine="709"/>
+        <w:jc w:val="both"/>
       </w:pPr>
       <w:r>
         <w:rPr>
@@ -13541,13 +13660,14 @@
           <w:i w:val="0"/>
           <w:sz w:val="28"/>
         </w:rPr>
-        <w:t xml:space="preserve"> — желаемое состояние или результат, к которому направлено управленческое действие.</w:t>
+        <w:t xml:space="preserve"> - желаемое состояние или результат, к которому направлено управленческое действие.</w:t>
       </w:r>
     </w:p>
     <w:p>
       <w:pPr>
         <w:spacing w:line="360" w:lineRule="auto" w:before="0" w:after="80"/>
         <w:ind w:firstLine="709"/>
+        <w:jc w:val="both"/>
       </w:pPr>
       <w:r>
         <w:rPr>
@@ -13565,13 +13685,14 @@
           <w:i w:val="0"/>
           <w:sz w:val="28"/>
         </w:rPr>
-        <w:t xml:space="preserve"> — конкретное действие или подцель, выполнение которой необходимо для достижения цели в заданных условиях и сроке.</w:t>
+        <w:t xml:space="preserve"> - конкретное действие или подцель, выполнение которой необходимо для достижения цели в заданных условиях и сроке.</w:t>
       </w:r>
     </w:p>
     <w:p>
       <w:pPr>
         <w:spacing w:line="360" w:lineRule="auto" w:before="0" w:after="80"/>
         <w:ind w:firstLine="709"/>
+        <w:jc w:val="both"/>
       </w:pPr>
       <w:r>
         <w:rPr>
@@ -13589,13 +13710,14 @@
           <w:i w:val="0"/>
           <w:sz w:val="28"/>
         </w:rPr>
-        <w:t xml:space="preserve"> — правило, показатель или признак, по которому сравниваются альтернативы и обосновывается выбор.</w:t>
+        <w:t xml:space="preserve"> - правило, показатель или признак, по которому сравниваются альтернативы и обосновывается выбор.</w:t>
       </w:r>
     </w:p>
     <w:p>
       <w:pPr>
         <w:spacing w:line="360" w:lineRule="auto" w:before="0" w:after="80"/>
         <w:ind w:firstLine="709"/>
+        <w:jc w:val="both"/>
       </w:pPr>
       <w:r>
         <w:rPr>
@@ -13613,13 +13735,14 @@
           <w:i w:val="0"/>
           <w:sz w:val="28"/>
         </w:rPr>
-        <w:t xml:space="preserve"> — внутренне согласованное описание возможного будущего состояния объекта и условий, которые к нему приводят.</w:t>
+        <w:t xml:space="preserve"> - внутренне согласованное описание возможного будущего состояния объекта и условий, которые к нему приводят.</w:t>
       </w:r>
     </w:p>
     <w:p>
       <w:pPr>
         <w:spacing w:line="360" w:lineRule="auto" w:before="0" w:after="80"/>
         <w:ind w:firstLine="709"/>
+        <w:jc w:val="both"/>
       </w:pPr>
       <w:r>
         <w:rPr>
@@ -13637,13 +13760,14 @@
           <w:i w:val="0"/>
           <w:sz w:val="28"/>
         </w:rPr>
-        <w:t xml:space="preserve"> — один из сравниваемых способов достижения цели; выбор одной альтернативы обычно исключает или ограничивает другую.</w:t>
+        <w:t xml:space="preserve"> - один из сравниваемых способов достижения цели; выбор одной альтернативы обычно исключает или ограничивает другую.</w:t>
       </w:r>
     </w:p>
     <w:p>
       <w:pPr>
         <w:spacing w:line="360" w:lineRule="auto" w:before="0" w:after="80"/>
         <w:ind w:firstLine="709"/>
+        <w:jc w:val="both"/>
       </w:pPr>
       <w:r>
         <w:rPr>
@@ -13661,13 +13785,14 @@
           <w:i w:val="0"/>
           <w:sz w:val="28"/>
         </w:rPr>
-        <w:t xml:space="preserve"> — условный тип лица, принимающего решение по правилу maximax: выбирает альтернативу с наибольшим из возможных выигрышей и принимает высокий риск.</w:t>
+        <w:t xml:space="preserve"> - условный тип лица, принимающего решение по правилу maximax: выбирает альтернативу с наибольшим из возможных выигрышей и принимает высокий риск.</w:t>
       </w:r>
     </w:p>
     <w:p>
       <w:pPr>
         <w:spacing w:line="360" w:lineRule="auto" w:before="0" w:after="80"/>
         <w:ind w:firstLine="709"/>
+        <w:jc w:val="both"/>
       </w:pPr>
       <w:r>
         <w:rPr>
@@ -13685,13 +13810,14 @@
           <w:i w:val="0"/>
           <w:sz w:val="28"/>
         </w:rPr>
-        <w:t xml:space="preserve"> — условный тип лица, принимающего решение по правилу maximin: выбирает альтернативу с наилучшим из её худших результатов.</w:t>
+        <w:t xml:space="preserve"> - условный тип лица, принимающего решение по правилу maximin: выбирает альтернативу с наилучшим из её худших результатов.</w:t>
       </w:r>
     </w:p>
     <w:p>
       <w:pPr>
         <w:spacing w:line="360" w:lineRule="auto" w:before="0" w:after="80"/>
         <w:ind w:firstLine="709"/>
+        <w:jc w:val="both"/>
       </w:pPr>
       <w:r>
         <w:rPr>
@@ -13709,13 +13835,14 @@
           <w:i w:val="0"/>
           <w:sz w:val="28"/>
         </w:rPr>
-        <w:t xml:space="preserve"> — условный тип лица, принимающего решение, который опирается на наиболее вероятный сценарий или обоснованное ожидаемое значение, не игнорируя ограничения и риск.</w:t>
+        <w:t xml:space="preserve"> - условный тип лица, принимающего решение, который опирается на наиболее вероятный сценарий или обоснованное ожидаемое значение, не игнорируя ограничения и риск.</w:t>
       </w:r>
     </w:p>
     <w:p>
       <w:pPr>
         <w:spacing w:line="360" w:lineRule="auto" w:before="0" w:after="80"/>
         <w:ind w:firstLine="709"/>
+        <w:jc w:val="both"/>
       </w:pPr>
       <w:r>
         <w:rPr>
@@ -13733,13 +13860,14 @@
           <w:i w:val="0"/>
           <w:sz w:val="28"/>
         </w:rPr>
-        <w:t xml:space="preserve"> — долгосрочное направление и система принципов достижения целей организации при распределении ресурсов.</w:t>
+        <w:t xml:space="preserve"> - долгосрочное направление и система принципов достижения целей организации при распределении ресурсов.</w:t>
       </w:r>
     </w:p>
     <w:p>
       <w:pPr>
         <w:spacing w:line="360" w:lineRule="auto" w:before="0" w:after="80"/>
         <w:ind w:firstLine="709"/>
+        <w:jc w:val="both"/>
       </w:pPr>
       <w:r>
         <w:rPr>
@@ -13757,13 +13885,14 @@
           <w:i w:val="0"/>
           <w:sz w:val="28"/>
         </w:rPr>
-        <w:t xml:space="preserve"> — краткосрочные конкретные действия, сроки, ответственные и приёмы реализации выбранной стратегии.</w:t>
+        <w:t xml:space="preserve"> - краткосрочные конкретные действия, сроки, ответственные и приёмы реализации выбранной стратегии.</w:t>
       </w:r>
     </w:p>
     <w:p>
       <w:pPr>
         <w:spacing w:line="360" w:lineRule="auto" w:before="0" w:after="80"/>
         <w:ind w:firstLine="709"/>
+        <w:jc w:val="both"/>
       </w:pPr>
       <w:r>
         <w:rPr>
@@ -13781,13 +13910,14 @@
           <w:i w:val="0"/>
           <w:sz w:val="28"/>
         </w:rPr>
-        <w:t xml:space="preserve"> — структурированное описание реальной или учебной управленческой ситуации, содержащее проблему, участников, факты и необходимость решения.</w:t>
+        <w:t xml:space="preserve"> - структурированное описание реальной или учебной управленческой ситуации, содержащее проблему, участников, факты и необходимость решения.</w:t>
       </w:r>
     </w:p>
     <w:p>
       <w:pPr>
         <w:spacing w:line="360" w:lineRule="auto" w:before="0" w:after="80"/>
         <w:ind w:firstLine="709"/>
+        <w:jc w:val="both"/>
       </w:pPr>
       <w:r>
         <w:rPr>
@@ -13805,13 +13935,14 @@
           <w:i w:val="0"/>
           <w:sz w:val="28"/>
         </w:rPr>
-        <w:t xml:space="preserve"> — разрыв между текущим и желаемым состоянием, который требует управленческого решения при ограничениях и неопределённости.</w:t>
+        <w:t xml:space="preserve"> - разрыв между текущим и желаемым состоянием, который требует управленческого решения при ограничениях и неопределённости.</w:t>
       </w:r>
     </w:p>
     <w:p>
       <w:pPr>
         <w:spacing w:line="360" w:lineRule="auto" w:before="0" w:after="80"/>
         <w:ind w:firstLine="709"/>
+        <w:jc w:val="both"/>
       </w:pPr>
       <w:r>
         <w:rPr>
@@ -13829,13 +13960,14 @@
           <w:i w:val="0"/>
           <w:sz w:val="28"/>
         </w:rPr>
-        <w:t xml:space="preserve"> — состояние, при котором будущее, состав возможных событий или их вероятности известны недостаточно надёжно.</w:t>
+        <w:t xml:space="preserve"> - состояние, при котором будущее, состав возможных событий или их вероятности известны недостаточно надёжно.</w:t>
       </w:r>
     </w:p>
     <w:p>
       <w:pPr>
         <w:spacing w:line="360" w:lineRule="auto" w:before="0" w:after="80"/>
         <w:ind w:firstLine="709"/>
+        <w:jc w:val="both"/>
       </w:pPr>
       <w:r>
         <w:rPr>
@@ -13853,14 +13985,17 @@
           <w:i w:val="0"/>
           <w:sz w:val="28"/>
         </w:rPr>
-        <w:t xml:space="preserve"> — сочетание возможности наступления события и последствий этого события; в отличие от полной неопределённости риск допускает хотя бы приближённую оценку вероятности и ущерба.</w:t>
+        <w:t xml:space="preserve"> - сочетание возможности наступления события и последствий этого события; в отличие от полной неопределённости риск допускает хотя бы приближённую оценку вероятности и ущерба.</w:t>
       </w:r>
     </w:p>
     <w:sectPr>
       <w:footerReference w:type="default" r:id="rId9"/>
+      <w:footerReference w:type="first" r:id="rId10"/>
+      <w:footerReference w:type="even" r:id="rId11"/>
       <w:pgSz w:w="12240" w:h="15840"/>
-      <w:pgMar w:top="1134" w:right="850" w:bottom="1134" w:left="1417" w:header="720" w:footer="720" w:gutter="0"/>
+      <w:pgMar w:top="1134" w:right="850" w:bottom="1134" w:left="1701" w:header="720" w:footer="720" w:gutter="0"/>
       <w:cols w:space="720"/>
+      <w:titlePg/>
       <w:docGrid w:linePitch="360"/>
     </w:sectPr>
   </w:body>
@@ -13877,12 +14012,32 @@
     <w:r>
       <w:rPr>
         <w:rFonts w:ascii="Times New Roman" w:hAnsi="Times New Roman"/>
-        <w:sz w:val="20"/>
+        <w:sz w:val="24"/>
       </w:rPr>
       <w:fldChar w:fldCharType="begin"/>
       <w:instrText xml:space="preserve">PAGE</w:instrText>
       <w:fldChar w:fldCharType="end"/>
     </w:r>
+  </w:p>
+</w:ftr>
+</file>
+
+<file path=word/footer2.xml><?xml version="1.0" encoding="utf-8"?>
+<w:ftr xmlns:m="http://schemas.openxmlformats.org/officeDocument/2006/math" xmlns:mc="http://schemas.openxmlformats.org/markup-compatibility/2006" xmlns:mo="http://schemas.microsoft.com/office/mac/office/2008/main" xmlns:mv="urn:schemas-microsoft-com:mac:vml" xmlns:o="urn:schemas-microsoft-com:office:office" xmlns:r="http://schemas.openxmlformats.org/officeDocument/2006/relationships" xmlns:v="urn:schemas-microsoft-com:vml" xmlns:w10="urn:schemas-microsoft-com:office:word" xmlns:w14="http://schemas.microsoft.com/office/word/2010/wordml" xmlns:w="http://schemas.openxmlformats.org/wordprocessingml/2006/main" xmlns:wne="http://schemas.microsoft.com/office/word/2006/wordml" xmlns:wp14="http://schemas.microsoft.com/office/word/2010/wordprocessingDrawing" xmlns:wp="http://schemas.openxmlformats.org/drawingml/2006/wordprocessingDrawing" xmlns:wpc="http://schemas.microsoft.com/office/word/2010/wordprocessingCanvas" xmlns:wpg="http://schemas.microsoft.com/office/word/2010/wordprocessingGroup" xmlns:wpi="http://schemas.microsoft.com/office/word/2010/wordprocessingInk" xmlns:wps="http://schemas.microsoft.com/office/word/2010/wordprocessingShape" mc:Ignorable="w14 wp14">
+  <w:p>
+    <w:pPr>
+      <w:pStyle w:val="Footer"/>
+    </w:pPr>
+  </w:p>
+</w:ftr>
+</file>
+
+<file path=word/footer3.xml><?xml version="1.0" encoding="utf-8"?>
+<w:ftr xmlns:m="http://schemas.openxmlformats.org/officeDocument/2006/math" xmlns:mc="http://schemas.openxmlformats.org/markup-compatibility/2006" xmlns:mo="http://schemas.microsoft.com/office/mac/office/2008/main" xmlns:mv="urn:schemas-microsoft-com:mac:vml" xmlns:o="urn:schemas-microsoft-com:office:office" xmlns:r="http://schemas.openxmlformats.org/officeDocument/2006/relationships" xmlns:v="urn:schemas-microsoft-com:vml" xmlns:w10="urn:schemas-microsoft-com:office:word" xmlns:w14="http://schemas.microsoft.com/office/word/2010/wordml" xmlns:w="http://schemas.openxmlformats.org/wordprocessingml/2006/main" xmlns:wne="http://schemas.microsoft.com/office/word/2006/wordml" xmlns:wp14="http://schemas.microsoft.com/office/word/2010/wordprocessingDrawing" xmlns:wp="http://schemas.openxmlformats.org/drawingml/2006/wordprocessingDrawing" xmlns:wpc="http://schemas.microsoft.com/office/word/2010/wordprocessingCanvas" xmlns:wpg="http://schemas.microsoft.com/office/word/2010/wordprocessingGroup" xmlns:wpi="http://schemas.microsoft.com/office/word/2010/wordprocessingInk" xmlns:wps="http://schemas.microsoft.com/office/word/2010/wordprocessingShape" mc:Ignorable="w14 wp14">
+  <w:p>
+    <w:pPr>
+      <w:pStyle w:val="Footer"/>
+    </w:pPr>
   </w:p>
 </w:ftr>
 </file>

--- a/П-41_Соловьев_АС_ПЗ-07.docx
+++ b/П-41_Соловьев_АС_ПЗ-07.docx
@@ -157,7 +157,7 @@
           <w:i w:val="0"/>
           <w:sz w:val="28"/>
         </w:rPr>
-        <w:t xml:space="preserve"> освоить практическое применение метода сценариев для обоснования управленческого решения в долгосрочной перспективе: выделить альтернативы, сформировать пессимистический, наиболее вероятный и оптимистический варианты будущего, выполнить расчёты по исходным данным, установить критерии выбора стратегии и разработать собственный сценарий [1, с. 153–155, 181–183].</w:t>
+        <w:t xml:space="preserve"> применить метод сценариев для обоснования долгосрочного управленческого решения: рассчитать пессимистический, наиболее вероятный и оптимистический показатели прибыльности и рентабельности по трём вариантам развития рекламной газеты, диагностировать проблемы предприятия по производству мороженого и разработать собственный сценарий развития для кейса «Вектор-Пак» [1, с. 153–155, 181–183].</w:t>
       </w:r>
     </w:p>
     <w:p>
@@ -13594,7 +13594,7 @@
           <w:i w:val="0"/>
           <w:sz w:val="28"/>
         </w:rPr>
-        <w:t>1. Лукычёва Л. И. Управление организацией: учебное пособие по специальности «Менеджмент организации» / Л. И. Лукычёва; под ред. Ю. П. Анискина. - 3-е изд., стер. - М.: Омега-Л, 2006. - 360 с. - ISBN 5-98119-986-5. - С. 153–155, 181–183.</w:t>
+        <w:t>1. Лукичёва Л. И. Управление организацией: учебное пособие по специальности «Менеджмент организации» / Л. И. Лукичёва; под ред. Ю. П. Анискина. - 3-е изд., стер. - М.: Омега-Л, 2006. - 360 с. - ISBN 5-98119-986-5. - С. 153–155, 181–183.</w:t>
       </w:r>
     </w:p>
     <w:p>
